--- a/Tuan5/N02_Schnorr_Tuan5.docx
+++ b/Tuan5/N02_Schnorr_Tuan5.docx
@@ -15,7 +15,7 @@
           <w:szCs w:val="28"/>
         </w:rPr>
         <w:drawing>
-          <wp:anchor distT="0" distB="0" distL="114300" distR="114300" simplePos="0" relativeHeight="251661312" behindDoc="1" locked="0" layoutInCell="1" allowOverlap="1" wp14:anchorId="71D143DC" wp14:editId="34C39131">
+          <wp:anchor distT="0" distB="0" distL="114300" distR="114300" simplePos="0" relativeHeight="251661312" behindDoc="1" locked="0" layoutInCell="1" allowOverlap="1" wp14:anchorId="71D143DC" wp14:editId="079FC519">
             <wp:simplePos x="0" y="0"/>
             <wp:positionH relativeFrom="margin">
               <wp:align>right</wp:align>
@@ -23,8 +23,8 @@
             <wp:positionV relativeFrom="margin">
               <wp:align>top</wp:align>
             </wp:positionV>
-            <wp:extent cx="5754703" cy="8426467"/>
-            <wp:effectExtent l="19050" t="19050" r="17780" b="12700"/>
+            <wp:extent cx="5754015" cy="9011934"/>
+            <wp:effectExtent l="19050" t="19050" r="18415" b="17780"/>
             <wp:wrapNone/>
             <wp:docPr id="132707153" name="image3.jpg"/>
             <wp:cNvGraphicFramePr/>
@@ -51,7 +51,7 @@
                   <pic:spPr>
                     <a:xfrm>
                       <a:off x="0" y="0"/>
-                      <a:ext cx="5754703" cy="8426467"/>
+                      <a:ext cx="5754015" cy="9011934"/>
                     </a:xfrm>
                     <a:prstGeom prst="rect">
                       <a:avLst/>
@@ -111,7 +111,7 @@
           <w:bCs/>
           <w:szCs w:val="28"/>
         </w:rPr>
-        <w:t xml:space="preserve">TRƯỜNG CÔNG NGHỆ THÔNG TIN VÀ TRUYỀN THÔNG </w:t>
+        <w:t>TRƯỜNG CÔNG NGHỆ THÔNG TIN VÀ TRUYỀN THÔNG</w:t>
       </w:r>
     </w:p>
     <w:p>
@@ -119,38 +119,18 @@
         <w:ind w:firstLine="0"/>
         <w:jc w:val="center"/>
         <w:rPr>
-          <w:szCs w:val="28"/>
-        </w:rPr>
-      </w:pPr>
-      <w:r>
-        <w:rPr>
-          <w:szCs w:val="28"/>
-        </w:rPr>
-        <w:t>------</w:t>
-      </w:r>
-      <w:r>
-        <w:rPr>
-          <w:szCs w:val="28"/>
-        </w:rPr>
-        <w:sym w:font="Wingdings 2" w:char="F067"/>
-      </w:r>
-      <w:r>
-        <w:rPr>
-          <w:szCs w:val="28"/>
-        </w:rPr>
-        <w:sym w:font="Wingdings" w:char="F026"/>
-      </w:r>
-      <w:r>
-        <w:rPr>
-          <w:szCs w:val="28"/>
-        </w:rPr>
-        <w:sym w:font="Wingdings 2" w:char="F068"/>
-      </w:r>
-      <w:r>
-        <w:rPr>
-          <w:szCs w:val="28"/>
-        </w:rPr>
-        <w:t>-------</w:t>
+          <w:b/>
+          <w:bCs/>
+          <w:szCs w:val="28"/>
+        </w:rPr>
+      </w:pPr>
+      <w:r>
+        <w:rPr>
+          <w:b/>
+          <w:bCs/>
+          <w:szCs w:val="28"/>
+        </w:rPr>
+        <w:t xml:space="preserve"> </w:t>
       </w:r>
     </w:p>
     <w:p>
@@ -164,14 +144,23 @@
       <w:r>
         <w:rPr>
           <w:b/>
+          <w:bCs/>
           <w:noProof/>
-          <w:szCs w:val="28"/>
+          <w:lang w:val="vi-VN"/>
         </w:rPr>
         <w:drawing>
-          <wp:inline distT="0" distB="0" distL="0" distR="0" wp14:anchorId="44DC9CA1" wp14:editId="5E719F48">
-            <wp:extent cx="1044000" cy="1044000"/>
-            <wp:effectExtent l="0" t="0" r="3810" b="3810"/>
-            <wp:docPr id="959016225" name="Picture 959016225" descr="A yellow and red sign with a star and a red circle with a star and a red star&#10;&#10;Description automatically generated"/>
+          <wp:anchor distT="0" distB="0" distL="114300" distR="114300" simplePos="0" relativeHeight="251662336" behindDoc="1" locked="0" layoutInCell="1" allowOverlap="1" wp14:anchorId="2779F506" wp14:editId="64185B6C">
+            <wp:simplePos x="0" y="0"/>
+            <wp:positionH relativeFrom="margin">
+              <wp:align>center</wp:align>
+            </wp:positionH>
+            <wp:positionV relativeFrom="paragraph">
+              <wp:posOffset>77308</wp:posOffset>
+            </wp:positionV>
+            <wp:extent cx="3300730" cy="565150"/>
+            <wp:effectExtent l="0" t="0" r="0" b="0"/>
+            <wp:wrapTopAndBottom/>
+            <wp:docPr id="1358468069" name="Picture 1358468069" descr="A blue and red logo&#10;&#10;AI-generated content may be incorrect."/>
             <wp:cNvGraphicFramePr>
               <a:graphicFrameLocks xmlns:a="http://schemas.openxmlformats.org/drawingml/2006/main" noChangeAspect="1"/>
             </wp:cNvGraphicFramePr>
@@ -179,8 +168,10 @@
               <a:graphicData uri="http://schemas.openxmlformats.org/drawingml/2006/picture">
                 <pic:pic xmlns:pic="http://schemas.openxmlformats.org/drawingml/2006/picture">
                   <pic:nvPicPr>
-                    <pic:cNvPr id="2" name="Picture 2" descr="A yellow and red sign with a star and a red circle with a star and a red star&#10;&#10;Description automatically generated"/>
-                    <pic:cNvPicPr/>
+                    <pic:cNvPr id="1358468069" name="Picture 1358468069" descr="A blue and red logo&#10;&#10;AI-generated content may be incorrect."/>
+                    <pic:cNvPicPr>
+                      <a:picLocks noChangeAspect="1" noChangeArrowheads="1"/>
+                    </pic:cNvPicPr>
                   </pic:nvPicPr>
                   <pic:blipFill>
                     <a:blip r:embed="rId9" cstate="print">
@@ -190,6 +181,7 @@
                         </a:ext>
                       </a:extLst>
                     </a:blip>
+                    <a:srcRect/>
                     <a:stretch>
                       <a:fillRect/>
                     </a:stretch>
@@ -197,22 +189,27 @@
                   <pic:spPr>
                     <a:xfrm>
                       <a:off x="0" y="0"/>
-                      <a:ext cx="1044000" cy="1044000"/>
+                      <a:ext cx="3300730" cy="565150"/>
                     </a:xfrm>
                     <a:prstGeom prst="rect">
                       <a:avLst/>
                     </a:prstGeom>
+                    <a:noFill/>
+                    <a:ln>
+                      <a:noFill/>
+                    </a:ln>
                   </pic:spPr>
                 </pic:pic>
               </a:graphicData>
             </a:graphic>
-          </wp:inline>
+          </wp:anchor>
         </w:drawing>
       </w:r>
     </w:p>
     <w:p>
       <w:pPr>
         <w:ind w:right="1132" w:firstLine="0"/>
+        <w:jc w:val="center"/>
         <w:rPr>
           <w:b/>
           <w:bCs/>
@@ -227,15 +224,27 @@
         <w:jc w:val="center"/>
         <w:rPr>
           <w:b/>
-          <w:szCs w:val="28"/>
+          <w:bCs/>
+          <w:sz w:val="32"/>
+          <w:szCs w:val="32"/>
         </w:rPr>
       </w:pPr>
       <w:r>
         <w:rPr>
           <w:b/>
-          <w:szCs w:val="28"/>
-        </w:rPr>
-        <w:t>BÁO CÁO THỰC NGHIỆM</w:t>
+          <w:sz w:val="32"/>
+          <w:szCs w:val="32"/>
+        </w:rPr>
+        <w:t xml:space="preserve">BÁO CÁO </w:t>
+      </w:r>
+      <w:r>
+        <w:rPr>
+          <w:b/>
+          <w:bCs/>
+          <w:sz w:val="32"/>
+          <w:szCs w:val="32"/>
+        </w:rPr>
+        <w:t>HỌC PHẦN</w:t>
       </w:r>
     </w:p>
     <w:p>
@@ -244,20 +253,19 @@
         <w:ind w:firstLine="0"/>
         <w:jc w:val="center"/>
         <w:rPr>
-          <w:szCs w:val="28"/>
-        </w:rPr>
-      </w:pPr>
-      <w:r>
-        <w:rPr>
-          <w:szCs w:val="28"/>
-        </w:rPr>
-        <w:t xml:space="preserve">Học phần: </w:t>
-      </w:r>
-      <w:r>
-        <w:rPr>
-          <w:szCs w:val="28"/>
-        </w:rPr>
-        <w:t>An ninh mạng</w:t>
+          <w:b/>
+          <w:sz w:val="32"/>
+          <w:szCs w:val="32"/>
+        </w:rPr>
+      </w:pPr>
+      <w:r>
+        <w:rPr>
+          <w:b/>
+          <w:bCs/>
+          <w:sz w:val="32"/>
+          <w:szCs w:val="32"/>
+        </w:rPr>
+        <w:t>AN NINH MẠNG</w:t>
       </w:r>
     </w:p>
     <w:p>
@@ -268,8 +276,8 @@
         <w:rPr>
           <w:rFonts w:ascii="Times New Roman" w:hAnsi="Times New Roman"/>
           <w:b/>
-          <w:sz w:val="28"/>
-          <w:szCs w:val="28"/>
+          <w:sz w:val="32"/>
+          <w:szCs w:val="32"/>
           <w:u w:val="single"/>
         </w:rPr>
       </w:pPr>
@@ -284,16 +292,16 @@
           <w:rFonts w:ascii="Times New Roman" w:hAnsi="Times New Roman"/>
           <w:b/>
           <w:bCs/>
-          <w:sz w:val="28"/>
-          <w:szCs w:val="28"/>
+          <w:sz w:val="30"/>
+          <w:szCs w:val="30"/>
         </w:rPr>
       </w:pPr>
       <w:r>
         <w:rPr>
           <w:rFonts w:ascii="Times New Roman" w:hAnsi="Times New Roman"/>
           <w:b/>
-          <w:sz w:val="28"/>
-          <w:szCs w:val="28"/>
+          <w:sz w:val="30"/>
+          <w:szCs w:val="30"/>
           <w:u w:val="single"/>
         </w:rPr>
         <w:t>Chủ đề</w:t>
@@ -301,8 +309,8 @@
       <w:r>
         <w:rPr>
           <w:rFonts w:ascii="Times New Roman" w:hAnsi="Times New Roman"/>
-          <w:sz w:val="28"/>
-          <w:szCs w:val="28"/>
+          <w:sz w:val="30"/>
+          <w:szCs w:val="30"/>
           <w:u w:val="single"/>
         </w:rPr>
         <w:t>:</w:t>
@@ -310,8 +318,8 @@
       <w:r>
         <w:rPr>
           <w:rFonts w:ascii="Times New Roman" w:hAnsi="Times New Roman"/>
-          <w:sz w:val="28"/>
-          <w:szCs w:val="28"/>
+          <w:sz w:val="30"/>
+          <w:szCs w:val="30"/>
         </w:rPr>
         <w:t xml:space="preserve"> </w:t>
       </w:r>
@@ -320,8 +328,8 @@
           <w:rFonts w:ascii="Times New Roman" w:hAnsi="Times New Roman"/>
           <w:b/>
           <w:bCs/>
-          <w:sz w:val="28"/>
-          <w:szCs w:val="28"/>
+          <w:sz w:val="30"/>
+          <w:szCs w:val="30"/>
         </w:rPr>
         <w:t>Chữ ký số Schnorr và ứng dụng trong xác thực dữ liệ</w:t>
       </w:r>
@@ -330,8 +338,8 @@
           <w:rFonts w:ascii="Times New Roman" w:hAnsi="Times New Roman"/>
           <w:b/>
           <w:bCs/>
-          <w:sz w:val="28"/>
-          <w:szCs w:val="28"/>
+          <w:sz w:val="30"/>
+          <w:szCs w:val="30"/>
         </w:rPr>
         <w:t xml:space="preserve">u </w:t>
       </w:r>
@@ -346,8 +354,8 @@
           <w:rFonts w:ascii="Times New Roman" w:hAnsi="Times New Roman"/>
           <w:b/>
           <w:bCs/>
-          <w:sz w:val="28"/>
-          <w:szCs w:val="28"/>
+          <w:sz w:val="30"/>
+          <w:szCs w:val="30"/>
         </w:rPr>
       </w:pPr>
       <w:r>
@@ -355,8 +363,8 @@
           <w:rFonts w:ascii="Times New Roman" w:hAnsi="Times New Roman"/>
           <w:b/>
           <w:bCs/>
-          <w:sz w:val="28"/>
-          <w:szCs w:val="28"/>
+          <w:sz w:val="30"/>
+          <w:szCs w:val="30"/>
         </w:rPr>
         <w:t>(Sử dụng ngôn ngữ Java, C#)</w:t>
       </w:r>
@@ -603,16 +611,41 @@
           <w:i/>
           <w:iCs/>
           <w:szCs w:val="28"/>
+        </w:rPr>
+      </w:pPr>
+      <w:bookmarkStart w:id="0" w:name="_Toc231834896"/>
+    </w:p>
+    <w:p>
+      <w:pPr>
+        <w:spacing w:line="360" w:lineRule="auto"/>
+        <w:ind w:firstLine="0"/>
+        <w:jc w:val="center"/>
+        <w:rPr>
+          <w:i/>
+          <w:iCs/>
+          <w:szCs w:val="28"/>
+        </w:rPr>
+      </w:pPr>
+    </w:p>
+    <w:p>
+      <w:pPr>
+        <w:spacing w:line="360" w:lineRule="auto"/>
+        <w:ind w:firstLine="0"/>
+        <w:jc w:val="center"/>
+        <w:rPr>
+          <w:i/>
+          <w:iCs/>
+          <w:szCs w:val="28"/>
           <w:lang w:val="vi-VN"/>
         </w:rPr>
         <w:sectPr>
+          <w:type w:val="continuous"/>
           <w:pgSz w:w="11906" w:h="16838" w:code="9"/>
           <w:pgMar w:top="1418" w:right="1134" w:bottom="1134" w:left="1985" w:header="720" w:footer="720" w:gutter="0"/>
           <w:cols w:space="720"/>
           <w:docGrid w:linePitch="381"/>
         </w:sectPr>
       </w:pPr>
-      <w:bookmarkStart w:id="0" w:name="_Toc231834896"/>
       <w:r>
         <w:rPr>
           <w:i/>
@@ -631,7 +664,7 @@
         <w:t>6</w:t>
       </w:r>
     </w:p>
-    <w:bookmarkStart w:id="1" w:name="_Toc231851111" w:displacedByCustomXml="next"/>
+    <w:bookmarkStart w:id="1" w:name="_Toc231994741" w:displacedByCustomXml="next"/>
     <w:sdt>
       <w:sdtPr>
         <w:rPr>
@@ -674,7 +707,7 @@
           <w:pPr>
             <w:pStyle w:val="TOC1"/>
             <w:tabs>
-              <w:tab w:val="right" w:leader="dot" w:pos="9111"/>
+              <w:tab w:val="right" w:leader="dot" w:pos="8777"/>
             </w:tabs>
             <w:rPr>
               <w:rFonts w:asciiTheme="minorHAnsi" w:eastAsiaTheme="minorEastAsia" w:hAnsiTheme="minorHAnsi" w:cstheme="minorBidi"/>
@@ -701,7 +734,7 @@
             </w:rPr>
             <w:fldChar w:fldCharType="separate"/>
           </w:r>
-          <w:hyperlink w:anchor="_Toc231851111" w:history="1">
+          <w:hyperlink w:anchor="_Toc231994741" w:history="1">
             <w:r>
               <w:rPr>
                 <w:rStyle w:val="Hyperlink"/>
@@ -728,7 +761,7 @@
                 <w:noProof/>
                 <w:webHidden/>
               </w:rPr>
-              <w:instrText xml:space="preserve"> PAGEREF _Toc231851111 \h </w:instrText>
+              <w:instrText xml:space="preserve"> PAGEREF _Toc231994741 \h </w:instrText>
             </w:r>
             <w:r>
               <w:rPr>
@@ -763,7 +796,7 @@
           <w:pPr>
             <w:pStyle w:val="TOC1"/>
             <w:tabs>
-              <w:tab w:val="right" w:leader="dot" w:pos="9111"/>
+              <w:tab w:val="right" w:leader="dot" w:pos="8777"/>
             </w:tabs>
             <w:rPr>
               <w:rFonts w:asciiTheme="minorHAnsi" w:eastAsiaTheme="minorEastAsia" w:hAnsiTheme="minorHAnsi" w:cstheme="minorBidi"/>
@@ -772,7 +805,7 @@
               <w:sz w:val="24"/>
             </w:rPr>
           </w:pPr>
-          <w:hyperlink w:anchor="_Toc231851112" w:history="1">
+          <w:hyperlink w:anchor="_Toc231994742" w:history="1">
             <w:r>
               <w:rPr>
                 <w:rStyle w:val="Hyperlink"/>
@@ -799,7 +832,7 @@
                 <w:noProof/>
                 <w:webHidden/>
               </w:rPr>
-              <w:instrText xml:space="preserve"> PAGEREF _Toc231851112 \h </w:instrText>
+              <w:instrText xml:space="preserve"> PAGEREF _Toc231994742 \h </w:instrText>
             </w:r>
             <w:r>
               <w:rPr>
@@ -834,7 +867,7 @@
           <w:pPr>
             <w:pStyle w:val="TOC1"/>
             <w:tabs>
-              <w:tab w:val="right" w:leader="dot" w:pos="9111"/>
+              <w:tab w:val="right" w:leader="dot" w:pos="8777"/>
             </w:tabs>
             <w:rPr>
               <w:rFonts w:asciiTheme="minorHAnsi" w:eastAsiaTheme="minorEastAsia" w:hAnsiTheme="minorHAnsi" w:cstheme="minorBidi"/>
@@ -843,7 +876,7 @@
               <w:sz w:val="24"/>
             </w:rPr>
           </w:pPr>
-          <w:hyperlink w:anchor="_Toc231851113" w:history="1">
+          <w:hyperlink w:anchor="_Toc231994743" w:history="1">
             <w:r>
               <w:rPr>
                 <w:rStyle w:val="Hyperlink"/>
@@ -870,7 +903,7 @@
                 <w:noProof/>
                 <w:webHidden/>
               </w:rPr>
-              <w:instrText xml:space="preserve"> PAGEREF _Toc231851113 \h </w:instrText>
+              <w:instrText xml:space="preserve"> PAGEREF _Toc231994743 \h </w:instrText>
             </w:r>
             <w:r>
               <w:rPr>
@@ -905,7 +938,7 @@
           <w:pPr>
             <w:pStyle w:val="TOC1"/>
             <w:tabs>
-              <w:tab w:val="right" w:leader="dot" w:pos="9111"/>
+              <w:tab w:val="right" w:leader="dot" w:pos="8777"/>
             </w:tabs>
             <w:rPr>
               <w:rFonts w:asciiTheme="minorHAnsi" w:eastAsiaTheme="minorEastAsia" w:hAnsiTheme="minorHAnsi" w:cstheme="minorBidi"/>
@@ -914,7 +947,7 @@
               <w:sz w:val="24"/>
             </w:rPr>
           </w:pPr>
-          <w:hyperlink w:anchor="_Toc231851114" w:history="1">
+          <w:hyperlink w:anchor="_Toc231994744" w:history="1">
             <w:r>
               <w:rPr>
                 <w:rStyle w:val="Hyperlink"/>
@@ -941,7 +974,7 @@
                 <w:noProof/>
                 <w:webHidden/>
               </w:rPr>
-              <w:instrText xml:space="preserve"> PAGEREF _Toc231851114 \h </w:instrText>
+              <w:instrText xml:space="preserve"> PAGEREF _Toc231994744 \h </w:instrText>
             </w:r>
             <w:r>
               <w:rPr>
@@ -976,7 +1009,7 @@
           <w:pPr>
             <w:pStyle w:val="TOC1"/>
             <w:tabs>
-              <w:tab w:val="right" w:leader="dot" w:pos="9111"/>
+              <w:tab w:val="right" w:leader="dot" w:pos="8777"/>
             </w:tabs>
             <w:rPr>
               <w:rFonts w:asciiTheme="minorHAnsi" w:eastAsiaTheme="minorEastAsia" w:hAnsiTheme="minorHAnsi" w:cstheme="minorBidi"/>
@@ -985,7 +1018,7 @@
               <w:sz w:val="24"/>
             </w:rPr>
           </w:pPr>
-          <w:hyperlink w:anchor="_Toc231851115" w:history="1">
+          <w:hyperlink w:anchor="_Toc231994745" w:history="1">
             <w:r>
               <w:rPr>
                 <w:rStyle w:val="Hyperlink"/>
@@ -1012,7 +1045,7 @@
                 <w:noProof/>
                 <w:webHidden/>
               </w:rPr>
-              <w:instrText xml:space="preserve"> PAGEREF _Toc231851115 \h </w:instrText>
+              <w:instrText xml:space="preserve"> PAGEREF _Toc231994745 \h </w:instrText>
             </w:r>
             <w:r>
               <w:rPr>
@@ -1053,7 +1086,7 @@
               <w:sz w:val="24"/>
             </w:rPr>
           </w:pPr>
-          <w:hyperlink w:anchor="_Toc231851116" w:history="1">
+          <w:hyperlink w:anchor="_Toc231994746" w:history="1">
             <w:r>
               <w:rPr>
                 <w:rStyle w:val="Hyperlink"/>
@@ -1080,7 +1113,7 @@
                 <w:noProof/>
                 <w:webHidden/>
               </w:rPr>
-              <w:instrText xml:space="preserve"> PAGEREF _Toc231851116 \h </w:instrText>
+              <w:instrText xml:space="preserve"> PAGEREF _Toc231994746 \h </w:instrText>
             </w:r>
             <w:r>
               <w:rPr>
@@ -1114,9 +1147,6 @@
         <w:p>
           <w:pPr>
             <w:pStyle w:val="TOC3"/>
-            <w:tabs>
-              <w:tab w:val="right" w:leader="dot" w:pos="9111"/>
-            </w:tabs>
             <w:rPr>
               <w:rFonts w:asciiTheme="minorHAnsi" w:eastAsiaTheme="minorEastAsia" w:hAnsiTheme="minorHAnsi" w:cstheme="minorBidi"/>
               <w:noProof/>
@@ -1124,7 +1154,7 @@
               <w:sz w:val="24"/>
             </w:rPr>
           </w:pPr>
-          <w:hyperlink w:anchor="_Toc231851117" w:history="1">
+          <w:hyperlink w:anchor="_Toc231994747" w:history="1">
             <w:r>
               <w:rPr>
                 <w:rStyle w:val="Hyperlink"/>
@@ -1151,7 +1181,7 @@
                 <w:noProof/>
                 <w:webHidden/>
               </w:rPr>
-              <w:instrText xml:space="preserve"> PAGEREF _Toc231851117 \h </w:instrText>
+              <w:instrText xml:space="preserve"> PAGEREF _Toc231994747 \h </w:instrText>
             </w:r>
             <w:r>
               <w:rPr>
@@ -1171,7 +1201,7 @@
                 <w:noProof/>
                 <w:webHidden/>
               </w:rPr>
-              <w:t>2</w:t>
+              <w:t>1</w:t>
             </w:r>
             <w:r>
               <w:rPr>
@@ -1185,9 +1215,6 @@
         <w:p>
           <w:pPr>
             <w:pStyle w:val="TOC3"/>
-            <w:tabs>
-              <w:tab w:val="right" w:leader="dot" w:pos="9111"/>
-            </w:tabs>
             <w:rPr>
               <w:rFonts w:asciiTheme="minorHAnsi" w:eastAsiaTheme="minorEastAsia" w:hAnsiTheme="minorHAnsi" w:cstheme="minorBidi"/>
               <w:noProof/>
@@ -1195,7 +1222,7 @@
               <w:sz w:val="24"/>
             </w:rPr>
           </w:pPr>
-          <w:hyperlink w:anchor="_Toc231851118" w:history="1">
+          <w:hyperlink w:anchor="_Toc231994748" w:history="1">
             <w:r>
               <w:rPr>
                 <w:rStyle w:val="Hyperlink"/>
@@ -1222,7 +1249,7 @@
                 <w:noProof/>
                 <w:webHidden/>
               </w:rPr>
-              <w:instrText xml:space="preserve"> PAGEREF _Toc231851118 \h </w:instrText>
+              <w:instrText xml:space="preserve"> PAGEREF _Toc231994748 \h </w:instrText>
             </w:r>
             <w:r>
               <w:rPr>
@@ -1242,7 +1269,7 @@
                 <w:noProof/>
                 <w:webHidden/>
               </w:rPr>
-              <w:t>3</w:t>
+              <w:t>2</w:t>
             </w:r>
             <w:r>
               <w:rPr>
@@ -1256,9 +1283,6 @@
         <w:p>
           <w:pPr>
             <w:pStyle w:val="TOC3"/>
-            <w:tabs>
-              <w:tab w:val="right" w:leader="dot" w:pos="9111"/>
-            </w:tabs>
             <w:rPr>
               <w:rFonts w:asciiTheme="minorHAnsi" w:eastAsiaTheme="minorEastAsia" w:hAnsiTheme="minorHAnsi" w:cstheme="minorBidi"/>
               <w:noProof/>
@@ -1266,7 +1290,7 @@
               <w:sz w:val="24"/>
             </w:rPr>
           </w:pPr>
-          <w:hyperlink w:anchor="_Toc231851119" w:history="1">
+          <w:hyperlink w:anchor="_Toc231994749" w:history="1">
             <w:r>
               <w:rPr>
                 <w:rStyle w:val="Hyperlink"/>
@@ -1293,7 +1317,7 @@
                 <w:noProof/>
                 <w:webHidden/>
               </w:rPr>
-              <w:instrText xml:space="preserve"> PAGEREF _Toc231851119 \h </w:instrText>
+              <w:instrText xml:space="preserve"> PAGEREF _Toc231994749 \h </w:instrText>
             </w:r>
             <w:r>
               <w:rPr>
@@ -1313,7 +1337,7 @@
                 <w:noProof/>
                 <w:webHidden/>
               </w:rPr>
-              <w:t>4</w:t>
+              <w:t>3</w:t>
             </w:r>
             <w:r>
               <w:rPr>
@@ -1327,9 +1351,6 @@
         <w:p>
           <w:pPr>
             <w:pStyle w:val="TOC3"/>
-            <w:tabs>
-              <w:tab w:val="right" w:leader="dot" w:pos="9111"/>
-            </w:tabs>
             <w:rPr>
               <w:rFonts w:asciiTheme="minorHAnsi" w:eastAsiaTheme="minorEastAsia" w:hAnsiTheme="minorHAnsi" w:cstheme="minorBidi"/>
               <w:noProof/>
@@ -1337,7 +1358,7 @@
               <w:sz w:val="24"/>
             </w:rPr>
           </w:pPr>
-          <w:hyperlink w:anchor="_Toc231851120" w:history="1">
+          <w:hyperlink w:anchor="_Toc231994750" w:history="1">
             <w:r>
               <w:rPr>
                 <w:rStyle w:val="Hyperlink"/>
@@ -1364,7 +1385,7 @@
                 <w:noProof/>
                 <w:webHidden/>
               </w:rPr>
-              <w:instrText xml:space="preserve"> PAGEREF _Toc231851120 \h </w:instrText>
+              <w:instrText xml:space="preserve"> PAGEREF _Toc231994750 \h </w:instrText>
             </w:r>
             <w:r>
               <w:rPr>
@@ -1398,9 +1419,6 @@
         <w:p>
           <w:pPr>
             <w:pStyle w:val="TOC3"/>
-            <w:tabs>
-              <w:tab w:val="right" w:leader="dot" w:pos="9111"/>
-            </w:tabs>
             <w:rPr>
               <w:rFonts w:asciiTheme="minorHAnsi" w:eastAsiaTheme="minorEastAsia" w:hAnsiTheme="minorHAnsi" w:cstheme="minorBidi"/>
               <w:noProof/>
@@ -1408,7 +1426,7 @@
               <w:sz w:val="24"/>
             </w:rPr>
           </w:pPr>
-          <w:hyperlink w:anchor="_Toc231851121" w:history="1">
+          <w:hyperlink w:anchor="_Toc231994751" w:history="1">
             <w:r>
               <w:rPr>
                 <w:rStyle w:val="Hyperlink"/>
@@ -1435,7 +1453,7 @@
                 <w:noProof/>
                 <w:webHidden/>
               </w:rPr>
-              <w:instrText xml:space="preserve"> PAGEREF _Toc231851121 \h </w:instrText>
+              <w:instrText xml:space="preserve"> PAGEREF _Toc231994751 \h </w:instrText>
             </w:r>
             <w:r>
               <w:rPr>
@@ -1455,7 +1473,7 @@
                 <w:noProof/>
                 <w:webHidden/>
               </w:rPr>
-              <w:t>6</w:t>
+              <w:t>5</w:t>
             </w:r>
             <w:r>
               <w:rPr>
@@ -1469,9 +1487,6 @@
         <w:p>
           <w:pPr>
             <w:pStyle w:val="TOC3"/>
-            <w:tabs>
-              <w:tab w:val="right" w:leader="dot" w:pos="9111"/>
-            </w:tabs>
             <w:rPr>
               <w:rFonts w:asciiTheme="minorHAnsi" w:eastAsiaTheme="minorEastAsia" w:hAnsiTheme="minorHAnsi" w:cstheme="minorBidi"/>
               <w:noProof/>
@@ -1479,7 +1494,7 @@
               <w:sz w:val="24"/>
             </w:rPr>
           </w:pPr>
-          <w:hyperlink w:anchor="_Toc231851122" w:history="1">
+          <w:hyperlink w:anchor="_Toc231994752" w:history="1">
             <w:r>
               <w:rPr>
                 <w:rStyle w:val="Hyperlink"/>
@@ -1506,7 +1521,7 @@
                 <w:noProof/>
                 <w:webHidden/>
               </w:rPr>
-              <w:instrText xml:space="preserve"> PAGEREF _Toc231851122 \h </w:instrText>
+              <w:instrText xml:space="preserve"> PAGEREF _Toc231994752 \h </w:instrText>
             </w:r>
             <w:r>
               <w:rPr>
@@ -1547,7 +1562,7 @@
               <w:sz w:val="24"/>
             </w:rPr>
           </w:pPr>
-          <w:hyperlink w:anchor="_Toc231851123" w:history="1">
+          <w:hyperlink w:anchor="_Toc231994753" w:history="1">
             <w:r>
               <w:rPr>
                 <w:rStyle w:val="Hyperlink"/>
@@ -1574,7 +1589,7 @@
                 <w:noProof/>
                 <w:webHidden/>
               </w:rPr>
-              <w:instrText xml:space="preserve"> PAGEREF _Toc231851123 \h </w:instrText>
+              <w:instrText xml:space="preserve"> PAGEREF _Toc231994753 \h </w:instrText>
             </w:r>
             <w:r>
               <w:rPr>
@@ -1608,9 +1623,6 @@
         <w:p>
           <w:pPr>
             <w:pStyle w:val="TOC3"/>
-            <w:tabs>
-              <w:tab w:val="right" w:leader="dot" w:pos="9111"/>
-            </w:tabs>
             <w:rPr>
               <w:rFonts w:asciiTheme="minorHAnsi" w:eastAsiaTheme="minorEastAsia" w:hAnsiTheme="minorHAnsi" w:cstheme="minorBidi"/>
               <w:noProof/>
@@ -1618,7 +1630,7 @@
               <w:sz w:val="24"/>
             </w:rPr>
           </w:pPr>
-          <w:hyperlink w:anchor="_Toc231851124" w:history="1">
+          <w:hyperlink w:anchor="_Toc231994754" w:history="1">
             <w:r>
               <w:rPr>
                 <w:rStyle w:val="Hyperlink"/>
@@ -1645,7 +1657,7 @@
                 <w:noProof/>
                 <w:webHidden/>
               </w:rPr>
-              <w:instrText xml:space="preserve"> PAGEREF _Toc231851124 \h </w:instrText>
+              <w:instrText xml:space="preserve"> PAGEREF _Toc231994754 \h </w:instrText>
             </w:r>
             <w:r>
               <w:rPr>
@@ -1679,9 +1691,6 @@
         <w:p>
           <w:pPr>
             <w:pStyle w:val="TOC3"/>
-            <w:tabs>
-              <w:tab w:val="right" w:leader="dot" w:pos="9111"/>
-            </w:tabs>
             <w:rPr>
               <w:rFonts w:asciiTheme="minorHAnsi" w:eastAsiaTheme="minorEastAsia" w:hAnsiTheme="minorHAnsi" w:cstheme="minorBidi"/>
               <w:noProof/>
@@ -1689,7 +1698,7 @@
               <w:sz w:val="24"/>
             </w:rPr>
           </w:pPr>
-          <w:hyperlink w:anchor="_Toc231851125" w:history="1">
+          <w:hyperlink w:anchor="_Toc231994755" w:history="1">
             <w:r>
               <w:rPr>
                 <w:rStyle w:val="Hyperlink"/>
@@ -1716,7 +1725,7 @@
                 <w:noProof/>
                 <w:webHidden/>
               </w:rPr>
-              <w:instrText xml:space="preserve"> PAGEREF _Toc231851125 \h </w:instrText>
+              <w:instrText xml:space="preserve"> PAGEREF _Toc231994755 \h </w:instrText>
             </w:r>
             <w:r>
               <w:rPr>
@@ -1750,9 +1759,6 @@
         <w:p>
           <w:pPr>
             <w:pStyle w:val="TOC3"/>
-            <w:tabs>
-              <w:tab w:val="right" w:leader="dot" w:pos="9111"/>
-            </w:tabs>
             <w:rPr>
               <w:rFonts w:asciiTheme="minorHAnsi" w:eastAsiaTheme="minorEastAsia" w:hAnsiTheme="minorHAnsi" w:cstheme="minorBidi"/>
               <w:noProof/>
@@ -1760,7 +1766,7 @@
               <w:sz w:val="24"/>
             </w:rPr>
           </w:pPr>
-          <w:hyperlink w:anchor="_Toc231851126" w:history="1">
+          <w:hyperlink w:anchor="_Toc231994756" w:history="1">
             <w:r>
               <w:rPr>
                 <w:rStyle w:val="Hyperlink"/>
@@ -1787,7 +1793,7 @@
                 <w:noProof/>
                 <w:webHidden/>
               </w:rPr>
-              <w:instrText xml:space="preserve"> PAGEREF _Toc231851126 \h </w:instrText>
+              <w:instrText xml:space="preserve"> PAGEREF _Toc231994756 \h </w:instrText>
             </w:r>
             <w:r>
               <w:rPr>
@@ -1807,7 +1813,7 @@
                 <w:noProof/>
                 <w:webHidden/>
               </w:rPr>
-              <w:t>9</w:t>
+              <w:t>8</w:t>
             </w:r>
             <w:r>
               <w:rPr>
@@ -1821,9 +1827,6 @@
         <w:p>
           <w:pPr>
             <w:pStyle w:val="TOC3"/>
-            <w:tabs>
-              <w:tab w:val="right" w:leader="dot" w:pos="9111"/>
-            </w:tabs>
             <w:rPr>
               <w:rFonts w:asciiTheme="minorHAnsi" w:eastAsiaTheme="minorEastAsia" w:hAnsiTheme="minorHAnsi" w:cstheme="minorBidi"/>
               <w:noProof/>
@@ -1831,7 +1834,7 @@
               <w:sz w:val="24"/>
             </w:rPr>
           </w:pPr>
-          <w:hyperlink w:anchor="_Toc231851127" w:history="1">
+          <w:hyperlink w:anchor="_Toc231994757" w:history="1">
             <w:r>
               <w:rPr>
                 <w:rStyle w:val="Hyperlink"/>
@@ -1858,7 +1861,7 @@
                 <w:noProof/>
                 <w:webHidden/>
               </w:rPr>
-              <w:instrText xml:space="preserve"> PAGEREF _Toc231851127 \h </w:instrText>
+              <w:instrText xml:space="preserve"> PAGEREF _Toc231994757 \h </w:instrText>
             </w:r>
             <w:r>
               <w:rPr>
@@ -1892,9 +1895,6 @@
         <w:p>
           <w:pPr>
             <w:pStyle w:val="TOC3"/>
-            <w:tabs>
-              <w:tab w:val="right" w:leader="dot" w:pos="9111"/>
-            </w:tabs>
             <w:rPr>
               <w:rFonts w:asciiTheme="minorHAnsi" w:eastAsiaTheme="minorEastAsia" w:hAnsiTheme="minorHAnsi" w:cstheme="minorBidi"/>
               <w:noProof/>
@@ -1902,7 +1902,7 @@
               <w:sz w:val="24"/>
             </w:rPr>
           </w:pPr>
-          <w:hyperlink w:anchor="_Toc231851128" w:history="1">
+          <w:hyperlink w:anchor="_Toc231994758" w:history="1">
             <w:r>
               <w:rPr>
                 <w:rStyle w:val="Hyperlink"/>
@@ -1929,7 +1929,7 @@
                 <w:noProof/>
                 <w:webHidden/>
               </w:rPr>
-              <w:instrText xml:space="preserve"> PAGEREF _Toc231851128 \h </w:instrText>
+              <w:instrText xml:space="preserve"> PAGEREF _Toc231994758 \h </w:instrText>
             </w:r>
             <w:r>
               <w:rPr>
@@ -1970,7 +1970,7 @@
               <w:sz w:val="24"/>
             </w:rPr>
           </w:pPr>
-          <w:hyperlink w:anchor="_Toc231851129" w:history="1">
+          <w:hyperlink w:anchor="_Toc231994759" w:history="1">
             <w:r>
               <w:rPr>
                 <w:rStyle w:val="Hyperlink"/>
@@ -1997,7 +1997,7 @@
                 <w:noProof/>
                 <w:webHidden/>
               </w:rPr>
-              <w:instrText xml:space="preserve"> PAGEREF _Toc231851129 \h </w:instrText>
+              <w:instrText xml:space="preserve"> PAGEREF _Toc231994759 \h </w:instrText>
             </w:r>
             <w:r>
               <w:rPr>
@@ -2017,7 +2017,7 @@
                 <w:noProof/>
                 <w:webHidden/>
               </w:rPr>
-              <w:t>10</w:t>
+              <w:t>9</w:t>
             </w:r>
             <w:r>
               <w:rPr>
@@ -2031,8 +2031,144 @@
         <w:p>
           <w:pPr>
             <w:pStyle w:val="TOC3"/>
+            <w:rPr>
+              <w:rFonts w:asciiTheme="minorHAnsi" w:eastAsiaTheme="minorEastAsia" w:hAnsiTheme="minorHAnsi" w:cstheme="minorBidi"/>
+              <w:noProof/>
+              <w:color w:val="auto"/>
+              <w:sz w:val="24"/>
+            </w:rPr>
+          </w:pPr>
+          <w:hyperlink w:anchor="_Toc231994760" w:history="1">
+            <w:r>
+              <w:rPr>
+                <w:rStyle w:val="Hyperlink"/>
+                <w:noProof/>
+              </w:rPr>
+              <w:t>1.3.1. Lý do nghiên cứu</w:t>
+            </w:r>
+            <w:r>
+              <w:rPr>
+                <w:noProof/>
+                <w:webHidden/>
+              </w:rPr>
+              <w:tab/>
+            </w:r>
+            <w:r>
+              <w:rPr>
+                <w:noProof/>
+                <w:webHidden/>
+              </w:rPr>
+              <w:fldChar w:fldCharType="begin"/>
+            </w:r>
+            <w:r>
+              <w:rPr>
+                <w:noProof/>
+                <w:webHidden/>
+              </w:rPr>
+              <w:instrText xml:space="preserve"> PAGEREF _Toc231994760 \h </w:instrText>
+            </w:r>
+            <w:r>
+              <w:rPr>
+                <w:noProof/>
+                <w:webHidden/>
+              </w:rPr>
+            </w:r>
+            <w:r>
+              <w:rPr>
+                <w:noProof/>
+                <w:webHidden/>
+              </w:rPr>
+              <w:fldChar w:fldCharType="separate"/>
+            </w:r>
+            <w:r>
+              <w:rPr>
+                <w:noProof/>
+                <w:webHidden/>
+              </w:rPr>
+              <w:t>10</w:t>
+            </w:r>
+            <w:r>
+              <w:rPr>
+                <w:noProof/>
+                <w:webHidden/>
+              </w:rPr>
+              <w:fldChar w:fldCharType="end"/>
+            </w:r>
+          </w:hyperlink>
+        </w:p>
+        <w:p>
+          <w:pPr>
+            <w:pStyle w:val="TOC3"/>
+            <w:rPr>
+              <w:rFonts w:asciiTheme="minorHAnsi" w:eastAsiaTheme="minorEastAsia" w:hAnsiTheme="minorHAnsi" w:cstheme="minorBidi"/>
+              <w:noProof/>
+              <w:color w:val="auto"/>
+              <w:sz w:val="24"/>
+            </w:rPr>
+          </w:pPr>
+          <w:hyperlink w:anchor="_Toc231994761" w:history="1">
+            <w:r>
+              <w:rPr>
+                <w:rStyle w:val="Hyperlink"/>
+                <w:noProof/>
+              </w:rPr>
+              <w:t>1.3.2. Các nội dung nghiên cứu</w:t>
+            </w:r>
+            <w:r>
+              <w:rPr>
+                <w:noProof/>
+                <w:webHidden/>
+              </w:rPr>
+              <w:tab/>
+            </w:r>
+            <w:r>
+              <w:rPr>
+                <w:noProof/>
+                <w:webHidden/>
+              </w:rPr>
+              <w:fldChar w:fldCharType="begin"/>
+            </w:r>
+            <w:r>
+              <w:rPr>
+                <w:noProof/>
+                <w:webHidden/>
+              </w:rPr>
+              <w:instrText xml:space="preserve"> PAGEREF _Toc231994761 \h </w:instrText>
+            </w:r>
+            <w:r>
+              <w:rPr>
+                <w:noProof/>
+                <w:webHidden/>
+              </w:rPr>
+            </w:r>
+            <w:r>
+              <w:rPr>
+                <w:noProof/>
+                <w:webHidden/>
+              </w:rPr>
+              <w:fldChar w:fldCharType="separate"/>
+            </w:r>
+            <w:r>
+              <w:rPr>
+                <w:noProof/>
+                <w:webHidden/>
+              </w:rPr>
+              <w:t>10</w:t>
+            </w:r>
+            <w:r>
+              <w:rPr>
+                <w:noProof/>
+                <w:webHidden/>
+              </w:rPr>
+              <w:fldChar w:fldCharType="end"/>
+            </w:r>
+          </w:hyperlink>
+        </w:p>
+        <w:p>
+          <w:pPr>
+            <w:pStyle w:val="TOC1"/>
             <w:tabs>
-              <w:tab w:val="right" w:leader="dot" w:pos="9111"/>
+              <w:tab w:val="right" w:leader="dot" w:pos="8777"/>
             </w:tabs>
             <w:rPr>
               <w:rFonts w:asciiTheme="minorHAnsi" w:eastAsiaTheme="minorEastAsia" w:hAnsiTheme="minorHAnsi" w:cstheme="minorBidi"/>
@@ -2041,13 +2177,13 @@
               <w:sz w:val="24"/>
             </w:rPr>
           </w:pPr>
-          <w:hyperlink w:anchor="_Toc231851130" w:history="1">
+          <w:hyperlink w:anchor="_Toc231994762" w:history="1">
             <w:r>
               <w:rPr>
                 <w:rStyle w:val="Hyperlink"/>
                 <w:noProof/>
               </w:rPr>
-              <w:t>1.3.1. Lý do nghiên cứu</w:t>
+              <w:t>CHƯƠNG 2: KẾT QUẢ NGHIÊN CỨU</w:t>
             </w:r>
             <w:r>
               <w:rPr>
@@ -2068,149 +2204,7 @@
                 <w:noProof/>
                 <w:webHidden/>
               </w:rPr>
-              <w:instrText xml:space="preserve"> PAGEREF _Toc231851130 \h </w:instrText>
-            </w:r>
-            <w:r>
-              <w:rPr>
-                <w:noProof/>
-                <w:webHidden/>
-              </w:rPr>
-            </w:r>
-            <w:r>
-              <w:rPr>
-                <w:noProof/>
-                <w:webHidden/>
-              </w:rPr>
-              <w:fldChar w:fldCharType="separate"/>
-            </w:r>
-            <w:r>
-              <w:rPr>
-                <w:noProof/>
-                <w:webHidden/>
-              </w:rPr>
-              <w:t>10</w:t>
-            </w:r>
-            <w:r>
-              <w:rPr>
-                <w:noProof/>
-                <w:webHidden/>
-              </w:rPr>
-              <w:fldChar w:fldCharType="end"/>
-            </w:r>
-          </w:hyperlink>
-        </w:p>
-        <w:p>
-          <w:pPr>
-            <w:pStyle w:val="TOC3"/>
-            <w:tabs>
-              <w:tab w:val="right" w:leader="dot" w:pos="9111"/>
-            </w:tabs>
-            <w:rPr>
-              <w:rFonts w:asciiTheme="minorHAnsi" w:eastAsiaTheme="minorEastAsia" w:hAnsiTheme="minorHAnsi" w:cstheme="minorBidi"/>
-              <w:noProof/>
-              <w:color w:val="auto"/>
-              <w:sz w:val="24"/>
-            </w:rPr>
-          </w:pPr>
-          <w:hyperlink w:anchor="_Toc231851131" w:history="1">
-            <w:r>
-              <w:rPr>
-                <w:rStyle w:val="Hyperlink"/>
-                <w:noProof/>
-              </w:rPr>
-              <w:t>1.3.2. Các nội dung nghiên cứu</w:t>
-            </w:r>
-            <w:r>
-              <w:rPr>
-                <w:noProof/>
-                <w:webHidden/>
-              </w:rPr>
-              <w:tab/>
-            </w:r>
-            <w:r>
-              <w:rPr>
-                <w:noProof/>
-                <w:webHidden/>
-              </w:rPr>
-              <w:fldChar w:fldCharType="begin"/>
-            </w:r>
-            <w:r>
-              <w:rPr>
-                <w:noProof/>
-                <w:webHidden/>
-              </w:rPr>
-              <w:instrText xml:space="preserve"> PAGEREF _Toc231851131 \h </w:instrText>
-            </w:r>
-            <w:r>
-              <w:rPr>
-                <w:noProof/>
-                <w:webHidden/>
-              </w:rPr>
-            </w:r>
-            <w:r>
-              <w:rPr>
-                <w:noProof/>
-                <w:webHidden/>
-              </w:rPr>
-              <w:fldChar w:fldCharType="separate"/>
-            </w:r>
-            <w:r>
-              <w:rPr>
-                <w:noProof/>
-                <w:webHidden/>
-              </w:rPr>
-              <w:t>11</w:t>
-            </w:r>
-            <w:r>
-              <w:rPr>
-                <w:noProof/>
-                <w:webHidden/>
-              </w:rPr>
-              <w:fldChar w:fldCharType="end"/>
-            </w:r>
-          </w:hyperlink>
-        </w:p>
-        <w:p>
-          <w:pPr>
-            <w:pStyle w:val="TOC1"/>
-            <w:tabs>
-              <w:tab w:val="right" w:leader="dot" w:pos="9111"/>
-            </w:tabs>
-            <w:rPr>
-              <w:rFonts w:asciiTheme="minorHAnsi" w:eastAsiaTheme="minorEastAsia" w:hAnsiTheme="minorHAnsi" w:cstheme="minorBidi"/>
-              <w:noProof/>
-              <w:color w:val="auto"/>
-              <w:sz w:val="24"/>
-            </w:rPr>
-          </w:pPr>
-          <w:hyperlink w:anchor="_Toc231851132" w:history="1">
-            <w:r>
-              <w:rPr>
-                <w:rStyle w:val="Hyperlink"/>
-                <w:noProof/>
-              </w:rPr>
-              <w:t>CHƯƠNG 2: KẾT QUẢ NGHIÊN CỨU</w:t>
-            </w:r>
-            <w:r>
-              <w:rPr>
-                <w:noProof/>
-                <w:webHidden/>
-              </w:rPr>
-              <w:tab/>
-            </w:r>
-            <w:r>
-              <w:rPr>
-                <w:noProof/>
-                <w:webHidden/>
-              </w:rPr>
-              <w:fldChar w:fldCharType="begin"/>
-            </w:r>
-            <w:r>
-              <w:rPr>
-                <w:noProof/>
-                <w:webHidden/>
-              </w:rPr>
-              <w:instrText xml:space="preserve"> PAGEREF _Toc231851132 \h </w:instrText>
+              <w:instrText xml:space="preserve"> PAGEREF _Toc231994762 \h </w:instrText>
             </w:r>
             <w:r>
               <w:rPr>
@@ -2251,7 +2245,7 @@
               <w:sz w:val="24"/>
             </w:rPr>
           </w:pPr>
-          <w:hyperlink w:anchor="_Toc231851133" w:history="1">
+          <w:hyperlink w:anchor="_Toc231994763" w:history="1">
             <w:r>
               <w:rPr>
                 <w:rStyle w:val="Hyperlink"/>
@@ -2278,7 +2272,7 @@
                 <w:noProof/>
                 <w:webHidden/>
               </w:rPr>
-              <w:instrText xml:space="preserve"> PAGEREF _Toc231851133 \h </w:instrText>
+              <w:instrText xml:space="preserve"> PAGEREF _Toc231994763 \h </w:instrText>
             </w:r>
             <w:r>
               <w:rPr>
@@ -2312,9 +2306,6 @@
         <w:p>
           <w:pPr>
             <w:pStyle w:val="TOC3"/>
-            <w:tabs>
-              <w:tab w:val="right" w:leader="dot" w:pos="9111"/>
-            </w:tabs>
             <w:rPr>
               <w:rFonts w:asciiTheme="minorHAnsi" w:eastAsiaTheme="minorEastAsia" w:hAnsiTheme="minorHAnsi" w:cstheme="minorBidi"/>
               <w:noProof/>
@@ -2322,7 +2313,7 @@
               <w:sz w:val="24"/>
             </w:rPr>
           </w:pPr>
-          <w:hyperlink w:anchor="_Toc231851134" w:history="1">
+          <w:hyperlink w:anchor="_Toc231994764" w:history="1">
             <w:r>
               <w:rPr>
                 <w:rStyle w:val="Hyperlink"/>
@@ -2349,7 +2340,7 @@
                 <w:noProof/>
                 <w:webHidden/>
               </w:rPr>
-              <w:instrText xml:space="preserve"> PAGEREF _Toc231851134 \h </w:instrText>
+              <w:instrText xml:space="preserve"> PAGEREF _Toc231994764 \h </w:instrText>
             </w:r>
             <w:r>
               <w:rPr>
@@ -2383,9 +2374,6 @@
         <w:p>
           <w:pPr>
             <w:pStyle w:val="TOC3"/>
-            <w:tabs>
-              <w:tab w:val="right" w:leader="dot" w:pos="9111"/>
-            </w:tabs>
             <w:rPr>
               <w:rFonts w:asciiTheme="minorHAnsi" w:eastAsiaTheme="minorEastAsia" w:hAnsiTheme="minorHAnsi" w:cstheme="minorBidi"/>
               <w:noProof/>
@@ -2393,7 +2381,7 @@
               <w:sz w:val="24"/>
             </w:rPr>
           </w:pPr>
-          <w:hyperlink w:anchor="_Toc231851135" w:history="1">
+          <w:hyperlink w:anchor="_Toc231994765" w:history="1">
             <w:r>
               <w:rPr>
                 <w:rStyle w:val="Hyperlink"/>
@@ -2420,7 +2408,7 @@
                 <w:noProof/>
                 <w:webHidden/>
               </w:rPr>
-              <w:instrText xml:space="preserve"> PAGEREF _Toc231851135 \h </w:instrText>
+              <w:instrText xml:space="preserve"> PAGEREF _Toc231994765 \h </w:instrText>
             </w:r>
             <w:r>
               <w:rPr>
@@ -2454,9 +2442,6 @@
         <w:p>
           <w:pPr>
             <w:pStyle w:val="TOC3"/>
-            <w:tabs>
-              <w:tab w:val="right" w:leader="dot" w:pos="9111"/>
-            </w:tabs>
             <w:rPr>
               <w:rFonts w:asciiTheme="minorHAnsi" w:eastAsiaTheme="minorEastAsia" w:hAnsiTheme="minorHAnsi" w:cstheme="minorBidi"/>
               <w:noProof/>
@@ -2464,7 +2449,7 @@
               <w:sz w:val="24"/>
             </w:rPr>
           </w:pPr>
-          <w:hyperlink w:anchor="_Toc231851136" w:history="1">
+          <w:hyperlink w:anchor="_Toc231994766" w:history="1">
             <w:r>
               <w:rPr>
                 <w:rStyle w:val="Hyperlink"/>
@@ -2491,7 +2476,7 @@
                 <w:noProof/>
                 <w:webHidden/>
               </w:rPr>
-              <w:instrText xml:space="preserve"> PAGEREF _Toc231851136 \h </w:instrText>
+              <w:instrText xml:space="preserve"> PAGEREF _Toc231994766 \h </w:instrText>
             </w:r>
             <w:r>
               <w:rPr>
@@ -2525,9 +2510,6 @@
         <w:p>
           <w:pPr>
             <w:pStyle w:val="TOC3"/>
-            <w:tabs>
-              <w:tab w:val="right" w:leader="dot" w:pos="9111"/>
-            </w:tabs>
             <w:rPr>
               <w:rFonts w:asciiTheme="minorHAnsi" w:eastAsiaTheme="minorEastAsia" w:hAnsiTheme="minorHAnsi" w:cstheme="minorBidi"/>
               <w:noProof/>
@@ -2535,7 +2517,7 @@
               <w:sz w:val="24"/>
             </w:rPr>
           </w:pPr>
-          <w:hyperlink w:anchor="_Toc231851137" w:history="1">
+          <w:hyperlink w:anchor="_Toc231994767" w:history="1">
             <w:r>
               <w:rPr>
                 <w:rStyle w:val="Hyperlink"/>
@@ -2562,7 +2544,7 @@
                 <w:noProof/>
                 <w:webHidden/>
               </w:rPr>
-              <w:instrText xml:space="preserve"> PAGEREF _Toc231851137 \h </w:instrText>
+              <w:instrText xml:space="preserve"> PAGEREF _Toc231994767 \h </w:instrText>
             </w:r>
             <w:r>
               <w:rPr>
@@ -2596,9 +2578,6 @@
         <w:p>
           <w:pPr>
             <w:pStyle w:val="TOC3"/>
-            <w:tabs>
-              <w:tab w:val="right" w:leader="dot" w:pos="9111"/>
-            </w:tabs>
             <w:rPr>
               <w:rFonts w:asciiTheme="minorHAnsi" w:eastAsiaTheme="minorEastAsia" w:hAnsiTheme="minorHAnsi" w:cstheme="minorBidi"/>
               <w:noProof/>
@@ -2606,7 +2585,7 @@
               <w:sz w:val="24"/>
             </w:rPr>
           </w:pPr>
-          <w:hyperlink w:anchor="_Toc231851138" w:history="1">
+          <w:hyperlink w:anchor="_Toc231994768" w:history="1">
             <w:r>
               <w:rPr>
                 <w:rStyle w:val="Hyperlink"/>
@@ -2633,7 +2612,7 @@
                 <w:noProof/>
                 <w:webHidden/>
               </w:rPr>
-              <w:instrText xml:space="preserve"> PAGEREF _Toc231851138 \h </w:instrText>
+              <w:instrText xml:space="preserve"> PAGEREF _Toc231994768 \h </w:instrText>
             </w:r>
             <w:r>
               <w:rPr>
@@ -2653,7 +2632,7 @@
                 <w:noProof/>
                 <w:webHidden/>
               </w:rPr>
-              <w:t>15</w:t>
+              <w:t>14</w:t>
             </w:r>
             <w:r>
               <w:rPr>
@@ -2674,7 +2653,7 @@
               <w:sz w:val="24"/>
             </w:rPr>
           </w:pPr>
-          <w:hyperlink w:anchor="_Toc231851139" w:history="1">
+          <w:hyperlink w:anchor="_Toc231994769" w:history="1">
             <w:r>
               <w:rPr>
                 <w:rStyle w:val="Hyperlink"/>
@@ -2701,7 +2680,7 @@
                 <w:noProof/>
                 <w:webHidden/>
               </w:rPr>
-              <w:instrText xml:space="preserve"> PAGEREF _Toc231851139 \h </w:instrText>
+              <w:instrText xml:space="preserve"> PAGEREF _Toc231994769 \h </w:instrText>
             </w:r>
             <w:r>
               <w:rPr>
@@ -2735,9 +2714,6 @@
         <w:p>
           <w:pPr>
             <w:pStyle w:val="TOC3"/>
-            <w:tabs>
-              <w:tab w:val="right" w:leader="dot" w:pos="9111"/>
-            </w:tabs>
             <w:rPr>
               <w:rFonts w:asciiTheme="minorHAnsi" w:eastAsiaTheme="minorEastAsia" w:hAnsiTheme="minorHAnsi" w:cstheme="minorBidi"/>
               <w:noProof/>
@@ -2745,7 +2721,7 @@
               <w:sz w:val="24"/>
             </w:rPr>
           </w:pPr>
-          <w:hyperlink w:anchor="_Toc231851140" w:history="1">
+          <w:hyperlink w:anchor="_Toc231994770" w:history="1">
             <w:r>
               <w:rPr>
                 <w:rStyle w:val="Hyperlink"/>
@@ -2772,7 +2748,7 @@
                 <w:noProof/>
                 <w:webHidden/>
               </w:rPr>
-              <w:instrText xml:space="preserve"> PAGEREF _Toc231851140 \h </w:instrText>
+              <w:instrText xml:space="preserve"> PAGEREF _Toc231994770 \h </w:instrText>
             </w:r>
             <w:r>
               <w:rPr>
@@ -2806,9 +2782,6 @@
         <w:p>
           <w:pPr>
             <w:pStyle w:val="TOC3"/>
-            <w:tabs>
-              <w:tab w:val="right" w:leader="dot" w:pos="9111"/>
-            </w:tabs>
             <w:rPr>
               <w:rFonts w:asciiTheme="minorHAnsi" w:eastAsiaTheme="minorEastAsia" w:hAnsiTheme="minorHAnsi" w:cstheme="minorBidi"/>
               <w:noProof/>
@@ -2816,7 +2789,7 @@
               <w:sz w:val="24"/>
             </w:rPr>
           </w:pPr>
-          <w:hyperlink w:anchor="_Toc231851141" w:history="1">
+          <w:hyperlink w:anchor="_Toc231994771" w:history="1">
             <w:r>
               <w:rPr>
                 <w:rStyle w:val="Hyperlink"/>
@@ -2843,7 +2816,7 @@
                 <w:noProof/>
                 <w:webHidden/>
               </w:rPr>
-              <w:instrText xml:space="preserve"> PAGEREF _Toc231851141 \h </w:instrText>
+              <w:instrText xml:space="preserve"> PAGEREF _Toc231994771 \h </w:instrText>
             </w:r>
             <w:r>
               <w:rPr>
@@ -2863,7 +2836,7 @@
                 <w:noProof/>
                 <w:webHidden/>
               </w:rPr>
-              <w:t>17</w:t>
+              <w:t>16</w:t>
             </w:r>
             <w:r>
               <w:rPr>
@@ -2877,9 +2850,6 @@
         <w:p>
           <w:pPr>
             <w:pStyle w:val="TOC3"/>
-            <w:tabs>
-              <w:tab w:val="right" w:leader="dot" w:pos="9111"/>
-            </w:tabs>
             <w:rPr>
               <w:rFonts w:asciiTheme="minorHAnsi" w:eastAsiaTheme="minorEastAsia" w:hAnsiTheme="minorHAnsi" w:cstheme="minorBidi"/>
               <w:noProof/>
@@ -2887,7 +2857,7 @@
               <w:sz w:val="24"/>
             </w:rPr>
           </w:pPr>
-          <w:hyperlink w:anchor="_Toc231851142" w:history="1">
+          <w:hyperlink w:anchor="_Toc231994772" w:history="1">
             <w:r>
               <w:rPr>
                 <w:rStyle w:val="Hyperlink"/>
@@ -2914,7 +2884,7 @@
                 <w:noProof/>
                 <w:webHidden/>
               </w:rPr>
-              <w:instrText xml:space="preserve"> PAGEREF _Toc231851142 \h </w:instrText>
+              <w:instrText xml:space="preserve"> PAGEREF _Toc231994772 \h </w:instrText>
             </w:r>
             <w:r>
               <w:rPr>
@@ -2948,9 +2918,6 @@
         <w:p>
           <w:pPr>
             <w:pStyle w:val="TOC3"/>
-            <w:tabs>
-              <w:tab w:val="right" w:leader="dot" w:pos="9111"/>
-            </w:tabs>
             <w:rPr>
               <w:rFonts w:asciiTheme="minorHAnsi" w:eastAsiaTheme="minorEastAsia" w:hAnsiTheme="minorHAnsi" w:cstheme="minorBidi"/>
               <w:noProof/>
@@ -2958,7 +2925,7 @@
               <w:sz w:val="24"/>
             </w:rPr>
           </w:pPr>
-          <w:hyperlink w:anchor="_Toc231851143" w:history="1">
+          <w:hyperlink w:anchor="_Toc231994773" w:history="1">
             <w:r>
               <w:rPr>
                 <w:rStyle w:val="Hyperlink"/>
@@ -2985,7 +2952,7 @@
                 <w:noProof/>
                 <w:webHidden/>
               </w:rPr>
-              <w:instrText xml:space="preserve"> PAGEREF _Toc231851143 \h </w:instrText>
+              <w:instrText xml:space="preserve"> PAGEREF _Toc231994773 \h </w:instrText>
             </w:r>
             <w:r>
               <w:rPr>
@@ -3005,7 +2972,7 @@
                 <w:noProof/>
                 <w:webHidden/>
               </w:rPr>
-              <w:t>18</w:t>
+              <w:t>17</w:t>
             </w:r>
             <w:r>
               <w:rPr>
@@ -3019,9 +2986,6 @@
         <w:p>
           <w:pPr>
             <w:pStyle w:val="TOC3"/>
-            <w:tabs>
-              <w:tab w:val="right" w:leader="dot" w:pos="9111"/>
-            </w:tabs>
             <w:rPr>
               <w:rFonts w:asciiTheme="minorHAnsi" w:eastAsiaTheme="minorEastAsia" w:hAnsiTheme="minorHAnsi" w:cstheme="minorBidi"/>
               <w:noProof/>
@@ -3029,7 +2993,7 @@
               <w:sz w:val="24"/>
             </w:rPr>
           </w:pPr>
-          <w:hyperlink w:anchor="_Toc231851144" w:history="1">
+          <w:hyperlink w:anchor="_Toc231994774" w:history="1">
             <w:r>
               <w:rPr>
                 <w:rStyle w:val="Hyperlink"/>
@@ -3056,7 +3020,7 @@
                 <w:noProof/>
                 <w:webHidden/>
               </w:rPr>
-              <w:instrText xml:space="preserve"> PAGEREF _Toc231851144 \h </w:instrText>
+              <w:instrText xml:space="preserve"> PAGEREF _Toc231994774 \h </w:instrText>
             </w:r>
             <w:r>
               <w:rPr>
@@ -3090,9 +3054,6 @@
         <w:p>
           <w:pPr>
             <w:pStyle w:val="TOC3"/>
-            <w:tabs>
-              <w:tab w:val="right" w:leader="dot" w:pos="9111"/>
-            </w:tabs>
             <w:rPr>
               <w:rFonts w:asciiTheme="minorHAnsi" w:eastAsiaTheme="minorEastAsia" w:hAnsiTheme="minorHAnsi" w:cstheme="minorBidi"/>
               <w:noProof/>
@@ -3100,7 +3061,7 @@
               <w:sz w:val="24"/>
             </w:rPr>
           </w:pPr>
-          <w:hyperlink w:anchor="_Toc231851145" w:history="1">
+          <w:hyperlink w:anchor="_Toc231994775" w:history="1">
             <w:r>
               <w:rPr>
                 <w:rStyle w:val="Hyperlink"/>
@@ -3127,7 +3088,7 @@
                 <w:noProof/>
                 <w:webHidden/>
               </w:rPr>
-              <w:instrText xml:space="preserve"> PAGEREF _Toc231851145 \h </w:instrText>
+              <w:instrText xml:space="preserve"> PAGEREF _Toc231994775 \h </w:instrText>
             </w:r>
             <w:r>
               <w:rPr>
@@ -3147,7 +3108,7 @@
                 <w:noProof/>
                 <w:webHidden/>
               </w:rPr>
-              <w:t>21</w:t>
+              <w:t>20</w:t>
             </w:r>
             <w:r>
               <w:rPr>
@@ -3161,9 +3122,6 @@
         <w:p>
           <w:pPr>
             <w:pStyle w:val="TOC3"/>
-            <w:tabs>
-              <w:tab w:val="right" w:leader="dot" w:pos="9111"/>
-            </w:tabs>
             <w:rPr>
               <w:rFonts w:asciiTheme="minorHAnsi" w:eastAsiaTheme="minorEastAsia" w:hAnsiTheme="minorHAnsi" w:cstheme="minorBidi"/>
               <w:noProof/>
@@ -3171,7 +3129,7 @@
               <w:sz w:val="24"/>
             </w:rPr>
           </w:pPr>
-          <w:hyperlink w:anchor="_Toc231851146" w:history="1">
+          <w:hyperlink w:anchor="_Toc231994776" w:history="1">
             <w:r>
               <w:rPr>
                 <w:rStyle w:val="Hyperlink"/>
@@ -3198,7 +3156,7 @@
                 <w:noProof/>
                 <w:webHidden/>
               </w:rPr>
-              <w:instrText xml:space="preserve"> PAGEREF _Toc231851146 \h </w:instrText>
+              <w:instrText xml:space="preserve"> PAGEREF _Toc231994776 \h </w:instrText>
             </w:r>
             <w:r>
               <w:rPr>
@@ -3232,9 +3190,6 @@
         <w:p>
           <w:pPr>
             <w:pStyle w:val="TOC3"/>
-            <w:tabs>
-              <w:tab w:val="right" w:leader="dot" w:pos="9111"/>
-            </w:tabs>
             <w:rPr>
               <w:rFonts w:asciiTheme="minorHAnsi" w:eastAsiaTheme="minorEastAsia" w:hAnsiTheme="minorHAnsi" w:cstheme="minorBidi"/>
               <w:noProof/>
@@ -3242,7 +3197,7 @@
               <w:sz w:val="24"/>
             </w:rPr>
           </w:pPr>
-          <w:hyperlink w:anchor="_Toc231851147" w:history="1">
+          <w:hyperlink w:anchor="_Toc231994777" w:history="1">
             <w:r>
               <w:rPr>
                 <w:rStyle w:val="Hyperlink"/>
@@ -3269,7 +3224,7 @@
                 <w:noProof/>
                 <w:webHidden/>
               </w:rPr>
-              <w:instrText xml:space="preserve"> PAGEREF _Toc231851147 \h </w:instrText>
+              <w:instrText xml:space="preserve"> PAGEREF _Toc231994777 \h </w:instrText>
             </w:r>
             <w:r>
               <w:rPr>
@@ -3289,7 +3244,7 @@
                 <w:noProof/>
                 <w:webHidden/>
               </w:rPr>
-              <w:t>23</w:t>
+              <w:t>22</w:t>
             </w:r>
             <w:r>
               <w:rPr>
@@ -3310,7 +3265,7 @@
               <w:sz w:val="24"/>
             </w:rPr>
           </w:pPr>
-          <w:hyperlink w:anchor="_Toc231851148" w:history="1">
+          <w:hyperlink w:anchor="_Toc231994778" w:history="1">
             <w:r>
               <w:rPr>
                 <w:rStyle w:val="Hyperlink"/>
@@ -3337,7 +3292,7 @@
                 <w:noProof/>
                 <w:webHidden/>
               </w:rPr>
-              <w:instrText xml:space="preserve"> PAGEREF _Toc231851148 \h </w:instrText>
+              <w:instrText xml:space="preserve"> PAGEREF _Toc231994778 \h </w:instrText>
             </w:r>
             <w:r>
               <w:rPr>
@@ -3357,7 +3312,7 @@
                 <w:noProof/>
                 <w:webHidden/>
               </w:rPr>
-              <w:t>24</w:t>
+              <w:t>23</w:t>
             </w:r>
             <w:r>
               <w:rPr>
@@ -3371,9 +3326,6 @@
         <w:p>
           <w:pPr>
             <w:pStyle w:val="TOC3"/>
-            <w:tabs>
-              <w:tab w:val="right" w:leader="dot" w:pos="9111"/>
-            </w:tabs>
             <w:rPr>
               <w:rFonts w:asciiTheme="minorHAnsi" w:eastAsiaTheme="minorEastAsia" w:hAnsiTheme="minorHAnsi" w:cstheme="minorBidi"/>
               <w:noProof/>
@@ -3381,7 +3333,7 @@
               <w:sz w:val="24"/>
             </w:rPr>
           </w:pPr>
-          <w:hyperlink w:anchor="_Toc231851149" w:history="1">
+          <w:hyperlink w:anchor="_Toc231994779" w:history="1">
             <w:r>
               <w:rPr>
                 <w:rStyle w:val="Hyperlink"/>
@@ -3408,7 +3360,7 @@
                 <w:noProof/>
                 <w:webHidden/>
               </w:rPr>
-              <w:instrText xml:space="preserve"> PAGEREF _Toc231851149 \h </w:instrText>
+              <w:instrText xml:space="preserve"> PAGEREF _Toc231994779 \h </w:instrText>
             </w:r>
             <w:r>
               <w:rPr>
@@ -3428,7 +3380,7 @@
                 <w:noProof/>
                 <w:webHidden/>
               </w:rPr>
-              <w:t>24</w:t>
+              <w:t>23</w:t>
             </w:r>
             <w:r>
               <w:rPr>
@@ -3442,9 +3394,6 @@
         <w:p>
           <w:pPr>
             <w:pStyle w:val="TOC3"/>
-            <w:tabs>
-              <w:tab w:val="right" w:leader="dot" w:pos="9111"/>
-            </w:tabs>
             <w:rPr>
               <w:rFonts w:asciiTheme="minorHAnsi" w:eastAsiaTheme="minorEastAsia" w:hAnsiTheme="minorHAnsi" w:cstheme="minorBidi"/>
               <w:noProof/>
@@ -3452,7 +3401,7 @@
               <w:sz w:val="24"/>
             </w:rPr>
           </w:pPr>
-          <w:hyperlink w:anchor="_Toc231851150" w:history="1">
+          <w:hyperlink w:anchor="_Toc231994780" w:history="1">
             <w:r>
               <w:rPr>
                 <w:rStyle w:val="Hyperlink"/>
@@ -3479,7 +3428,7 @@
                 <w:noProof/>
                 <w:webHidden/>
               </w:rPr>
-              <w:instrText xml:space="preserve"> PAGEREF _Toc231851150 \h </w:instrText>
+              <w:instrText xml:space="preserve"> PAGEREF _Toc231994780 \h </w:instrText>
             </w:r>
             <w:r>
               <w:rPr>
@@ -3513,9 +3462,6 @@
         <w:p>
           <w:pPr>
             <w:pStyle w:val="TOC3"/>
-            <w:tabs>
-              <w:tab w:val="right" w:leader="dot" w:pos="9111"/>
-            </w:tabs>
             <w:rPr>
               <w:rFonts w:asciiTheme="minorHAnsi" w:eastAsiaTheme="minorEastAsia" w:hAnsiTheme="minorHAnsi" w:cstheme="minorBidi"/>
               <w:noProof/>
@@ -3523,7 +3469,7 @@
               <w:sz w:val="24"/>
             </w:rPr>
           </w:pPr>
-          <w:hyperlink w:anchor="_Toc231851151" w:history="1">
+          <w:hyperlink w:anchor="_Toc231994781" w:history="1">
             <w:r>
               <w:rPr>
                 <w:rStyle w:val="Hyperlink"/>
@@ -3550,7 +3496,7 @@
                 <w:noProof/>
                 <w:webHidden/>
               </w:rPr>
-              <w:instrText xml:space="preserve"> PAGEREF _Toc231851151 \h </w:instrText>
+              <w:instrText xml:space="preserve"> PAGEREF _Toc231994781 \h </w:instrText>
             </w:r>
             <w:r>
               <w:rPr>
@@ -3570,7 +3516,7 @@
                 <w:noProof/>
                 <w:webHidden/>
               </w:rPr>
-              <w:t>26</w:t>
+              <w:t>25</w:t>
             </w:r>
             <w:r>
               <w:rPr>
@@ -3584,9 +3530,6 @@
         <w:p>
           <w:pPr>
             <w:pStyle w:val="TOC3"/>
-            <w:tabs>
-              <w:tab w:val="right" w:leader="dot" w:pos="9111"/>
-            </w:tabs>
             <w:rPr>
               <w:rFonts w:asciiTheme="minorHAnsi" w:eastAsiaTheme="minorEastAsia" w:hAnsiTheme="minorHAnsi" w:cstheme="minorBidi"/>
               <w:noProof/>
@@ -3594,7 +3537,7 @@
               <w:sz w:val="24"/>
             </w:rPr>
           </w:pPr>
-          <w:hyperlink w:anchor="_Toc231851152" w:history="1">
+          <w:hyperlink w:anchor="_Toc231994782" w:history="1">
             <w:r>
               <w:rPr>
                 <w:rStyle w:val="Hyperlink"/>
@@ -3621,7 +3564,7 @@
                 <w:noProof/>
                 <w:webHidden/>
               </w:rPr>
-              <w:instrText xml:space="preserve"> PAGEREF _Toc231851152 \h </w:instrText>
+              <w:instrText xml:space="preserve"> PAGEREF _Toc231994782 \h </w:instrText>
             </w:r>
             <w:r>
               <w:rPr>
@@ -3641,7 +3584,7 @@
                 <w:noProof/>
                 <w:webHidden/>
               </w:rPr>
-              <w:t>27</w:t>
+              <w:t>26</w:t>
             </w:r>
             <w:r>
               <w:rPr>
@@ -3655,9 +3598,6 @@
         <w:p>
           <w:pPr>
             <w:pStyle w:val="TOC3"/>
-            <w:tabs>
-              <w:tab w:val="right" w:leader="dot" w:pos="9111"/>
-            </w:tabs>
             <w:rPr>
               <w:rFonts w:asciiTheme="minorHAnsi" w:eastAsiaTheme="minorEastAsia" w:hAnsiTheme="minorHAnsi" w:cstheme="minorBidi"/>
               <w:noProof/>
@@ -3665,7 +3605,7 @@
               <w:sz w:val="24"/>
             </w:rPr>
           </w:pPr>
-          <w:hyperlink w:anchor="_Toc231851153" w:history="1">
+          <w:hyperlink w:anchor="_Toc231994783" w:history="1">
             <w:r>
               <w:rPr>
                 <w:rStyle w:val="Hyperlink"/>
@@ -3692,7 +3632,7 @@
                 <w:noProof/>
                 <w:webHidden/>
               </w:rPr>
-              <w:instrText xml:space="preserve"> PAGEREF _Toc231851153 \h </w:instrText>
+              <w:instrText xml:space="preserve"> PAGEREF _Toc231994783 \h </w:instrText>
             </w:r>
             <w:r>
               <w:rPr>
@@ -3712,7 +3652,7 @@
                 <w:noProof/>
                 <w:webHidden/>
               </w:rPr>
-              <w:t>28</w:t>
+              <w:t>27</w:t>
             </w:r>
             <w:r>
               <w:rPr>
@@ -3733,7 +3673,7 @@
               <w:sz w:val="24"/>
             </w:rPr>
           </w:pPr>
-          <w:hyperlink w:anchor="_Toc231851154" w:history="1">
+          <w:hyperlink w:anchor="_Toc231994784" w:history="1">
             <w:r>
               <w:rPr>
                 <w:rStyle w:val="Hyperlink"/>
@@ -3760,7 +3700,7 @@
                 <w:noProof/>
                 <w:webHidden/>
               </w:rPr>
-              <w:instrText xml:space="preserve"> PAGEREF _Toc231851154 \h </w:instrText>
+              <w:instrText xml:space="preserve"> PAGEREF _Toc231994784 \h </w:instrText>
             </w:r>
             <w:r>
               <w:rPr>
@@ -3780,7 +3720,7 @@
                 <w:noProof/>
                 <w:webHidden/>
               </w:rPr>
-              <w:t>29</w:t>
+              <w:t>28</w:t>
             </w:r>
             <w:r>
               <w:rPr>
@@ -3794,8 +3734,212 @@
         <w:p>
           <w:pPr>
             <w:pStyle w:val="TOC3"/>
+            <w:rPr>
+              <w:rFonts w:asciiTheme="minorHAnsi" w:eastAsiaTheme="minorEastAsia" w:hAnsiTheme="minorHAnsi" w:cstheme="minorBidi"/>
+              <w:noProof/>
+              <w:color w:val="auto"/>
+              <w:sz w:val="24"/>
+            </w:rPr>
+          </w:pPr>
+          <w:hyperlink w:anchor="_Toc231994785" w:history="1">
+            <w:r>
+              <w:rPr>
+                <w:rStyle w:val="Hyperlink"/>
+                <w:noProof/>
+              </w:rPr>
+              <w:t>2.4.1. Thiết kế kịch bản chương trình</w:t>
+            </w:r>
+            <w:r>
+              <w:rPr>
+                <w:noProof/>
+                <w:webHidden/>
+              </w:rPr>
+              <w:tab/>
+            </w:r>
+            <w:r>
+              <w:rPr>
+                <w:noProof/>
+                <w:webHidden/>
+              </w:rPr>
+              <w:fldChar w:fldCharType="begin"/>
+            </w:r>
+            <w:r>
+              <w:rPr>
+                <w:noProof/>
+                <w:webHidden/>
+              </w:rPr>
+              <w:instrText xml:space="preserve"> PAGEREF _Toc231994785 \h </w:instrText>
+            </w:r>
+            <w:r>
+              <w:rPr>
+                <w:noProof/>
+                <w:webHidden/>
+              </w:rPr>
+            </w:r>
+            <w:r>
+              <w:rPr>
+                <w:noProof/>
+                <w:webHidden/>
+              </w:rPr>
+              <w:fldChar w:fldCharType="separate"/>
+            </w:r>
+            <w:r>
+              <w:rPr>
+                <w:noProof/>
+                <w:webHidden/>
+              </w:rPr>
+              <w:t>28</w:t>
+            </w:r>
+            <w:r>
+              <w:rPr>
+                <w:noProof/>
+                <w:webHidden/>
+              </w:rPr>
+              <w:fldChar w:fldCharType="end"/>
+            </w:r>
+          </w:hyperlink>
+        </w:p>
+        <w:p>
+          <w:pPr>
+            <w:pStyle w:val="TOC3"/>
+            <w:rPr>
+              <w:rFonts w:asciiTheme="minorHAnsi" w:eastAsiaTheme="minorEastAsia" w:hAnsiTheme="minorHAnsi" w:cstheme="minorBidi"/>
+              <w:noProof/>
+              <w:color w:val="auto"/>
+              <w:sz w:val="24"/>
+            </w:rPr>
+          </w:pPr>
+          <w:hyperlink w:anchor="_Toc231994786" w:history="1">
+            <w:r>
+              <w:rPr>
+                <w:rStyle w:val="Hyperlink"/>
+                <w:noProof/>
+              </w:rPr>
+              <w:t>2.4.2. Giới thiệu ngôn ngữ lập trình sử dụng để cài đặt thuật toán</w:t>
+            </w:r>
+            <w:r>
+              <w:rPr>
+                <w:noProof/>
+                <w:webHidden/>
+              </w:rPr>
+              <w:t xml:space="preserve"> </w:t>
+            </w:r>
+            <w:r>
+              <w:rPr>
+                <w:noProof/>
+                <w:webHidden/>
+              </w:rPr>
+              <w:fldChar w:fldCharType="begin"/>
+            </w:r>
+            <w:r>
+              <w:rPr>
+                <w:noProof/>
+                <w:webHidden/>
+              </w:rPr>
+              <w:instrText xml:space="preserve"> PAGEREF _Toc231994786 \h </w:instrText>
+            </w:r>
+            <w:r>
+              <w:rPr>
+                <w:noProof/>
+                <w:webHidden/>
+              </w:rPr>
+            </w:r>
+            <w:r>
+              <w:rPr>
+                <w:noProof/>
+                <w:webHidden/>
+              </w:rPr>
+              <w:fldChar w:fldCharType="separate"/>
+            </w:r>
+            <w:r>
+              <w:rPr>
+                <w:noProof/>
+                <w:webHidden/>
+              </w:rPr>
+              <w:t>31</w:t>
+            </w:r>
+            <w:r>
+              <w:rPr>
+                <w:noProof/>
+                <w:webHidden/>
+              </w:rPr>
+              <w:fldChar w:fldCharType="end"/>
+            </w:r>
+          </w:hyperlink>
+        </w:p>
+        <w:p>
+          <w:pPr>
+            <w:pStyle w:val="TOC3"/>
+            <w:rPr>
+              <w:rFonts w:asciiTheme="minorHAnsi" w:eastAsiaTheme="minorEastAsia" w:hAnsiTheme="minorHAnsi" w:cstheme="minorBidi"/>
+              <w:noProof/>
+              <w:color w:val="auto"/>
+              <w:sz w:val="24"/>
+            </w:rPr>
+          </w:pPr>
+          <w:hyperlink w:anchor="_Toc231994787" w:history="1">
+            <w:r>
+              <w:rPr>
+                <w:rStyle w:val="Hyperlink"/>
+                <w:noProof/>
+              </w:rPr>
+              <w:t>2.4.3. Cài đặt thuật toán, giao diện chương trình</w:t>
+            </w:r>
+            <w:r>
+              <w:rPr>
+                <w:noProof/>
+                <w:webHidden/>
+              </w:rPr>
+              <w:tab/>
+            </w:r>
+            <w:r>
+              <w:rPr>
+                <w:noProof/>
+                <w:webHidden/>
+              </w:rPr>
+              <w:fldChar w:fldCharType="begin"/>
+            </w:r>
+            <w:r>
+              <w:rPr>
+                <w:noProof/>
+                <w:webHidden/>
+              </w:rPr>
+              <w:instrText xml:space="preserve"> PAGEREF _Toc231994787 \h </w:instrText>
+            </w:r>
+            <w:r>
+              <w:rPr>
+                <w:noProof/>
+                <w:webHidden/>
+              </w:rPr>
+            </w:r>
+            <w:r>
+              <w:rPr>
+                <w:noProof/>
+                <w:webHidden/>
+              </w:rPr>
+              <w:fldChar w:fldCharType="separate"/>
+            </w:r>
+            <w:r>
+              <w:rPr>
+                <w:noProof/>
+                <w:webHidden/>
+              </w:rPr>
+              <w:t>32</w:t>
+            </w:r>
+            <w:r>
+              <w:rPr>
+                <w:noProof/>
+                <w:webHidden/>
+              </w:rPr>
+              <w:fldChar w:fldCharType="end"/>
+            </w:r>
+          </w:hyperlink>
+        </w:p>
+        <w:p>
+          <w:pPr>
+            <w:pStyle w:val="TOC1"/>
             <w:tabs>
-              <w:tab w:val="right" w:leader="dot" w:pos="9111"/>
+              <w:tab w:val="right" w:leader="dot" w:pos="8777"/>
             </w:tabs>
             <w:rPr>
               <w:rFonts w:asciiTheme="minorHAnsi" w:eastAsiaTheme="minorEastAsia" w:hAnsiTheme="minorHAnsi" w:cstheme="minorBidi"/>
@@ -3804,13 +3948,13 @@
               <w:sz w:val="24"/>
             </w:rPr>
           </w:pPr>
-          <w:hyperlink w:anchor="_Toc231851155" w:history="1">
+          <w:hyperlink w:anchor="_Toc231994788" w:history="1">
             <w:r>
               <w:rPr>
                 <w:rStyle w:val="Hyperlink"/>
                 <w:noProof/>
               </w:rPr>
-              <w:t>2.4.1. Thiết kế kịch bản chương trình</w:t>
+              <w:t>CHƯƠNG 3: KẾT LUẬN VÀ BÀI HỌC KINH NGHIỆM</w:t>
             </w:r>
             <w:r>
               <w:rPr>
@@ -3831,7 +3975,7 @@
                 <w:noProof/>
                 <w:webHidden/>
               </w:rPr>
-              <w:instrText xml:space="preserve"> PAGEREF _Toc231851155 \h </w:instrText>
+              <w:instrText xml:space="preserve"> PAGEREF _Toc231994788 \h </w:instrText>
             </w:r>
             <w:r>
               <w:rPr>
@@ -3851,220 +3995,7 @@
                 <w:noProof/>
                 <w:webHidden/>
               </w:rPr>
-              <w:t>29</w:t>
-            </w:r>
-            <w:r>
-              <w:rPr>
-                <w:noProof/>
-                <w:webHidden/>
-              </w:rPr>
-              <w:fldChar w:fldCharType="end"/>
-            </w:r>
-          </w:hyperlink>
-        </w:p>
-        <w:p>
-          <w:pPr>
-            <w:pStyle w:val="TOC3"/>
-            <w:tabs>
-              <w:tab w:val="right" w:leader="dot" w:pos="9111"/>
-            </w:tabs>
-            <w:rPr>
-              <w:rFonts w:asciiTheme="minorHAnsi" w:eastAsiaTheme="minorEastAsia" w:hAnsiTheme="minorHAnsi" w:cstheme="minorBidi"/>
-              <w:noProof/>
-              <w:color w:val="auto"/>
-              <w:sz w:val="24"/>
-            </w:rPr>
-          </w:pPr>
-          <w:hyperlink w:anchor="_Toc231851156" w:history="1">
-            <w:r>
-              <w:rPr>
-                <w:rStyle w:val="Hyperlink"/>
-                <w:noProof/>
-              </w:rPr>
-              <w:t>2.4.2. Giới thiệu ngôn ngữ lập trình sử dụng để cài đặt thuật toán</w:t>
-            </w:r>
-            <w:r>
-              <w:rPr>
-                <w:noProof/>
-                <w:webHidden/>
-              </w:rPr>
-              <w:tab/>
-            </w:r>
-            <w:r>
-              <w:rPr>
-                <w:noProof/>
-                <w:webHidden/>
-              </w:rPr>
-              <w:fldChar w:fldCharType="begin"/>
-            </w:r>
-            <w:r>
-              <w:rPr>
-                <w:noProof/>
-                <w:webHidden/>
-              </w:rPr>
-              <w:instrText xml:space="preserve"> PAGEREF _Toc231851156 \h </w:instrText>
-            </w:r>
-            <w:r>
-              <w:rPr>
-                <w:noProof/>
-                <w:webHidden/>
-              </w:rPr>
-            </w:r>
-            <w:r>
-              <w:rPr>
-                <w:noProof/>
-                <w:webHidden/>
-              </w:rPr>
-              <w:fldChar w:fldCharType="separate"/>
-            </w:r>
-            <w:r>
-              <w:rPr>
-                <w:noProof/>
-                <w:webHidden/>
-              </w:rPr>
-              <w:t>32</w:t>
-            </w:r>
-            <w:r>
-              <w:rPr>
-                <w:noProof/>
-                <w:webHidden/>
-              </w:rPr>
-              <w:fldChar w:fldCharType="end"/>
-            </w:r>
-          </w:hyperlink>
-        </w:p>
-        <w:p>
-          <w:pPr>
-            <w:pStyle w:val="TOC3"/>
-            <w:tabs>
-              <w:tab w:val="right" w:leader="dot" w:pos="9111"/>
-            </w:tabs>
-            <w:rPr>
-              <w:rFonts w:asciiTheme="minorHAnsi" w:eastAsiaTheme="minorEastAsia" w:hAnsiTheme="minorHAnsi" w:cstheme="minorBidi"/>
-              <w:noProof/>
-              <w:color w:val="auto"/>
-              <w:sz w:val="24"/>
-            </w:rPr>
-          </w:pPr>
-          <w:hyperlink w:anchor="_Toc231851157" w:history="1">
-            <w:r>
-              <w:rPr>
-                <w:rStyle w:val="Hyperlink"/>
-                <w:noProof/>
-              </w:rPr>
-              <w:t>2.4.3. Cài đặt thuật toán, giao diện chương trình</w:t>
-            </w:r>
-            <w:r>
-              <w:rPr>
-                <w:noProof/>
-                <w:webHidden/>
-              </w:rPr>
-              <w:tab/>
-            </w:r>
-            <w:r>
-              <w:rPr>
-                <w:noProof/>
-                <w:webHidden/>
-              </w:rPr>
-              <w:fldChar w:fldCharType="begin"/>
-            </w:r>
-            <w:r>
-              <w:rPr>
-                <w:noProof/>
-                <w:webHidden/>
-              </w:rPr>
-              <w:instrText xml:space="preserve"> PAGEREF _Toc231851157 \h </w:instrText>
-            </w:r>
-            <w:r>
-              <w:rPr>
-                <w:noProof/>
-                <w:webHidden/>
-              </w:rPr>
-            </w:r>
-            <w:r>
-              <w:rPr>
-                <w:noProof/>
-                <w:webHidden/>
-              </w:rPr>
-              <w:fldChar w:fldCharType="separate"/>
-            </w:r>
-            <w:r>
-              <w:rPr>
-                <w:noProof/>
-                <w:webHidden/>
-              </w:rPr>
-              <w:t>33</w:t>
-            </w:r>
-            <w:r>
-              <w:rPr>
-                <w:noProof/>
-                <w:webHidden/>
-              </w:rPr>
-              <w:fldChar w:fldCharType="end"/>
-            </w:r>
-          </w:hyperlink>
-        </w:p>
-        <w:p>
-          <w:pPr>
-            <w:pStyle w:val="TOC1"/>
-            <w:tabs>
-              <w:tab w:val="right" w:leader="dot" w:pos="9111"/>
-            </w:tabs>
-            <w:rPr>
-              <w:rFonts w:asciiTheme="minorHAnsi" w:eastAsiaTheme="minorEastAsia" w:hAnsiTheme="minorHAnsi" w:cstheme="minorBidi"/>
-              <w:noProof/>
-              <w:color w:val="auto"/>
-              <w:sz w:val="24"/>
-            </w:rPr>
-          </w:pPr>
-          <w:hyperlink w:anchor="_Toc231851158" w:history="1">
-            <w:r>
-              <w:rPr>
-                <w:rStyle w:val="Hyperlink"/>
-                <w:noProof/>
-              </w:rPr>
-              <w:t>CHƯƠNG 3: KẾT LUẬN VÀ BÀI HỌC KINH NGHIỆM</w:t>
-            </w:r>
-            <w:r>
-              <w:rPr>
-                <w:noProof/>
-                <w:webHidden/>
-              </w:rPr>
-              <w:tab/>
-            </w:r>
-            <w:r>
-              <w:rPr>
-                <w:noProof/>
-                <w:webHidden/>
-              </w:rPr>
-              <w:fldChar w:fldCharType="begin"/>
-            </w:r>
-            <w:r>
-              <w:rPr>
-                <w:noProof/>
-                <w:webHidden/>
-              </w:rPr>
-              <w:instrText xml:space="preserve"> PAGEREF _Toc231851158 \h </w:instrText>
-            </w:r>
-            <w:r>
-              <w:rPr>
-                <w:noProof/>
-                <w:webHidden/>
-              </w:rPr>
-            </w:r>
-            <w:r>
-              <w:rPr>
-                <w:noProof/>
-                <w:webHidden/>
-              </w:rPr>
-              <w:fldChar w:fldCharType="separate"/>
-            </w:r>
-            <w:r>
-              <w:rPr>
-                <w:noProof/>
-                <w:webHidden/>
-              </w:rPr>
-              <w:t>46</w:t>
+              <w:t>43</w:t>
             </w:r>
             <w:r>
               <w:rPr>
@@ -4085,7 +4016,7 @@
               <w:sz w:val="24"/>
             </w:rPr>
           </w:pPr>
-          <w:hyperlink w:anchor="_Toc231851159" w:history="1">
+          <w:hyperlink w:anchor="_Toc231994789" w:history="1">
             <w:r>
               <w:rPr>
                 <w:rStyle w:val="Hyperlink"/>
@@ -4098,7 +4029,7 @@
                 <w:noProof/>
                 <w:webHidden/>
               </w:rPr>
-              <w:tab/>
+              <w:t xml:space="preserve"> </w:t>
             </w:r>
             <w:r>
               <w:rPr>
@@ -4112,7 +4043,7 @@
                 <w:noProof/>
                 <w:webHidden/>
               </w:rPr>
-              <w:instrText xml:space="preserve"> PAGEREF _Toc231851159 \h </w:instrText>
+              <w:instrText xml:space="preserve"> PAGEREF _Toc231994789 \h </w:instrText>
             </w:r>
             <w:r>
               <w:rPr>
@@ -4132,7 +4063,7 @@
                 <w:noProof/>
                 <w:webHidden/>
               </w:rPr>
-              <w:t>46</w:t>
+              <w:t>43</w:t>
             </w:r>
             <w:r>
               <w:rPr>
@@ -4146,9 +4077,6 @@
         <w:p>
           <w:pPr>
             <w:pStyle w:val="TOC3"/>
-            <w:tabs>
-              <w:tab w:val="right" w:leader="dot" w:pos="9111"/>
-            </w:tabs>
             <w:rPr>
               <w:rFonts w:asciiTheme="minorHAnsi" w:eastAsiaTheme="minorEastAsia" w:hAnsiTheme="minorHAnsi" w:cstheme="minorBidi"/>
               <w:noProof/>
@@ -4156,7 +4084,7 @@
               <w:sz w:val="24"/>
             </w:rPr>
           </w:pPr>
-          <w:hyperlink w:anchor="_Toc231851160" w:history="1">
+          <w:hyperlink w:anchor="_Toc231994790" w:history="1">
             <w:r>
               <w:rPr>
                 <w:rStyle w:val="Hyperlink"/>
@@ -4183,7 +4111,7 @@
                 <w:noProof/>
                 <w:webHidden/>
               </w:rPr>
-              <w:instrText xml:space="preserve"> PAGEREF _Toc231851160 \h </w:instrText>
+              <w:instrText xml:space="preserve"> PAGEREF _Toc231994790 \h </w:instrText>
             </w:r>
             <w:r>
               <w:rPr>
@@ -4203,7 +4131,7 @@
                 <w:noProof/>
                 <w:webHidden/>
               </w:rPr>
-              <w:t>46</w:t>
+              <w:t>43</w:t>
             </w:r>
             <w:r>
               <w:rPr>
@@ -4217,9 +4145,6 @@
         <w:p>
           <w:pPr>
             <w:pStyle w:val="TOC3"/>
-            <w:tabs>
-              <w:tab w:val="right" w:leader="dot" w:pos="9111"/>
-            </w:tabs>
             <w:rPr>
               <w:rFonts w:asciiTheme="minorHAnsi" w:eastAsiaTheme="minorEastAsia" w:hAnsiTheme="minorHAnsi" w:cstheme="minorBidi"/>
               <w:noProof/>
@@ -4227,7 +4152,7 @@
               <w:sz w:val="24"/>
             </w:rPr>
           </w:pPr>
-          <w:hyperlink w:anchor="_Toc231851161" w:history="1">
+          <w:hyperlink w:anchor="_Toc231994791" w:history="1">
             <w:r>
               <w:rPr>
                 <w:rStyle w:val="Hyperlink"/>
@@ -4254,7 +4179,7 @@
                 <w:noProof/>
                 <w:webHidden/>
               </w:rPr>
-              <w:instrText xml:space="preserve"> PAGEREF _Toc231851161 \h </w:instrText>
+              <w:instrText xml:space="preserve"> PAGEREF _Toc231994791 \h </w:instrText>
             </w:r>
             <w:r>
               <w:rPr>
@@ -4274,7 +4199,7 @@
                 <w:noProof/>
                 <w:webHidden/>
               </w:rPr>
-              <w:t>47</w:t>
+              <w:t>44</w:t>
             </w:r>
             <w:r>
               <w:rPr>
@@ -4288,9 +4213,6 @@
         <w:p>
           <w:pPr>
             <w:pStyle w:val="TOC3"/>
-            <w:tabs>
-              <w:tab w:val="right" w:leader="dot" w:pos="9111"/>
-            </w:tabs>
             <w:rPr>
               <w:rFonts w:asciiTheme="minorHAnsi" w:eastAsiaTheme="minorEastAsia" w:hAnsiTheme="minorHAnsi" w:cstheme="minorBidi"/>
               <w:noProof/>
@@ -4298,7 +4220,7 @@
               <w:sz w:val="24"/>
             </w:rPr>
           </w:pPr>
-          <w:hyperlink w:anchor="_Toc231851162" w:history="1">
+          <w:hyperlink w:anchor="_Toc231994792" w:history="1">
             <w:r>
               <w:rPr>
                 <w:rStyle w:val="Hyperlink"/>
@@ -4325,7 +4247,7 @@
                 <w:noProof/>
                 <w:webHidden/>
               </w:rPr>
-              <w:instrText xml:space="preserve"> PAGEREF _Toc231851162 \h </w:instrText>
+              <w:instrText xml:space="preserve"> PAGEREF _Toc231994792 \h </w:instrText>
             </w:r>
             <w:r>
               <w:rPr>
@@ -4345,7 +4267,7 @@
                 <w:noProof/>
                 <w:webHidden/>
               </w:rPr>
-              <w:t>48</w:t>
+              <w:t>45</w:t>
             </w:r>
             <w:r>
               <w:rPr>
@@ -4359,9 +4281,6 @@
         <w:p>
           <w:pPr>
             <w:pStyle w:val="TOC3"/>
-            <w:tabs>
-              <w:tab w:val="right" w:leader="dot" w:pos="9111"/>
-            </w:tabs>
             <w:rPr>
               <w:rFonts w:asciiTheme="minorHAnsi" w:eastAsiaTheme="minorEastAsia" w:hAnsiTheme="minorHAnsi" w:cstheme="minorBidi"/>
               <w:noProof/>
@@ -4369,7 +4288,7 @@
               <w:sz w:val="24"/>
             </w:rPr>
           </w:pPr>
-          <w:hyperlink w:anchor="_Toc231851163" w:history="1">
+          <w:hyperlink w:anchor="_Toc231994793" w:history="1">
             <w:r>
               <w:rPr>
                 <w:rStyle w:val="Hyperlink"/>
@@ -4396,7 +4315,7 @@
                 <w:noProof/>
                 <w:webHidden/>
               </w:rPr>
-              <w:instrText xml:space="preserve"> PAGEREF _Toc231851163 \h </w:instrText>
+              <w:instrText xml:space="preserve"> PAGEREF _Toc231994793 \h </w:instrText>
             </w:r>
             <w:r>
               <w:rPr>
@@ -4416,7 +4335,7 @@
                 <w:noProof/>
                 <w:webHidden/>
               </w:rPr>
-              <w:t>48</w:t>
+              <w:t>45</w:t>
             </w:r>
             <w:r>
               <w:rPr>
@@ -4437,7 +4356,7 @@
               <w:sz w:val="24"/>
             </w:rPr>
           </w:pPr>
-          <w:hyperlink w:anchor="_Toc231851164" w:history="1">
+          <w:hyperlink w:anchor="_Toc231994794" w:history="1">
             <w:r>
               <w:rPr>
                 <w:rStyle w:val="Hyperlink"/>
@@ -4464,7 +4383,7 @@
                 <w:noProof/>
                 <w:webHidden/>
               </w:rPr>
-              <w:instrText xml:space="preserve"> PAGEREF _Toc231851164 \h </w:instrText>
+              <w:instrText xml:space="preserve"> PAGEREF _Toc231994794 \h </w:instrText>
             </w:r>
             <w:r>
               <w:rPr>
@@ -4484,7 +4403,7 @@
                 <w:noProof/>
                 <w:webHidden/>
               </w:rPr>
-              <w:t>49</w:t>
+              <w:t>45</w:t>
             </w:r>
             <w:r>
               <w:rPr>
@@ -4505,27 +4424,13 @@
               <w:sz w:val="24"/>
             </w:rPr>
           </w:pPr>
-          <w:hyperlink w:anchor="_Toc231851165" w:history="1">
+          <w:hyperlink w:anchor="_Toc231994795" w:history="1">
             <w:r>
               <w:rPr>
                 <w:rStyle w:val="Hyperlink"/>
                 <w:noProof/>
               </w:rPr>
-              <w:t xml:space="preserve">3.3. Đề xuất về tính khả thi của chủ đề nghiên cứu, những thuận lợi, </w:t>
-            </w:r>
-            <w:r>
-              <w:rPr>
-                <w:rStyle w:val="Hyperlink"/>
-                <w:noProof/>
-              </w:rPr>
-              <w:br/>
-            </w:r>
-            <w:r>
-              <w:rPr>
-                <w:rStyle w:val="Hyperlink"/>
-                <w:noProof/>
-              </w:rPr>
-              <w:t>khó khăn</w:t>
+              <w:t>3.3. Đề xuất về tính khả thi của chủ đề nghiên cứu, những thuận lợi, khó khăn</w:t>
             </w:r>
             <w:r>
               <w:rPr>
@@ -4546,7 +4451,7 @@
                 <w:noProof/>
                 <w:webHidden/>
               </w:rPr>
-              <w:instrText xml:space="preserve"> PAGEREF _Toc231851165 \h </w:instrText>
+              <w:instrText xml:space="preserve"> PAGEREF _Toc231994795 \h </w:instrText>
             </w:r>
             <w:r>
               <w:rPr>
@@ -4566,7 +4471,7 @@
                 <w:noProof/>
                 <w:webHidden/>
               </w:rPr>
-              <w:t>50</w:t>
+              <w:t>47</w:t>
             </w:r>
             <w:r>
               <w:rPr>
@@ -4580,8 +4485,144 @@
         <w:p>
           <w:pPr>
             <w:pStyle w:val="TOC3"/>
+            <w:rPr>
+              <w:rFonts w:asciiTheme="minorHAnsi" w:eastAsiaTheme="minorEastAsia" w:hAnsiTheme="minorHAnsi" w:cstheme="minorBidi"/>
+              <w:noProof/>
+              <w:color w:val="auto"/>
+              <w:sz w:val="24"/>
+            </w:rPr>
+          </w:pPr>
+          <w:hyperlink w:anchor="_Toc231994796" w:history="1">
+            <w:r>
+              <w:rPr>
+                <w:rStyle w:val="Hyperlink"/>
+                <w:noProof/>
+              </w:rPr>
+              <w:t>3.3.1. Thuận lợi khi thực hiện đề tài</w:t>
+            </w:r>
+            <w:r>
+              <w:rPr>
+                <w:noProof/>
+                <w:webHidden/>
+              </w:rPr>
+              <w:tab/>
+            </w:r>
+            <w:r>
+              <w:rPr>
+                <w:noProof/>
+                <w:webHidden/>
+              </w:rPr>
+              <w:fldChar w:fldCharType="begin"/>
+            </w:r>
+            <w:r>
+              <w:rPr>
+                <w:noProof/>
+                <w:webHidden/>
+              </w:rPr>
+              <w:instrText xml:space="preserve"> PAGEREF _Toc231994796 \h </w:instrText>
+            </w:r>
+            <w:r>
+              <w:rPr>
+                <w:noProof/>
+                <w:webHidden/>
+              </w:rPr>
+            </w:r>
+            <w:r>
+              <w:rPr>
+                <w:noProof/>
+                <w:webHidden/>
+              </w:rPr>
+              <w:fldChar w:fldCharType="separate"/>
+            </w:r>
+            <w:r>
+              <w:rPr>
+                <w:noProof/>
+                <w:webHidden/>
+              </w:rPr>
+              <w:t>47</w:t>
+            </w:r>
+            <w:r>
+              <w:rPr>
+                <w:noProof/>
+                <w:webHidden/>
+              </w:rPr>
+              <w:fldChar w:fldCharType="end"/>
+            </w:r>
+          </w:hyperlink>
+        </w:p>
+        <w:p>
+          <w:pPr>
+            <w:pStyle w:val="TOC3"/>
+            <w:rPr>
+              <w:rFonts w:asciiTheme="minorHAnsi" w:eastAsiaTheme="minorEastAsia" w:hAnsiTheme="minorHAnsi" w:cstheme="minorBidi"/>
+              <w:noProof/>
+              <w:color w:val="auto"/>
+              <w:sz w:val="24"/>
+            </w:rPr>
+          </w:pPr>
+          <w:hyperlink w:anchor="_Toc231994797" w:history="1">
+            <w:r>
+              <w:rPr>
+                <w:rStyle w:val="Hyperlink"/>
+                <w:noProof/>
+              </w:rPr>
+              <w:t>3.3.2. Khó khăn và thách thức trong thực hiện đề tài</w:t>
+            </w:r>
+            <w:r>
+              <w:rPr>
+                <w:noProof/>
+                <w:webHidden/>
+              </w:rPr>
+              <w:tab/>
+            </w:r>
+            <w:r>
+              <w:rPr>
+                <w:noProof/>
+                <w:webHidden/>
+              </w:rPr>
+              <w:fldChar w:fldCharType="begin"/>
+            </w:r>
+            <w:r>
+              <w:rPr>
+                <w:noProof/>
+                <w:webHidden/>
+              </w:rPr>
+              <w:instrText xml:space="preserve"> PAGEREF _Toc231994797 \h </w:instrText>
+            </w:r>
+            <w:r>
+              <w:rPr>
+                <w:noProof/>
+                <w:webHidden/>
+              </w:rPr>
+            </w:r>
+            <w:r>
+              <w:rPr>
+                <w:noProof/>
+                <w:webHidden/>
+              </w:rPr>
+              <w:fldChar w:fldCharType="separate"/>
+            </w:r>
+            <w:r>
+              <w:rPr>
+                <w:noProof/>
+                <w:webHidden/>
+              </w:rPr>
+              <w:t>48</w:t>
+            </w:r>
+            <w:r>
+              <w:rPr>
+                <w:noProof/>
+                <w:webHidden/>
+              </w:rPr>
+              <w:fldChar w:fldCharType="end"/>
+            </w:r>
+          </w:hyperlink>
+        </w:p>
+        <w:p>
+          <w:pPr>
+            <w:pStyle w:val="TOC1"/>
             <w:tabs>
-              <w:tab w:val="right" w:leader="dot" w:pos="9111"/>
+              <w:tab w:val="right" w:leader="dot" w:pos="8777"/>
             </w:tabs>
             <w:rPr>
               <w:rFonts w:asciiTheme="minorHAnsi" w:eastAsiaTheme="minorEastAsia" w:hAnsiTheme="minorHAnsi" w:cstheme="minorBidi"/>
@@ -4590,13 +4631,13 @@
               <w:sz w:val="24"/>
             </w:rPr>
           </w:pPr>
-          <w:hyperlink w:anchor="_Toc231851166" w:history="1">
+          <w:hyperlink w:anchor="_Toc231994798" w:history="1">
             <w:r>
               <w:rPr>
                 <w:rStyle w:val="Hyperlink"/>
                 <w:noProof/>
               </w:rPr>
-              <w:t>3.3.1. Thuận lợi khi thực hiện đề tài</w:t>
+              <w:t>TÀI LIỆU THAM KHẢO</w:t>
             </w:r>
             <w:r>
               <w:rPr>
@@ -4617,7 +4658,7 @@
                 <w:noProof/>
                 <w:webHidden/>
               </w:rPr>
-              <w:instrText xml:space="preserve"> PAGEREF _Toc231851166 \h </w:instrText>
+              <w:instrText xml:space="preserve"> PAGEREF _Toc231994798 \h </w:instrText>
             </w:r>
             <w:r>
               <w:rPr>
@@ -4638,148 +4679,6 @@
                 <w:webHidden/>
               </w:rPr>
               <w:t>50</w:t>
-            </w:r>
-            <w:r>
-              <w:rPr>
-                <w:noProof/>
-                <w:webHidden/>
-              </w:rPr>
-              <w:fldChar w:fldCharType="end"/>
-            </w:r>
-          </w:hyperlink>
-        </w:p>
-        <w:p>
-          <w:pPr>
-            <w:pStyle w:val="TOC3"/>
-            <w:tabs>
-              <w:tab w:val="right" w:leader="dot" w:pos="9111"/>
-            </w:tabs>
-            <w:rPr>
-              <w:rFonts w:asciiTheme="minorHAnsi" w:eastAsiaTheme="minorEastAsia" w:hAnsiTheme="minorHAnsi" w:cstheme="minorBidi"/>
-              <w:noProof/>
-              <w:color w:val="auto"/>
-              <w:sz w:val="24"/>
-            </w:rPr>
-          </w:pPr>
-          <w:hyperlink w:anchor="_Toc231851167" w:history="1">
-            <w:r>
-              <w:rPr>
-                <w:rStyle w:val="Hyperlink"/>
-                <w:noProof/>
-              </w:rPr>
-              <w:t>3.3.2. Khó khăn và thách thức trong thực hiện đề tài</w:t>
-            </w:r>
-            <w:r>
-              <w:rPr>
-                <w:noProof/>
-                <w:webHidden/>
-              </w:rPr>
-              <w:tab/>
-            </w:r>
-            <w:r>
-              <w:rPr>
-                <w:noProof/>
-                <w:webHidden/>
-              </w:rPr>
-              <w:fldChar w:fldCharType="begin"/>
-            </w:r>
-            <w:r>
-              <w:rPr>
-                <w:noProof/>
-                <w:webHidden/>
-              </w:rPr>
-              <w:instrText xml:space="preserve"> PAGEREF _Toc231851167 \h </w:instrText>
-            </w:r>
-            <w:r>
-              <w:rPr>
-                <w:noProof/>
-                <w:webHidden/>
-              </w:rPr>
-            </w:r>
-            <w:r>
-              <w:rPr>
-                <w:noProof/>
-                <w:webHidden/>
-              </w:rPr>
-              <w:fldChar w:fldCharType="separate"/>
-            </w:r>
-            <w:r>
-              <w:rPr>
-                <w:noProof/>
-                <w:webHidden/>
-              </w:rPr>
-              <w:t>51</w:t>
-            </w:r>
-            <w:r>
-              <w:rPr>
-                <w:noProof/>
-                <w:webHidden/>
-              </w:rPr>
-              <w:fldChar w:fldCharType="end"/>
-            </w:r>
-          </w:hyperlink>
-        </w:p>
-        <w:p>
-          <w:pPr>
-            <w:pStyle w:val="TOC1"/>
-            <w:tabs>
-              <w:tab w:val="right" w:leader="dot" w:pos="9111"/>
-            </w:tabs>
-            <w:rPr>
-              <w:rFonts w:asciiTheme="minorHAnsi" w:eastAsiaTheme="minorEastAsia" w:hAnsiTheme="minorHAnsi" w:cstheme="minorBidi"/>
-              <w:noProof/>
-              <w:color w:val="auto"/>
-              <w:sz w:val="24"/>
-            </w:rPr>
-          </w:pPr>
-          <w:hyperlink w:anchor="_Toc231851168" w:history="1">
-            <w:r>
-              <w:rPr>
-                <w:rStyle w:val="Hyperlink"/>
-                <w:noProof/>
-              </w:rPr>
-              <w:t>TÀI LIỆU THAM KHẢO</w:t>
-            </w:r>
-            <w:r>
-              <w:rPr>
-                <w:noProof/>
-                <w:webHidden/>
-              </w:rPr>
-              <w:tab/>
-            </w:r>
-            <w:r>
-              <w:rPr>
-                <w:noProof/>
-                <w:webHidden/>
-              </w:rPr>
-              <w:fldChar w:fldCharType="begin"/>
-            </w:r>
-            <w:r>
-              <w:rPr>
-                <w:noProof/>
-                <w:webHidden/>
-              </w:rPr>
-              <w:instrText xml:space="preserve"> PAGEREF _Toc231851168 \h </w:instrText>
-            </w:r>
-            <w:r>
-              <w:rPr>
-                <w:noProof/>
-                <w:webHidden/>
-              </w:rPr>
-            </w:r>
-            <w:r>
-              <w:rPr>
-                <w:noProof/>
-                <w:webHidden/>
-              </w:rPr>
-              <w:fldChar w:fldCharType="separate"/>
-            </w:r>
-            <w:r>
-              <w:rPr>
-                <w:noProof/>
-                <w:webHidden/>
-              </w:rPr>
-              <w:t>53</w:t>
             </w:r>
             <w:r>
               <w:rPr>
@@ -4823,7 +4722,7 @@
           <w:szCs w:val="28"/>
         </w:rPr>
       </w:pPr>
-      <w:bookmarkStart w:id="2" w:name="_Toc231851112"/>
+      <w:bookmarkStart w:id="2" w:name="_Toc231994742"/>
       <w:r>
         <w:rPr>
           <w:sz w:val="28"/>
@@ -4838,14 +4737,14 @@
     <w:tbl>
       <w:tblPr>
         <w:tblStyle w:val="TableGrid"/>
-        <w:tblW w:w="9067" w:type="dxa"/>
+        <w:tblW w:w="8784" w:type="dxa"/>
         <w:tblLayout w:type="fixed"/>
         <w:tblLook w:val="04A0" w:firstRow="1" w:lastRow="0" w:firstColumn="1" w:lastColumn="0" w:noHBand="0" w:noVBand="1"/>
       </w:tblPr>
       <w:tblGrid>
         <w:gridCol w:w="1400"/>
         <w:gridCol w:w="4500"/>
-        <w:gridCol w:w="3167"/>
+        <w:gridCol w:w="2884"/>
       </w:tblGrid>
       <w:tr>
         <w:tc>
@@ -4900,7 +4799,7 @@
         </w:tc>
         <w:tc>
           <w:tcPr>
-            <w:tcW w:w="3167" w:type="dxa"/>
+            <w:tcW w:w="2884" w:type="dxa"/>
             <w:vAlign w:val="center"/>
             <w:hideMark/>
           </w:tcPr>
@@ -4975,7 +4874,7 @@
         </w:tc>
         <w:tc>
           <w:tcPr>
-            <w:tcW w:w="3167" w:type="dxa"/>
+            <w:tcW w:w="2884" w:type="dxa"/>
             <w:vAlign w:val="center"/>
             <w:hideMark/>
           </w:tcPr>
@@ -5048,7 +4947,7 @@
         </w:tc>
         <w:tc>
           <w:tcPr>
-            <w:tcW w:w="3167" w:type="dxa"/>
+            <w:tcW w:w="2884" w:type="dxa"/>
             <w:vAlign w:val="center"/>
             <w:hideMark/>
           </w:tcPr>
@@ -5121,7 +5020,7 @@
         </w:tc>
         <w:tc>
           <w:tcPr>
-            <w:tcW w:w="3167" w:type="dxa"/>
+            <w:tcW w:w="2884" w:type="dxa"/>
             <w:vAlign w:val="center"/>
             <w:hideMark/>
           </w:tcPr>
@@ -5194,7 +5093,7 @@
         </w:tc>
         <w:tc>
           <w:tcPr>
-            <w:tcW w:w="3167" w:type="dxa"/>
+            <w:tcW w:w="2884" w:type="dxa"/>
             <w:vAlign w:val="center"/>
             <w:hideMark/>
           </w:tcPr>
@@ -5267,7 +5166,7 @@
         </w:tc>
         <w:tc>
           <w:tcPr>
-            <w:tcW w:w="3167" w:type="dxa"/>
+            <w:tcW w:w="2884" w:type="dxa"/>
             <w:vAlign w:val="center"/>
             <w:hideMark/>
           </w:tcPr>
@@ -5340,7 +5239,7 @@
         </w:tc>
         <w:tc>
           <w:tcPr>
-            <w:tcW w:w="3167" w:type="dxa"/>
+            <w:tcW w:w="2884" w:type="dxa"/>
             <w:vAlign w:val="center"/>
             <w:hideMark/>
           </w:tcPr>
@@ -5413,7 +5312,7 @@
         </w:tc>
         <w:tc>
           <w:tcPr>
-            <w:tcW w:w="3167" w:type="dxa"/>
+            <w:tcW w:w="2884" w:type="dxa"/>
             <w:vAlign w:val="center"/>
             <w:hideMark/>
           </w:tcPr>
@@ -5486,7 +5385,7 @@
         </w:tc>
         <w:tc>
           <w:tcPr>
-            <w:tcW w:w="3167" w:type="dxa"/>
+            <w:tcW w:w="2884" w:type="dxa"/>
             <w:vAlign w:val="center"/>
             <w:hideMark/>
           </w:tcPr>
@@ -5559,7 +5458,7 @@
         </w:tc>
         <w:tc>
           <w:tcPr>
-            <w:tcW w:w="3167" w:type="dxa"/>
+            <w:tcW w:w="2884" w:type="dxa"/>
             <w:vAlign w:val="center"/>
             <w:hideMark/>
           </w:tcPr>
@@ -5632,7 +5531,7 @@
         </w:tc>
         <w:tc>
           <w:tcPr>
-            <w:tcW w:w="3167" w:type="dxa"/>
+            <w:tcW w:w="2884" w:type="dxa"/>
             <w:vAlign w:val="center"/>
             <w:hideMark/>
           </w:tcPr>
@@ -5704,7 +5603,7 @@
         </w:tc>
         <w:tc>
           <w:tcPr>
-            <w:tcW w:w="3167" w:type="dxa"/>
+            <w:tcW w:w="2884" w:type="dxa"/>
             <w:vAlign w:val="center"/>
           </w:tcPr>
           <w:p>
@@ -5786,7 +5685,7 @@
         </w:tc>
         <w:tc>
           <w:tcPr>
-            <w:tcW w:w="3167" w:type="dxa"/>
+            <w:tcW w:w="2884" w:type="dxa"/>
             <w:vAlign w:val="center"/>
           </w:tcPr>
           <w:p>
@@ -5868,7 +5767,7 @@
         </w:tc>
         <w:tc>
           <w:tcPr>
-            <w:tcW w:w="3167" w:type="dxa"/>
+            <w:tcW w:w="2884" w:type="dxa"/>
             <w:vAlign w:val="center"/>
           </w:tcPr>
           <w:p>
@@ -5939,7 +5838,7 @@
         </w:tc>
         <w:tc>
           <w:tcPr>
-            <w:tcW w:w="3167" w:type="dxa"/>
+            <w:tcW w:w="2884" w:type="dxa"/>
             <w:vAlign w:val="center"/>
           </w:tcPr>
           <w:p>
@@ -5976,7 +5875,7 @@
         </w:rPr>
       </w:pPr>
       <w:bookmarkStart w:id="3" w:name="_Toc231834897"/>
-      <w:bookmarkStart w:id="4" w:name="_Toc231851113"/>
+      <w:bookmarkStart w:id="4" w:name="_Toc231994743"/>
       <w:r>
         <w:rPr>
           <w:sz w:val="28"/>
@@ -5992,7 +5891,7 @@
       <w:pPr>
         <w:pStyle w:val="TableofFigures"/>
         <w:tabs>
-          <w:tab w:val="right" w:leader="dot" w:pos="9111"/>
+          <w:tab w:val="right" w:leader="dot" w:pos="8777"/>
         </w:tabs>
         <w:rPr>
           <w:rFonts w:asciiTheme="minorHAnsi" w:eastAsiaTheme="minorEastAsia" w:hAnsiTheme="minorHAnsi" w:cstheme="minorBidi"/>
@@ -6019,7 +5918,7 @@
         </w:rPr>
         <w:fldChar w:fldCharType="separate"/>
       </w:r>
-      <w:hyperlink w:anchor="_Toc231850960" w:history="1">
+      <w:hyperlink w:anchor="_Toc231995631" w:history="1">
         <w:r>
           <w:rPr>
             <w:rStyle w:val="Hyperlink"/>
@@ -6046,7 +5945,7 @@
             <w:noProof/>
             <w:webHidden/>
           </w:rPr>
-          <w:instrText xml:space="preserve"> PAGEREF _Toc231850960 \h </w:instrText>
+          <w:instrText xml:space="preserve"> PAGEREF _Toc231995631 \h </w:instrText>
         </w:r>
         <w:r>
           <w:rPr>
@@ -6066,7 +5965,7 @@
             <w:noProof/>
             <w:webHidden/>
           </w:rPr>
-          <w:t>14</w:t>
+          <w:t>13</w:t>
         </w:r>
         <w:r>
           <w:rPr>
@@ -6081,7 +5980,7 @@
       <w:pPr>
         <w:pStyle w:val="TableofFigures"/>
         <w:tabs>
-          <w:tab w:val="right" w:leader="dot" w:pos="9111"/>
+          <w:tab w:val="right" w:leader="dot" w:pos="8777"/>
         </w:tabs>
         <w:rPr>
           <w:rFonts w:asciiTheme="minorHAnsi" w:eastAsiaTheme="minorEastAsia" w:hAnsiTheme="minorHAnsi" w:cstheme="minorBidi"/>
@@ -6090,7 +5989,7 @@
           <w:sz w:val="24"/>
         </w:rPr>
       </w:pPr>
-      <w:hyperlink w:anchor="_Toc231850961" w:history="1">
+      <w:hyperlink w:anchor="_Toc231995632" w:history="1">
         <w:r>
           <w:rPr>
             <w:rStyle w:val="Hyperlink"/>
@@ -6117,7 +6016,7 @@
             <w:noProof/>
             <w:webHidden/>
           </w:rPr>
-          <w:instrText xml:space="preserve"> PAGEREF _Toc231850961 \h </w:instrText>
+          <w:instrText xml:space="preserve"> PAGEREF _Toc231995632 \h </w:instrText>
         </w:r>
         <w:r>
           <w:rPr>
@@ -6152,7 +6051,7 @@
       <w:pPr>
         <w:pStyle w:val="TableofFigures"/>
         <w:tabs>
-          <w:tab w:val="right" w:leader="dot" w:pos="9111"/>
+          <w:tab w:val="right" w:leader="dot" w:pos="8777"/>
         </w:tabs>
         <w:rPr>
           <w:rFonts w:asciiTheme="minorHAnsi" w:eastAsiaTheme="minorEastAsia" w:hAnsiTheme="minorHAnsi" w:cstheme="minorBidi"/>
@@ -6161,7 +6060,7 @@
           <w:sz w:val="24"/>
         </w:rPr>
       </w:pPr>
-      <w:hyperlink w:anchor="_Toc231850962" w:history="1">
+      <w:hyperlink w:anchor="_Toc231995633" w:history="1">
         <w:r>
           <w:rPr>
             <w:rStyle w:val="Hyperlink"/>
@@ -6188,7 +6087,7 @@
             <w:noProof/>
             <w:webHidden/>
           </w:rPr>
-          <w:instrText xml:space="preserve"> PAGEREF _Toc231850962 \h </w:instrText>
+          <w:instrText xml:space="preserve"> PAGEREF _Toc231995633 \h </w:instrText>
         </w:r>
         <w:r>
           <w:rPr>
@@ -6223,7 +6122,7 @@
       <w:pPr>
         <w:pStyle w:val="TableofFigures"/>
         <w:tabs>
-          <w:tab w:val="right" w:leader="dot" w:pos="9111"/>
+          <w:tab w:val="right" w:leader="dot" w:pos="8777"/>
         </w:tabs>
         <w:rPr>
           <w:rFonts w:asciiTheme="minorHAnsi" w:eastAsiaTheme="minorEastAsia" w:hAnsiTheme="minorHAnsi" w:cstheme="minorBidi"/>
@@ -6232,7 +6131,7 @@
           <w:sz w:val="24"/>
         </w:rPr>
       </w:pPr>
-      <w:hyperlink w:anchor="_Toc231850963" w:history="1">
+      <w:hyperlink w:anchor="_Toc231995634" w:history="1">
         <w:r>
           <w:rPr>
             <w:rStyle w:val="Hyperlink"/>
@@ -6259,7 +6158,7 @@
             <w:noProof/>
             <w:webHidden/>
           </w:rPr>
-          <w:instrText xml:space="preserve"> PAGEREF _Toc231850963 \h </w:instrText>
+          <w:instrText xml:space="preserve"> PAGEREF _Toc231995634 \h </w:instrText>
         </w:r>
         <w:r>
           <w:rPr>
@@ -6279,7 +6178,7 @@
             <w:noProof/>
             <w:webHidden/>
           </w:rPr>
-          <w:t>30</w:t>
+          <w:t>29</w:t>
         </w:r>
         <w:r>
           <w:rPr>
@@ -6294,7 +6193,7 @@
       <w:pPr>
         <w:pStyle w:val="TableofFigures"/>
         <w:tabs>
-          <w:tab w:val="right" w:leader="dot" w:pos="9111"/>
+          <w:tab w:val="right" w:leader="dot" w:pos="8777"/>
         </w:tabs>
         <w:rPr>
           <w:rFonts w:asciiTheme="minorHAnsi" w:eastAsiaTheme="minorEastAsia" w:hAnsiTheme="minorHAnsi" w:cstheme="minorBidi"/>
@@ -6303,7 +6202,7 @@
           <w:sz w:val="24"/>
         </w:rPr>
       </w:pPr>
-      <w:hyperlink w:anchor="_Toc231850964" w:history="1">
+      <w:hyperlink w:anchor="_Toc231995635" w:history="1">
         <w:r>
           <w:rPr>
             <w:rStyle w:val="Hyperlink"/>
@@ -6330,7 +6229,7 @@
             <w:noProof/>
             <w:webHidden/>
           </w:rPr>
-          <w:instrText xml:space="preserve"> PAGEREF _Toc231850964 \h </w:instrText>
+          <w:instrText xml:space="preserve"> PAGEREF _Toc231995635 \h </w:instrText>
         </w:r>
         <w:r>
           <w:rPr>
@@ -6350,7 +6249,7 @@
             <w:noProof/>
             <w:webHidden/>
           </w:rPr>
-          <w:t>31</w:t>
+          <w:t>30</w:t>
         </w:r>
         <w:r>
           <w:rPr>
@@ -6365,7 +6264,7 @@
       <w:pPr>
         <w:pStyle w:val="TableofFigures"/>
         <w:tabs>
-          <w:tab w:val="right" w:leader="dot" w:pos="9111"/>
+          <w:tab w:val="right" w:leader="dot" w:pos="8777"/>
         </w:tabs>
         <w:rPr>
           <w:rFonts w:asciiTheme="minorHAnsi" w:eastAsiaTheme="minorEastAsia" w:hAnsiTheme="minorHAnsi" w:cstheme="minorBidi"/>
@@ -6374,7 +6273,7 @@
           <w:sz w:val="24"/>
         </w:rPr>
       </w:pPr>
-      <w:hyperlink w:anchor="_Toc231850965" w:history="1">
+      <w:hyperlink w:anchor="_Toc231995636" w:history="1">
         <w:r>
           <w:rPr>
             <w:rStyle w:val="Hyperlink"/>
@@ -6401,7 +6300,7 @@
             <w:noProof/>
             <w:webHidden/>
           </w:rPr>
-          <w:instrText xml:space="preserve"> PAGEREF _Toc231850965 \h </w:instrText>
+          <w:instrText xml:space="preserve"> PAGEREF _Toc231995636 \h </w:instrText>
         </w:r>
         <w:r>
           <w:rPr>
@@ -6421,7 +6320,7 @@
             <w:noProof/>
             <w:webHidden/>
           </w:rPr>
-          <w:t>34</w:t>
+          <w:t>33</w:t>
         </w:r>
         <w:r>
           <w:rPr>
@@ -6436,7 +6335,7 @@
       <w:pPr>
         <w:pStyle w:val="TableofFigures"/>
         <w:tabs>
-          <w:tab w:val="right" w:leader="dot" w:pos="9111"/>
+          <w:tab w:val="right" w:leader="dot" w:pos="8777"/>
         </w:tabs>
         <w:rPr>
           <w:rFonts w:asciiTheme="minorHAnsi" w:eastAsiaTheme="minorEastAsia" w:hAnsiTheme="minorHAnsi" w:cstheme="minorBidi"/>
@@ -6445,7 +6344,7 @@
           <w:sz w:val="24"/>
         </w:rPr>
       </w:pPr>
-      <w:hyperlink w:anchor="_Toc231850966" w:history="1">
+      <w:hyperlink w:anchor="_Toc231995637" w:history="1">
         <w:r>
           <w:rPr>
             <w:rStyle w:val="Hyperlink"/>
@@ -6472,7 +6371,7 @@
             <w:noProof/>
             <w:webHidden/>
           </w:rPr>
-          <w:instrText xml:space="preserve"> PAGEREF _Toc231850966 \h </w:instrText>
+          <w:instrText xml:space="preserve"> PAGEREF _Toc231995637 \h </w:instrText>
         </w:r>
         <w:r>
           <w:rPr>
@@ -6492,7 +6391,7 @@
             <w:noProof/>
             <w:webHidden/>
           </w:rPr>
-          <w:t>35</w:t>
+          <w:t>34</w:t>
         </w:r>
         <w:r>
           <w:rPr>
@@ -6507,7 +6406,7 @@
       <w:pPr>
         <w:pStyle w:val="TableofFigures"/>
         <w:tabs>
-          <w:tab w:val="right" w:leader="dot" w:pos="9111"/>
+          <w:tab w:val="right" w:leader="dot" w:pos="8777"/>
         </w:tabs>
         <w:rPr>
           <w:rFonts w:asciiTheme="minorHAnsi" w:eastAsiaTheme="minorEastAsia" w:hAnsiTheme="minorHAnsi" w:cstheme="minorBidi"/>
@@ -6516,7 +6415,7 @@
           <w:sz w:val="24"/>
         </w:rPr>
       </w:pPr>
-      <w:hyperlink w:anchor="_Toc231850967" w:history="1">
+      <w:hyperlink w:anchor="_Toc231995638" w:history="1">
         <w:r>
           <w:rPr>
             <w:rStyle w:val="Hyperlink"/>
@@ -6543,7 +6442,7 @@
             <w:noProof/>
             <w:webHidden/>
           </w:rPr>
-          <w:instrText xml:space="preserve"> PAGEREF _Toc231850967 \h </w:instrText>
+          <w:instrText xml:space="preserve"> PAGEREF _Toc231995638 \h </w:instrText>
         </w:r>
         <w:r>
           <w:rPr>
@@ -6563,7 +6462,7 @@
             <w:noProof/>
             <w:webHidden/>
           </w:rPr>
-          <w:t>35</w:t>
+          <w:t>34</w:t>
         </w:r>
         <w:r>
           <w:rPr>
@@ -6578,7 +6477,7 @@
       <w:pPr>
         <w:pStyle w:val="TableofFigures"/>
         <w:tabs>
-          <w:tab w:val="right" w:leader="dot" w:pos="9111"/>
+          <w:tab w:val="right" w:leader="dot" w:pos="8777"/>
         </w:tabs>
         <w:rPr>
           <w:rFonts w:asciiTheme="minorHAnsi" w:eastAsiaTheme="minorEastAsia" w:hAnsiTheme="minorHAnsi" w:cstheme="minorBidi"/>
@@ -6587,7 +6486,7 @@
           <w:sz w:val="24"/>
         </w:rPr>
       </w:pPr>
-      <w:hyperlink w:anchor="_Toc231850968" w:history="1">
+      <w:hyperlink w:anchor="_Toc231995639" w:history="1">
         <w:r>
           <w:rPr>
             <w:rStyle w:val="Hyperlink"/>
@@ -6614,7 +6513,7 @@
             <w:noProof/>
             <w:webHidden/>
           </w:rPr>
-          <w:instrText xml:space="preserve"> PAGEREF _Toc231850968 \h </w:instrText>
+          <w:instrText xml:space="preserve"> PAGEREF _Toc231995639 \h </w:instrText>
         </w:r>
         <w:r>
           <w:rPr>
@@ -6634,7 +6533,7 @@
             <w:noProof/>
             <w:webHidden/>
           </w:rPr>
-          <w:t>36</w:t>
+          <w:t>34</w:t>
         </w:r>
         <w:r>
           <w:rPr>
@@ -6649,7 +6548,7 @@
       <w:pPr>
         <w:pStyle w:val="TableofFigures"/>
         <w:tabs>
-          <w:tab w:val="right" w:leader="dot" w:pos="9111"/>
+          <w:tab w:val="right" w:leader="dot" w:pos="8777"/>
         </w:tabs>
         <w:rPr>
           <w:rFonts w:asciiTheme="minorHAnsi" w:eastAsiaTheme="minorEastAsia" w:hAnsiTheme="minorHAnsi" w:cstheme="minorBidi"/>
@@ -6658,7 +6557,7 @@
           <w:sz w:val="24"/>
         </w:rPr>
       </w:pPr>
-      <w:hyperlink w:anchor="_Toc231850969" w:history="1">
+      <w:hyperlink w:anchor="_Toc231995640" w:history="1">
         <w:r>
           <w:rPr>
             <w:rStyle w:val="Hyperlink"/>
@@ -6685,7 +6584,7 @@
             <w:noProof/>
             <w:webHidden/>
           </w:rPr>
-          <w:instrText xml:space="preserve"> PAGEREF _Toc231850969 \h </w:instrText>
+          <w:instrText xml:space="preserve"> PAGEREF _Toc231995640 \h </w:instrText>
         </w:r>
         <w:r>
           <w:rPr>
@@ -6705,7 +6604,7 @@
             <w:noProof/>
             <w:webHidden/>
           </w:rPr>
-          <w:t>36</w:t>
+          <w:t>35</w:t>
         </w:r>
         <w:r>
           <w:rPr>
@@ -6720,7 +6619,7 @@
       <w:pPr>
         <w:pStyle w:val="TableofFigures"/>
         <w:tabs>
-          <w:tab w:val="right" w:leader="dot" w:pos="9111"/>
+          <w:tab w:val="right" w:leader="dot" w:pos="8777"/>
         </w:tabs>
         <w:rPr>
           <w:rFonts w:asciiTheme="minorHAnsi" w:eastAsiaTheme="minorEastAsia" w:hAnsiTheme="minorHAnsi" w:cstheme="minorBidi"/>
@@ -6729,7 +6628,7 @@
           <w:sz w:val="24"/>
         </w:rPr>
       </w:pPr>
-      <w:hyperlink w:anchor="_Toc231850970" w:history="1">
+      <w:hyperlink w:anchor="_Toc231995641" w:history="1">
         <w:r>
           <w:rPr>
             <w:rStyle w:val="Hyperlink"/>
@@ -6756,7 +6655,7 @@
             <w:noProof/>
             <w:webHidden/>
           </w:rPr>
-          <w:instrText xml:space="preserve"> PAGEREF _Toc231850970 \h </w:instrText>
+          <w:instrText xml:space="preserve"> PAGEREF _Toc231995641 \h </w:instrText>
         </w:r>
         <w:r>
           <w:rPr>
@@ -6776,7 +6675,7 @@
             <w:noProof/>
             <w:webHidden/>
           </w:rPr>
-          <w:t>37</w:t>
+          <w:t>35</w:t>
         </w:r>
         <w:r>
           <w:rPr>
@@ -6791,7 +6690,7 @@
       <w:pPr>
         <w:pStyle w:val="TableofFigures"/>
         <w:tabs>
-          <w:tab w:val="right" w:leader="dot" w:pos="9111"/>
+          <w:tab w:val="right" w:leader="dot" w:pos="8777"/>
         </w:tabs>
         <w:rPr>
           <w:rFonts w:asciiTheme="minorHAnsi" w:eastAsiaTheme="minorEastAsia" w:hAnsiTheme="minorHAnsi" w:cstheme="minorBidi"/>
@@ -6800,7 +6699,7 @@
           <w:sz w:val="24"/>
         </w:rPr>
       </w:pPr>
-      <w:hyperlink w:anchor="_Toc231850971" w:history="1">
+      <w:hyperlink w:anchor="_Toc231995642" w:history="1">
         <w:r>
           <w:rPr>
             <w:rStyle w:val="Hyperlink"/>
@@ -6827,7 +6726,7 @@
             <w:noProof/>
             <w:webHidden/>
           </w:rPr>
-          <w:instrText xml:space="preserve"> PAGEREF _Toc231850971 \h </w:instrText>
+          <w:instrText xml:space="preserve"> PAGEREF _Toc231995642 \h </w:instrText>
         </w:r>
         <w:r>
           <w:rPr>
@@ -6847,7 +6746,7 @@
             <w:noProof/>
             <w:webHidden/>
           </w:rPr>
-          <w:t>37</w:t>
+          <w:t>36</w:t>
         </w:r>
         <w:r>
           <w:rPr>
@@ -6862,7 +6761,7 @@
       <w:pPr>
         <w:pStyle w:val="TableofFigures"/>
         <w:tabs>
-          <w:tab w:val="right" w:leader="dot" w:pos="9111"/>
+          <w:tab w:val="right" w:leader="dot" w:pos="8777"/>
         </w:tabs>
         <w:rPr>
           <w:rFonts w:asciiTheme="minorHAnsi" w:eastAsiaTheme="minorEastAsia" w:hAnsiTheme="minorHAnsi" w:cstheme="minorBidi"/>
@@ -6871,7 +6770,7 @@
           <w:sz w:val="24"/>
         </w:rPr>
       </w:pPr>
-      <w:hyperlink w:anchor="_Toc231850972" w:history="1">
+      <w:hyperlink w:anchor="_Toc231995643" w:history="1">
         <w:r>
           <w:rPr>
             <w:rStyle w:val="Hyperlink"/>
@@ -6898,7 +6797,7 @@
             <w:noProof/>
             <w:webHidden/>
           </w:rPr>
-          <w:instrText xml:space="preserve"> PAGEREF _Toc231850972 \h </w:instrText>
+          <w:instrText xml:space="preserve"> PAGEREF _Toc231995643 \h </w:instrText>
         </w:r>
         <w:r>
           <w:rPr>
@@ -6918,7 +6817,7 @@
             <w:noProof/>
             <w:webHidden/>
           </w:rPr>
-          <w:t>38</w:t>
+          <w:t>36</w:t>
         </w:r>
         <w:r>
           <w:rPr>
@@ -6933,7 +6832,7 @@
       <w:pPr>
         <w:pStyle w:val="TableofFigures"/>
         <w:tabs>
-          <w:tab w:val="right" w:leader="dot" w:pos="9111"/>
+          <w:tab w:val="right" w:leader="dot" w:pos="8777"/>
         </w:tabs>
         <w:rPr>
           <w:rFonts w:asciiTheme="minorHAnsi" w:eastAsiaTheme="minorEastAsia" w:hAnsiTheme="minorHAnsi" w:cstheme="minorBidi"/>
@@ -6942,7 +6841,7 @@
           <w:sz w:val="24"/>
         </w:rPr>
       </w:pPr>
-      <w:hyperlink w:anchor="_Toc231850973" w:history="1">
+      <w:hyperlink w:anchor="_Toc231995644" w:history="1">
         <w:r>
           <w:rPr>
             <w:rStyle w:val="Hyperlink"/>
@@ -6969,7 +6868,7 @@
             <w:noProof/>
             <w:webHidden/>
           </w:rPr>
-          <w:instrText xml:space="preserve"> PAGEREF _Toc231850973 \h </w:instrText>
+          <w:instrText xml:space="preserve"> PAGEREF _Toc231995644 \h </w:instrText>
         </w:r>
         <w:r>
           <w:rPr>
@@ -6989,7 +6888,7 @@
             <w:noProof/>
             <w:webHidden/>
           </w:rPr>
-          <w:t>39</w:t>
+          <w:t>37</w:t>
         </w:r>
         <w:r>
           <w:rPr>
@@ -7004,7 +6903,7 @@
       <w:pPr>
         <w:pStyle w:val="TableofFigures"/>
         <w:tabs>
-          <w:tab w:val="right" w:leader="dot" w:pos="9111"/>
+          <w:tab w:val="right" w:leader="dot" w:pos="8777"/>
         </w:tabs>
         <w:rPr>
           <w:rFonts w:asciiTheme="minorHAnsi" w:eastAsiaTheme="minorEastAsia" w:hAnsiTheme="minorHAnsi" w:cstheme="minorBidi"/>
@@ -7013,7 +6912,7 @@
           <w:sz w:val="24"/>
         </w:rPr>
       </w:pPr>
-      <w:hyperlink w:anchor="_Toc231850974" w:history="1">
+      <w:hyperlink w:anchor="_Toc231995645" w:history="1">
         <w:r>
           <w:rPr>
             <w:rStyle w:val="Hyperlink"/>
@@ -7040,7 +6939,7 @@
             <w:noProof/>
             <w:webHidden/>
           </w:rPr>
-          <w:instrText xml:space="preserve"> PAGEREF _Toc231850974 \h </w:instrText>
+          <w:instrText xml:space="preserve"> PAGEREF _Toc231995645 \h </w:instrText>
         </w:r>
         <w:r>
           <w:rPr>
@@ -7060,7 +6959,7 @@
             <w:noProof/>
             <w:webHidden/>
           </w:rPr>
-          <w:t>40</w:t>
+          <w:t>38</w:t>
         </w:r>
         <w:r>
           <w:rPr>
@@ -7075,7 +6974,7 @@
       <w:pPr>
         <w:pStyle w:val="TableofFigures"/>
         <w:tabs>
-          <w:tab w:val="right" w:leader="dot" w:pos="9111"/>
+          <w:tab w:val="right" w:leader="dot" w:pos="8777"/>
         </w:tabs>
         <w:rPr>
           <w:rFonts w:asciiTheme="minorHAnsi" w:eastAsiaTheme="minorEastAsia" w:hAnsiTheme="minorHAnsi" w:cstheme="minorBidi"/>
@@ -7084,7 +6983,7 @@
           <w:sz w:val="24"/>
         </w:rPr>
       </w:pPr>
-      <w:hyperlink w:anchor="_Toc231850975" w:history="1">
+      <w:hyperlink w:anchor="_Toc231995646" w:history="1">
         <w:r>
           <w:rPr>
             <w:rStyle w:val="Hyperlink"/>
@@ -7111,7 +7010,7 @@
             <w:noProof/>
             <w:webHidden/>
           </w:rPr>
-          <w:instrText xml:space="preserve"> PAGEREF _Toc231850975 \h </w:instrText>
+          <w:instrText xml:space="preserve"> PAGEREF _Toc231995646 \h </w:instrText>
         </w:r>
         <w:r>
           <w:rPr>
@@ -7131,7 +7030,7 @@
             <w:noProof/>
             <w:webHidden/>
           </w:rPr>
-          <w:t>40</w:t>
+          <w:t>38</w:t>
         </w:r>
         <w:r>
           <w:rPr>
@@ -7146,7 +7045,7 @@
       <w:pPr>
         <w:pStyle w:val="TableofFigures"/>
         <w:tabs>
-          <w:tab w:val="right" w:leader="dot" w:pos="9111"/>
+          <w:tab w:val="right" w:leader="dot" w:pos="8777"/>
         </w:tabs>
         <w:rPr>
           <w:rFonts w:asciiTheme="minorHAnsi" w:eastAsiaTheme="minorEastAsia" w:hAnsiTheme="minorHAnsi" w:cstheme="minorBidi"/>
@@ -7155,7 +7054,7 @@
           <w:sz w:val="24"/>
         </w:rPr>
       </w:pPr>
-      <w:hyperlink w:anchor="_Toc231850976" w:history="1">
+      <w:hyperlink w:anchor="_Toc231995647" w:history="1">
         <w:r>
           <w:rPr>
             <w:rStyle w:val="Hyperlink"/>
@@ -7182,7 +7081,7 @@
             <w:noProof/>
             <w:webHidden/>
           </w:rPr>
-          <w:instrText xml:space="preserve"> PAGEREF _Toc231850976 \h </w:instrText>
+          <w:instrText xml:space="preserve"> PAGEREF _Toc231995647 \h </w:instrText>
         </w:r>
         <w:r>
           <w:rPr>
@@ -7202,7 +7101,7 @@
             <w:noProof/>
             <w:webHidden/>
           </w:rPr>
-          <w:t>41</w:t>
+          <w:t>39</w:t>
         </w:r>
         <w:r>
           <w:rPr>
@@ -7217,7 +7116,7 @@
       <w:pPr>
         <w:pStyle w:val="TableofFigures"/>
         <w:tabs>
-          <w:tab w:val="right" w:leader="dot" w:pos="9111"/>
+          <w:tab w:val="right" w:leader="dot" w:pos="8777"/>
         </w:tabs>
         <w:rPr>
           <w:rFonts w:asciiTheme="minorHAnsi" w:eastAsiaTheme="minorEastAsia" w:hAnsiTheme="minorHAnsi" w:cstheme="minorBidi"/>
@@ -7226,7 +7125,7 @@
           <w:sz w:val="24"/>
         </w:rPr>
       </w:pPr>
-      <w:hyperlink w:anchor="_Toc231850977" w:history="1">
+      <w:hyperlink w:anchor="_Toc231995648" w:history="1">
         <w:r>
           <w:rPr>
             <w:rStyle w:val="Hyperlink"/>
@@ -7253,7 +7152,7 @@
             <w:noProof/>
             <w:webHidden/>
           </w:rPr>
-          <w:instrText xml:space="preserve"> PAGEREF _Toc231850977 \h </w:instrText>
+          <w:instrText xml:space="preserve"> PAGEREF _Toc231995648 \h </w:instrText>
         </w:r>
         <w:r>
           <w:rPr>
@@ -7273,7 +7172,7 @@
             <w:noProof/>
             <w:webHidden/>
           </w:rPr>
-          <w:t>42</w:t>
+          <w:t>39</w:t>
         </w:r>
         <w:r>
           <w:rPr>
@@ -7288,7 +7187,7 @@
       <w:pPr>
         <w:pStyle w:val="TableofFigures"/>
         <w:tabs>
-          <w:tab w:val="right" w:leader="dot" w:pos="9111"/>
+          <w:tab w:val="right" w:leader="dot" w:pos="8777"/>
         </w:tabs>
         <w:rPr>
           <w:rFonts w:asciiTheme="minorHAnsi" w:eastAsiaTheme="minorEastAsia" w:hAnsiTheme="minorHAnsi" w:cstheme="minorBidi"/>
@@ -7297,7 +7196,7 @@
           <w:sz w:val="24"/>
         </w:rPr>
       </w:pPr>
-      <w:hyperlink w:anchor="_Toc231850978" w:history="1">
+      <w:hyperlink w:anchor="_Toc231995649" w:history="1">
         <w:r>
           <w:rPr>
             <w:rStyle w:val="Hyperlink"/>
@@ -7324,7 +7223,7 @@
             <w:noProof/>
             <w:webHidden/>
           </w:rPr>
-          <w:instrText xml:space="preserve"> PAGEREF _Toc231850978 \h </w:instrText>
+          <w:instrText xml:space="preserve"> PAGEREF _Toc231995649 \h </w:instrText>
         </w:r>
         <w:r>
           <w:rPr>
@@ -7344,7 +7243,7 @@
             <w:noProof/>
             <w:webHidden/>
           </w:rPr>
-          <w:t>42</w:t>
+          <w:t>40</w:t>
         </w:r>
         <w:r>
           <w:rPr>
@@ -7359,7 +7258,7 @@
       <w:pPr>
         <w:pStyle w:val="TableofFigures"/>
         <w:tabs>
-          <w:tab w:val="right" w:leader="dot" w:pos="9111"/>
+          <w:tab w:val="right" w:leader="dot" w:pos="8777"/>
         </w:tabs>
         <w:rPr>
           <w:rFonts w:asciiTheme="minorHAnsi" w:eastAsiaTheme="minorEastAsia" w:hAnsiTheme="minorHAnsi" w:cstheme="minorBidi"/>
@@ -7368,7 +7267,7 @@
           <w:sz w:val="24"/>
         </w:rPr>
       </w:pPr>
-      <w:hyperlink w:anchor="_Toc231850979" w:history="1">
+      <w:hyperlink w:anchor="_Toc231995650" w:history="1">
         <w:r>
           <w:rPr>
             <w:rStyle w:val="Hyperlink"/>
@@ -7395,7 +7294,7 @@
             <w:noProof/>
             <w:webHidden/>
           </w:rPr>
-          <w:instrText xml:space="preserve"> PAGEREF _Toc231850979 \h </w:instrText>
+          <w:instrText xml:space="preserve"> PAGEREF _Toc231995650 \h </w:instrText>
         </w:r>
         <w:r>
           <w:rPr>
@@ -7415,7 +7314,7 @@
             <w:noProof/>
             <w:webHidden/>
           </w:rPr>
-          <w:t>43</w:t>
+          <w:t>40</w:t>
         </w:r>
         <w:r>
           <w:rPr>
@@ -7430,7 +7329,7 @@
       <w:pPr>
         <w:pStyle w:val="TableofFigures"/>
         <w:tabs>
-          <w:tab w:val="right" w:leader="dot" w:pos="9111"/>
+          <w:tab w:val="right" w:leader="dot" w:pos="8777"/>
         </w:tabs>
         <w:rPr>
           <w:rFonts w:asciiTheme="minorHAnsi" w:eastAsiaTheme="minorEastAsia" w:hAnsiTheme="minorHAnsi" w:cstheme="minorBidi"/>
@@ -7439,7 +7338,7 @@
           <w:sz w:val="24"/>
         </w:rPr>
       </w:pPr>
-      <w:hyperlink w:anchor="_Toc231850980" w:history="1">
+      <w:hyperlink w:anchor="_Toc231995651" w:history="1">
         <w:r>
           <w:rPr>
             <w:rStyle w:val="Hyperlink"/>
@@ -7466,7 +7365,7 @@
             <w:noProof/>
             <w:webHidden/>
           </w:rPr>
-          <w:instrText xml:space="preserve"> PAGEREF _Toc231850980 \h </w:instrText>
+          <w:instrText xml:space="preserve"> PAGEREF _Toc231995651 \h </w:instrText>
         </w:r>
         <w:r>
           <w:rPr>
@@ -7486,7 +7385,7 @@
             <w:noProof/>
             <w:webHidden/>
           </w:rPr>
-          <w:t>44</w:t>
+          <w:t>41</w:t>
         </w:r>
         <w:r>
           <w:rPr>
@@ -7501,7 +7400,7 @@
       <w:pPr>
         <w:pStyle w:val="TableofFigures"/>
         <w:tabs>
-          <w:tab w:val="right" w:leader="dot" w:pos="9111"/>
+          <w:tab w:val="right" w:leader="dot" w:pos="8777"/>
         </w:tabs>
         <w:rPr>
           <w:rFonts w:asciiTheme="minorHAnsi" w:eastAsiaTheme="minorEastAsia" w:hAnsiTheme="minorHAnsi" w:cstheme="minorBidi"/>
@@ -7510,7 +7409,7 @@
           <w:sz w:val="24"/>
         </w:rPr>
       </w:pPr>
-      <w:hyperlink w:anchor="_Toc231850981" w:history="1">
+      <w:hyperlink w:anchor="_Toc231995652" w:history="1">
         <w:r>
           <w:rPr>
             <w:rStyle w:val="Hyperlink"/>
@@ -7537,7 +7436,7 @@
             <w:noProof/>
             <w:webHidden/>
           </w:rPr>
-          <w:instrText xml:space="preserve"> PAGEREF _Toc231850981 \h </w:instrText>
+          <w:instrText xml:space="preserve"> PAGEREF _Toc231995652 \h </w:instrText>
         </w:r>
         <w:r>
           <w:rPr>
@@ -7557,7 +7456,7 @@
             <w:noProof/>
             <w:webHidden/>
           </w:rPr>
-          <w:t>45</w:t>
+          <w:t>42</w:t>
         </w:r>
         <w:r>
           <w:rPr>
@@ -7572,7 +7471,7 @@
       <w:pPr>
         <w:pStyle w:val="TableofFigures"/>
         <w:tabs>
-          <w:tab w:val="right" w:leader="dot" w:pos="9111"/>
+          <w:tab w:val="right" w:leader="dot" w:pos="8777"/>
         </w:tabs>
         <w:rPr>
           <w:rFonts w:asciiTheme="minorHAnsi" w:eastAsiaTheme="minorEastAsia" w:hAnsiTheme="minorHAnsi" w:cstheme="minorBidi"/>
@@ -7581,7 +7480,7 @@
           <w:sz w:val="24"/>
         </w:rPr>
       </w:pPr>
-      <w:hyperlink w:anchor="_Toc231850982" w:history="1">
+      <w:hyperlink w:anchor="_Toc231995653" w:history="1">
         <w:r>
           <w:rPr>
             <w:rStyle w:val="Hyperlink"/>
@@ -7608,7 +7507,7 @@
             <w:noProof/>
             <w:webHidden/>
           </w:rPr>
-          <w:instrText xml:space="preserve"> PAGEREF _Toc231850982 \h </w:instrText>
+          <w:instrText xml:space="preserve"> PAGEREF _Toc231995653 \h </w:instrText>
         </w:r>
         <w:r>
           <w:rPr>
@@ -7628,7 +7527,7 @@
             <w:noProof/>
             <w:webHidden/>
           </w:rPr>
-          <w:t>45</w:t>
+          <w:t>42</w:t>
         </w:r>
         <w:r>
           <w:rPr>
@@ -7648,7 +7547,7 @@
         <w:fldChar w:fldCharType="end"/>
       </w:r>
       <w:bookmarkStart w:id="5" w:name="_Toc231834899"/>
-      <w:bookmarkStart w:id="6" w:name="_Toc231851114"/>
+      <w:bookmarkStart w:id="6" w:name="_Toc231994744"/>
       <w:r>
         <w:t>LỜI NÓI ĐẦU</w:t>
       </w:r>
@@ -7729,7 +7628,7 @@
     </w:p>
     <w:p>
       <w:pPr>
-        <w:ind w:firstLine="4253"/>
+        <w:ind w:firstLine="3969"/>
         <w:jc w:val="right"/>
         <w:rPr>
           <w:szCs w:val="28"/>
@@ -7740,73 +7639,6 @@
           <w:szCs w:val="28"/>
         </w:rPr>
         <w:t>Nhóm chúng em xin chân thành cảm ơn!</w:t>
-      </w:r>
-    </w:p>
-    <w:p>
-      <w:pPr>
-        <w:ind w:firstLine="4962"/>
-        <w:jc w:val="right"/>
-        <w:rPr>
-          <w:szCs w:val="28"/>
-          <w:lang w:val="vi-VN"/>
-        </w:rPr>
-      </w:pPr>
-      <w:r>
-        <w:rPr>
-          <w:szCs w:val="28"/>
-          <w:lang w:val="vi-VN"/>
-        </w:rPr>
-        <w:t>Hà Nội, ngày</w:t>
-      </w:r>
-      <w:r>
-        <w:rPr>
-          <w:szCs w:val="28"/>
-        </w:rPr>
-        <w:t xml:space="preserve"> </w:t>
-      </w:r>
-      <w:r>
-        <w:rPr>
-          <w:szCs w:val="28"/>
-        </w:rPr>
-        <w:t>…</w:t>
-      </w:r>
-      <w:r>
-        <w:rPr>
-          <w:szCs w:val="28"/>
-        </w:rPr>
-        <w:t xml:space="preserve"> </w:t>
-      </w:r>
-      <w:r>
-        <w:rPr>
-          <w:szCs w:val="28"/>
-          <w:lang w:val="vi-VN"/>
-        </w:rPr>
-        <w:t>tháng</w:t>
-      </w:r>
-      <w:r>
-        <w:rPr>
-          <w:szCs w:val="28"/>
-        </w:rPr>
-        <w:t xml:space="preserve"> </w:t>
-      </w:r>
-      <w:r>
-        <w:rPr>
-          <w:szCs w:val="28"/>
-        </w:rPr>
-        <w:t>…</w:t>
-      </w:r>
-      <w:r>
-        <w:rPr>
-          <w:szCs w:val="28"/>
-        </w:rPr>
-        <w:t xml:space="preserve"> </w:t>
-      </w:r>
-      <w:r>
-        <w:rPr>
-          <w:szCs w:val="28"/>
-          <w:lang w:val="vi-VN"/>
-        </w:rPr>
-        <w:t>năm 2026</w:t>
       </w:r>
     </w:p>
     <w:p>
@@ -7865,7 +7697,8 @@
         <w:sectPr>
           <w:headerReference w:type="even" r:id="rId10"/>
           <w:headerReference w:type="default" r:id="rId11"/>
-          <w:pgSz w:w="12240" w:h="15840"/>
+          <w:type w:val="continuous"/>
+          <w:pgSz w:w="11906" w:h="16838" w:code="9"/>
           <w:pgMar w:top="1418" w:right="1134" w:bottom="1134" w:left="1985" w:header="720" w:footer="143" w:gutter="0"/>
           <w:pgNumType w:fmt="lowerRoman" w:start="1"/>
           <w:cols w:space="720"/>
@@ -7882,7 +7715,7 @@
         </w:rPr>
       </w:pPr>
       <w:bookmarkStart w:id="7" w:name="_Toc231834900"/>
-      <w:bookmarkStart w:id="8" w:name="_Toc231851115"/>
+      <w:bookmarkStart w:id="8" w:name="_Toc231994745"/>
       <w:r>
         <w:rPr>
           <w:sz w:val="28"/>
@@ -7903,7 +7736,7 @@
         </w:rPr>
       </w:pPr>
       <w:bookmarkStart w:id="9" w:name="_Toc231834901"/>
-      <w:bookmarkStart w:id="10" w:name="_Toc231851116"/>
+      <w:bookmarkStart w:id="10" w:name="_Toc231994746"/>
       <w:r>
         <w:rPr>
           <w:sz w:val="28"/>
@@ -8001,13 +7834,12 @@
         </w:rPr>
       </w:pPr>
       <w:bookmarkStart w:id="11" w:name="_Toc231834902"/>
-      <w:bookmarkStart w:id="12" w:name="_Toc231851117"/>
+      <w:bookmarkStart w:id="12" w:name="_Toc231994747"/>
       <w:r>
         <w:rPr>
           <w:sz w:val="28"/>
           <w:szCs w:val="28"/>
         </w:rPr>
-        <w:lastRenderedPageBreak/>
         <w:t>1.1.1. Tầm quan trọng của an ninh mạng</w:t>
       </w:r>
       <w:bookmarkEnd w:id="11"/>
@@ -8024,7 +7856,15 @@
           <w:szCs w:val="28"/>
           <w:shd w:val="clear" w:color="auto" w:fill="FBFBFB"/>
         </w:rPr>
-        <w:t>Các doanh nghiệp trong những lĩnh vực khác nhau, chẳng hạn như năng lượng, vận tải, bán lẻ và sản xuất, sử dụng các hệ thống kỹ thuật số và kết nối tốc độ cao để cung cấp dịch vụ khách hàng hiệu quả và điều hành hoạt động kinh doanh đạt hiệu quả về chi phí. Cũng như bảo mật tài sản vật lý, các doanh nghiệp còn phải bảo mật tài sản kỹ thuật số và bảo vệ hệ thống không bị truy cập ngoài ý muốn. Một sự kiện vi phạm và truy cập trái phép có chủ đích vào hệ thống máy tính, mạng hoặc cơ sở được kết nối gọi là cuộc tấn công mạng. Nếu cuộc tấn công mạng thành công, dữ liệu bảo mật sẽ bị lộ, đánh cắp, xóa hoặc thay đổi. Các biện pháp an ninh mạng bảo vệ trước những cuộc tấn công mạng và mang lại các lợi ích sau đây.</w:t>
+        <w:t xml:space="preserve">Các doanh nghiệp trong những lĩnh vực khác nhau, chẳng hạn như năng lượng, vận tải, bán lẻ và sản xuất, sử dụng các hệ thống kỹ thuật số và kết nối </w:t>
+      </w:r>
+      <w:r>
+        <w:rPr>
+          <w:szCs w:val="28"/>
+          <w:shd w:val="clear" w:color="auto" w:fill="FBFBFB"/>
+        </w:rPr>
+        <w:lastRenderedPageBreak/>
+        <w:t>tốc độ cao để cung cấp dịch vụ khách hàng hiệu quả và điều hành hoạt động kinh doanh đạt hiệu quả về chi phí. Cũng như bảo mật tài sản vật lý, các doanh nghiệp còn phải bảo mật tài sản kỹ thuật số và bảo vệ hệ thống không bị truy cập ngoài ý muốn. Một sự kiện vi phạm và truy cập trái phép có chủ đích vào hệ thống máy tính, mạng hoặc cơ sở được kết nối gọi là cuộc tấn công mạng. Nếu cuộc tấn công mạng thành công, dữ liệu bảo mật sẽ bị lộ, đánh cắp, xóa hoặc thay đổi. Các biện pháp an ninh mạng bảo vệ trước những cuộc tấn công mạng và mang lại các lợi ích sau đây.</w:t>
       </w:r>
       <w:r>
         <w:rPr>
@@ -8094,13 +7934,12 @@
         </w:rPr>
       </w:pPr>
       <w:bookmarkStart w:id="13" w:name="_Toc231834903"/>
-      <w:bookmarkStart w:id="14" w:name="_Toc231851118"/>
+      <w:bookmarkStart w:id="14" w:name="_Toc231994748"/>
       <w:r>
         <w:rPr>
           <w:sz w:val="28"/>
           <w:szCs w:val="28"/>
         </w:rPr>
-        <w:lastRenderedPageBreak/>
         <w:t>1.1.2. Những loại tấn công an ninh mạn</w:t>
       </w:r>
       <w:bookmarkEnd w:id="13"/>
@@ -8130,7 +7969,14 @@
         <w:rPr>
           <w:szCs w:val="28"/>
         </w:rPr>
-        <w:t>Phần mềm độc hại: Phần mềm độc hại còn được gọi là malware. Phần mềm độc hại bao gồm một loạt các chương trình phần mềm được xây dựng để cho phép các bên thứ ba truy cập trái phép vào thông tin nhạy cảm hoặc làm gián đoạn hoạt động bình thường của một cơ sở hạ tầng trọng yếu. Những phần mềm độc hại thường thấy bao gồm Trojan, phần mềm gián điệp và vi-rút.</w:t>
+        <w:t xml:space="preserve">Phần mềm độc hại: Phần mềm độc hại còn được gọi là malware. Phần mềm độc hại bao gồm một loạt các chương trình phần mềm được xây dựng để </w:t>
+      </w:r>
+      <w:r>
+        <w:rPr>
+          <w:szCs w:val="28"/>
+        </w:rPr>
+        <w:lastRenderedPageBreak/>
+        <w:t>cho phép các bên thứ ba truy cập trái phép vào thông tin nhạy cảm hoặc làm gián đoạn hoạt động bình thường của một cơ sở hạ tầng trọng yếu. Những phần mềm độc hại thường thấy bao gồm Trojan, phần mềm gián điệp và vi-rút.</w:t>
       </w:r>
       <w:r>
         <w:rPr>
@@ -8201,14 +8047,7 @@
         <w:rPr>
           <w:szCs w:val="28"/>
         </w:rPr>
-        <w:t xml:space="preserve">Mối đe dọa nội bộ: Một mối đe dọa nội bộ là một rủi ro an ninh do nhân viên có ý định xấu trong một tổ chức gây ra. Nhân sự có quyền truy cập cấp cao </w:t>
-      </w:r>
-      <w:r>
-        <w:rPr>
-          <w:szCs w:val="28"/>
-        </w:rPr>
-        <w:lastRenderedPageBreak/>
-        <w:t xml:space="preserve">vào hệ thống máy tính và có thể làm mất ổn định tính bảo mật của cơ sở hạ tầng từ bên trong. </w:t>
+        <w:t xml:space="preserve">Mối đe dọa nội bộ: Một mối đe dọa nội bộ là một rủi ro an ninh do nhân viên có ý định xấu trong một tổ chức gây ra. Nhân sự có quyền truy cập cấp cao vào hệ thống máy tính và có thể làm mất ổn định tính bảo mật của cơ sở hạ tầng từ bên trong. </w:t>
       </w:r>
     </w:p>
     <w:p>
@@ -8220,7 +8059,7 @@
         </w:rPr>
       </w:pPr>
       <w:bookmarkStart w:id="15" w:name="_Toc231834904"/>
-      <w:bookmarkStart w:id="16" w:name="_Toc231851119"/>
+      <w:bookmarkStart w:id="16" w:name="_Toc231994749"/>
       <w:r>
         <w:rPr>
           <w:sz w:val="28"/>
@@ -8254,6 +8093,7 @@
         <w:rPr>
           <w:szCs w:val="28"/>
         </w:rPr>
+        <w:lastRenderedPageBreak/>
         <w:t>Để được coi là thành công, một chương trình an ninh mạng sẽ cần bao gồm hoạt động hướng dẫn nhân viên về những phương pháp bảo mật hay nhất và tận dụng các công nghệ phòng vệ mạng tự động cho cơ sở hạ tầng CNTT hiện có. Những yếu tố này kết hợp lại với nhau để tạo ra nhiều lớp bảo vệ chống lại các mối đe dọa tiềm ẩn tại tất cả các điểm truy cập dữ liệu. Các thành phần an ninh mạng xác định rủi ro, bảo vệ danh tính, cơ sở hạ tầng và dữ liệu, phát hiện các bất thường và sự kiện, phản ứng và phân tích nguyên nhân gốc rễ cũng như phục hồi sau một sự kiện.</w:t>
       </w:r>
     </w:p>
@@ -8266,7 +8106,7 @@
         </w:rPr>
       </w:pPr>
       <w:bookmarkStart w:id="17" w:name="_Toc231834905"/>
-      <w:bookmarkStart w:id="18" w:name="_Toc231851120"/>
+      <w:bookmarkStart w:id="18" w:name="_Toc231994750"/>
       <w:r>
         <w:rPr>
           <w:sz w:val="28"/>
@@ -8326,21 +8166,27 @@
         <w:rPr>
           <w:szCs w:val="28"/>
         </w:rPr>
+        <w:t xml:space="preserve">Bảo mật trên đám mây:bảo mật trên đám mây mô tả các biện pháp được tổ chức thực hiện để bảo vệ dữ liệu và ứng dụng chạy trên đám mây. Đây là cơ chế bảo mật quan trọng, giúp củng cố lòng tin của khách hàng, đảm bảo các hoạt động có khả năng chịu lỗi và tuân thủ những quy định về quyền riêng tư của dữ liệu trong môi trường có quy mô linh hoạt. Chiến lược bảo mật trên đám mây mạnh mẽ có liên quan đến trách nhiệm chung được chia sẻ giữa nhà cung cấp đám mây và tổ chức. </w:t>
+      </w:r>
+    </w:p>
+    <w:p>
+      <w:pPr>
+        <w:rPr>
+          <w:szCs w:val="28"/>
+        </w:rPr>
+      </w:pPr>
+      <w:r>
+        <w:rPr>
+          <w:szCs w:val="28"/>
+        </w:rPr>
+        <w:t xml:space="preserve">Bảo mật IoT: Thuật ngữ internet vạn vật(IoT) đề cập tới các thiết bị điện tử hoạt động từ xa trên Internet. Ví dụ: một thiết bị cảnh báo thông minh gửi các cập nhật định kỳ tới điện thoại thông minh sẽ được coi là thiết bị IoT. Những thiết bị IoT này gây ra thêm một lớp rủi ro bảo mật do kết nối liên tục và các </w:t>
+      </w:r>
+      <w:r>
+        <w:rPr>
+          <w:szCs w:val="28"/>
+        </w:rPr>
         <w:lastRenderedPageBreak/>
-        <w:t xml:space="preserve">Bảo mật trên đám mây:bảo mật trên đám mây mô tả các biện pháp được tổ chức thực hiện để bảo vệ dữ liệu và ứng dụng chạy trên đám mây. Đây là cơ chế bảo mật quan trọng, giúp củng cố lòng tin của khách hàng, đảm bảo các hoạt động có khả năng chịu lỗi và tuân thủ những quy định về quyền riêng tư của dữ liệu trong môi trường có quy mô linh hoạt. Chiến lược bảo mật trên đám mây mạnh mẽ có liên quan đến trách nhiệm chung được chia sẻ giữa nhà cung cấp đám mây và tổ chức. </w:t>
-      </w:r>
-    </w:p>
-    <w:p>
-      <w:pPr>
-        <w:rPr>
-          <w:szCs w:val="28"/>
-        </w:rPr>
-      </w:pPr>
-      <w:r>
-        <w:rPr>
-          <w:szCs w:val="28"/>
-        </w:rPr>
-        <w:t xml:space="preserve">Bảo mật IoT: Thuật ngữ internet vạn vật(IoT) đề cập tới các thiết bị điện tử hoạt động từ xa trên Internet. Ví dụ: một thiết bị cảnh báo thông minh gửi các cập nhật định kỳ tới điện thoại thông minh sẽ được coi là thiết bị IoT. Những thiết bị IoT này gây ra thêm một lớp rủi ro bảo mật do kết nối liên tục và các lỗi phần mềm ẩn giấu. Do đó, việc đưa ra các chính sách bảo mật cho cơ sở hạ tầng mạng là điều vô cùng cần thiết để đánh giá và giảm thiểu các rủi ro tiềm ẩn của những thiết bị IoT khác nhau. </w:t>
+        <w:t xml:space="preserve">lỗi phần mềm ẩn giấu. Do đó, việc đưa ra các chính sách bảo mật cho cơ sở hạ tầng mạng là điều vô cùng cần thiết để đánh giá và giảm thiểu các rủi ro tiềm ẩn của những thiết bị IoT khác nhau. </w:t>
       </w:r>
     </w:p>
     <w:p>
@@ -8404,14 +8250,7 @@
         <w:rPr>
           <w:szCs w:val="28"/>
         </w:rPr>
-        <w:t xml:space="preserve">Lên kế hoạch kinh doanh liên tục và phục hồi sau thảm họa: Mục này mô tả các kế hoạch cho sự cố bất ngờ, để tổ chức kịp thời phản ứng với các sự cố an ninh mạng mà vẫn tiếp tục hoạt động và có ít hoặc không xảy ra gián đoạn. Trong những </w:t>
-      </w:r>
-      <w:r>
-        <w:rPr>
-          <w:szCs w:val="28"/>
-        </w:rPr>
-        <w:lastRenderedPageBreak/>
-        <w:t xml:space="preserve">kế hoạch đó, các chính sách phục hồi dữ liệu được triển khai để phản ứng tích cực với việc mất mát dữ liệu. </w:t>
+        <w:t xml:space="preserve">Lên kế hoạch kinh doanh liên tục và phục hồi sau thảm họa: Mục này mô tả các kế hoạch cho sự cố bất ngờ, để tổ chức kịp thời phản ứng với các sự cố an ninh mạng mà vẫn tiếp tục hoạt động và có ít hoặc không xảy ra gián đoạn. Trong những kế hoạch đó, các chính sách phục hồi dữ liệu được triển khai để phản ứng tích cực với việc mất mát dữ liệu. </w:t>
       </w:r>
     </w:p>
     <w:p>
@@ -8436,7 +8275,7 @@
         </w:rPr>
       </w:pPr>
       <w:bookmarkStart w:id="19" w:name="_Toc231834906"/>
-      <w:bookmarkStart w:id="20" w:name="_Toc231851121"/>
+      <w:bookmarkStart w:id="20" w:name="_Toc231994751"/>
       <w:r>
         <w:rPr>
           <w:sz w:val="28"/>
@@ -8483,6 +8322,7 @@
         <w:rPr>
           <w:szCs w:val="28"/>
         </w:rPr>
+        <w:lastRenderedPageBreak/>
         <w:t xml:space="preserve">Con người: </w:t>
       </w:r>
       <w:r>
@@ -8578,7 +8418,7 @@
         </w:rPr>
       </w:pPr>
       <w:bookmarkStart w:id="21" w:name="_Toc231834907"/>
-      <w:bookmarkStart w:id="22" w:name="_Toc231851122"/>
+      <w:bookmarkStart w:id="22" w:name="_Toc231994752"/>
       <w:r>
         <w:rPr>
           <w:sz w:val="28"/>
@@ -8612,34 +8452,40 @@
         <w:rPr>
           <w:szCs w:val="28"/>
         </w:rPr>
+        <w:t>Zero trust: Zero trust là một nguyên tắc an ninh mạng giả định rằng không có ứng dụng hoặc người dùng nào được tin tưởng theo mặc định, ngay cả khi ứng dụng/người dùng đó được lưu trữ trong tổ chức. Thay vào đó, mô hình zero trust đảm nhận kiểm soát quyền truy cập với đặc quyền thấp nhất, yêu cầu phải thực hiện xác thực nghiêm ngặt từ các cơ quan tương ứng và giám sát liên tục các ứng dụng.</w:t>
+      </w:r>
+    </w:p>
+    <w:p>
+      <w:pPr>
+        <w:rPr>
+          <w:szCs w:val="28"/>
+        </w:rPr>
+      </w:pPr>
+      <w:r>
+        <w:rPr>
+          <w:szCs w:val="28"/>
+        </w:rPr>
+        <w:t>Phân tích hành vi: Phân tích hành vi giám sát quá trình truyền dữ liệu từ các thiết bị và mạng để phát hiện các hoạt động đáng ngờ và kiểu mẫu bất thường. Ví dụ: đội ngũ bảo mật CNTT được cảnh báo về tình trạng tăng đột biến về hoạt động truyền dữ liệu hoặc lượt tải các tệp đáng ngờ xuống các thiết bị cụ thể.</w:t>
+      </w:r>
+    </w:p>
+    <w:p>
+      <w:pPr>
+        <w:rPr>
+          <w:szCs w:val="28"/>
+        </w:rPr>
+      </w:pPr>
+      <w:r>
+        <w:rPr>
+          <w:szCs w:val="28"/>
+        </w:rPr>
+        <w:t xml:space="preserve">Hệ thống phát hiện xâm nhập: Các tổ chức sử dụng hệ thống phát hiện xâm nhập để xác định và nhanh chóng phản ứng với một cuộc tấn công mạng. Các giải pháp bảo mật hiện đại sử dụng máy học và phân tích dữ liệu để phát </w:t>
+      </w:r>
+      <w:r>
+        <w:rPr>
+          <w:szCs w:val="28"/>
+        </w:rPr>
         <w:lastRenderedPageBreak/>
-        <w:t>Zero trust: Zero trust là một nguyên tắc an ninh mạng giả định rằng không có ứng dụng hoặc người dùng nào được tin tưởng theo mặc định, ngay cả khi ứng dụng/người dùng đó được lưu trữ trong tổ chức. Thay vào đó, mô hình zero trust đảm nhận kiểm soát quyền truy cập với đặc quyền thấp nhất, yêu cầu phải thực hiện xác thực nghiêm ngặt từ các cơ quan tương ứng và giám sát liên tục các ứng dụng.</w:t>
-      </w:r>
-    </w:p>
-    <w:p>
-      <w:pPr>
-        <w:rPr>
-          <w:szCs w:val="28"/>
-        </w:rPr>
-      </w:pPr>
-      <w:r>
-        <w:rPr>
-          <w:szCs w:val="28"/>
-        </w:rPr>
-        <w:t>Phân tích hành vi: Phân tích hành vi giám sát quá trình truyền dữ liệu từ các thiết bị và mạng để phát hiện các hoạt động đáng ngờ và kiểu mẫu bất thường. Ví dụ: đội ngũ bảo mật CNTT được cảnh báo về tình trạng tăng đột biến về hoạt động truyền dữ liệu hoặc lượt tải các tệp đáng ngờ xuống các thiết bị cụ thể.</w:t>
-      </w:r>
-    </w:p>
-    <w:p>
-      <w:pPr>
-        <w:rPr>
-          <w:szCs w:val="28"/>
-        </w:rPr>
-      </w:pPr>
-      <w:r>
-        <w:rPr>
-          <w:szCs w:val="28"/>
-        </w:rPr>
-        <w:t xml:space="preserve">Hệ thống phát hiện xâm nhập: Các tổ chức sử dụng hệ thống phát hiện xâm nhập để xác định và nhanh chóng phản ứng với một cuộc tấn công mạng. Các giải pháp bảo mật hiện đại sử dụng máy học và phân tích dữ liệu để phát hiện ra các mối đe dọa tiềm tàng trong cơ sở hạ tầng điện toán của tổ chức. Cơ chế phòng vệ chống xâm nhập cũng thu thập dấu vết dữ liệu trong trường hợp sự cố xảy ra, giúp đội ngũ bảo mật phát hiện ra nguồn gốc của sự cố.  </w:t>
+        <w:t xml:space="preserve">hiện ra các mối đe dọa tiềm tàng trong cơ sở hạ tầng điện toán của tổ chức. Cơ chế phòng vệ chống xâm nhập cũng thu thập dấu vết dữ liệu trong trường hợp sự cố xảy ra, giúp đội ngũ bảo mật phát hiện ra nguồn gốc của sự cố.  </w:t>
       </w:r>
     </w:p>
     <w:p>
@@ -8664,7 +8510,7 @@
         </w:rPr>
       </w:pPr>
       <w:bookmarkStart w:id="23" w:name="_Toc231834908"/>
-      <w:bookmarkStart w:id="24" w:name="_Toc231851123"/>
+      <w:bookmarkStart w:id="24" w:name="_Toc231994753"/>
       <w:r>
         <w:rPr>
           <w:sz w:val="28"/>
@@ -8704,7 +8550,7 @@
         </w:rPr>
       </w:pPr>
       <w:bookmarkStart w:id="25" w:name="_Toc231834909"/>
-      <w:bookmarkStart w:id="26" w:name="_Toc231851124"/>
+      <w:bookmarkStart w:id="26" w:name="_Toc231994754"/>
       <w:r>
         <w:rPr>
           <w:sz w:val="28"/>
@@ -8746,7 +8592,6 @@
         <w:rPr>
           <w:szCs w:val="28"/>
         </w:rPr>
-        <w:lastRenderedPageBreak/>
         <w:t>Số nguyên tố: Hiểu khái niệm về số nguyên tố, đặc biệt là các số nguyên tố lớn, là rất quan trọng trong việc thiết lập các giá trị khóa công khai và khóa riêng. Số nguyên tố đóng vai trò trong việc đảm bảo tính bảo mật của thuật toán.</w:t>
       </w:r>
     </w:p>
@@ -8802,7 +8647,14 @@
         <w:rPr>
           <w:szCs w:val="28"/>
         </w:rPr>
-        <w:t>Logarit rời rạc (Discrete Logarithm): Thuật toán Schnorr dựa vào bài toán logarit rời rạc trong nhóm cyclic, một bài toán toán học khó giải trong thực tế, để đảm bảo tính bảo mật. Hiểu được bài toán này giúp chúng ta đánh giá được độ an toàn của thuật toán. Do tính chất khó giải của bài toán này trong thực tế, nó được sử dụng để đảm bảo rằng kẻ tấn công không thể dễ dàng giải mã dữ liệu.</w:t>
+        <w:t xml:space="preserve">Logarit rời rạc (Discrete Logarithm): Thuật toán Schnorr dựa vào bài toán logarit rời rạc trong nhóm cyclic, một bài toán toán học khó giải trong thực tế, để đảm bảo tính bảo mật. Hiểu được bài toán này giúp chúng ta đánh giá được độ an toàn của thuật toán. Do tính chất khó giải của bài toán này trong </w:t>
+      </w:r>
+      <w:r>
+        <w:rPr>
+          <w:szCs w:val="28"/>
+        </w:rPr>
+        <w:lastRenderedPageBreak/>
+        <w:t>thực tế, nó được sử dụng để đảm bảo rằng kẻ tấn công không thể dễ dàng giải mã dữ liệu.</w:t>
       </w:r>
     </w:p>
     <w:p>
@@ -8814,7 +8666,7 @@
         </w:rPr>
       </w:pPr>
       <w:bookmarkStart w:id="27" w:name="_Toc231834910"/>
-      <w:bookmarkStart w:id="28" w:name="_Toc231851125"/>
+      <w:bookmarkStart w:id="28" w:name="_Toc231994755"/>
       <w:r>
         <w:rPr>
           <w:sz w:val="28"/>
@@ -8861,14 +8713,7 @@
         <w:rPr>
           <w:szCs w:val="28"/>
         </w:rPr>
-        <w:t xml:space="preserve">Thuật toán sinh số nguyên tố: Việc sinh ra các số nguyên tố lớn đóng vai trò quan trọng trong việc thiết lập khóa của thuật toán. Hiểu các phương pháp sinh số </w:t>
-      </w:r>
-      <w:r>
-        <w:rPr>
-          <w:szCs w:val="28"/>
-        </w:rPr>
-        <w:lastRenderedPageBreak/>
-        <w:t>nguyên tố như thử chia, kiểm tra Miller-Rabin, hoặc các thuật toán sinh số ngẫu nhiên là cần thiết.</w:t>
+        <w:t>Thuật toán sinh số nguyên tố: Việc sinh ra các số nguyên tố lớn đóng vai trò quan trọng trong việc thiết lập khóa của thuật toán. Hiểu các phương pháp sinh số nguyên tố như thử chia, kiểm tra Miller-Rabin, hoặc các thuật toán sinh số ngẫu nhiên là cần thiết.</w:t>
       </w:r>
     </w:p>
     <w:p>
@@ -8880,7 +8725,7 @@
         </w:rPr>
       </w:pPr>
       <w:bookmarkStart w:id="29" w:name="_Toc231834911"/>
-      <w:bookmarkStart w:id="30" w:name="_Toc231851126"/>
+      <w:bookmarkStart w:id="30" w:name="_Toc231994756"/>
       <w:r>
         <w:rPr>
           <w:sz w:val="28"/>
@@ -8939,12 +8784,13 @@
         </w:rPr>
       </w:pPr>
       <w:bookmarkStart w:id="31" w:name="_Toc231834912"/>
-      <w:bookmarkStart w:id="32" w:name="_Toc231851127"/>
+      <w:bookmarkStart w:id="32" w:name="_Toc231994757"/>
       <w:r>
         <w:rPr>
           <w:sz w:val="28"/>
           <w:szCs w:val="28"/>
         </w:rPr>
+        <w:lastRenderedPageBreak/>
         <w:t>1.2.4. Kiến thức về hệ thống và an ninh mạng</w:t>
       </w:r>
       <w:bookmarkEnd w:id="31"/>
@@ -8985,7 +8831,7 @@
         </w:rPr>
       </w:pPr>
       <w:bookmarkStart w:id="33" w:name="_Toc231834913"/>
-      <w:bookmarkStart w:id="34" w:name="_Toc231851128"/>
+      <w:bookmarkStart w:id="34" w:name="_Toc231994758"/>
       <w:r>
         <w:rPr>
           <w:sz w:val="28"/>
@@ -9019,7 +8865,6 @@
         <w:rPr>
           <w:szCs w:val="28"/>
         </w:rPr>
-        <w:lastRenderedPageBreak/>
         <w:t>Kiến thức về kiểm thử phần mềm: Để đảm bảo chương trình hoạt động chính xác, cần có kỹ năng kiểm thử mã nguồn (unit testing) và kiểm tra hiệu suất của thuật toán trong các trường hợp thực tế.</w:t>
       </w:r>
     </w:p>
@@ -9045,7 +8890,7 @@
         </w:rPr>
       </w:pPr>
       <w:bookmarkStart w:id="35" w:name="_Toc231834914"/>
-      <w:bookmarkStart w:id="36" w:name="_Toc231851129"/>
+      <w:bookmarkStart w:id="36" w:name="_Toc231994759"/>
       <w:r>
         <w:rPr>
           <w:sz w:val="28"/>
@@ -9091,12 +8936,13 @@
         </w:rPr>
       </w:pPr>
       <w:bookmarkStart w:id="37" w:name="_Toc231834915"/>
-      <w:bookmarkStart w:id="38" w:name="_Toc231851130"/>
+      <w:bookmarkStart w:id="38" w:name="_Toc231994760"/>
       <w:r>
         <w:rPr>
           <w:sz w:val="28"/>
           <w:szCs w:val="28"/>
         </w:rPr>
+        <w:lastRenderedPageBreak/>
         <w:t>1.3.1. Lý do nghiên cứu</w:t>
       </w:r>
       <w:bookmarkEnd w:id="37"/>
@@ -9112,14 +8958,7 @@
         <w:rPr>
           <w:szCs w:val="28"/>
         </w:rPr>
-        <w:t xml:space="preserve">Hiện nay trong sự phát triển của thời đại công nghệ 4.0, bảo mật thông tin đóng vai trò vô cùng quan trọng. Ví dụ, trong các giao dịch ngân hàng điện tử hay các hệ thống chứng thực trực tuyến, việc đảm bảo tính toàn vẹn và xác thực của dữ liệu là yêu cầu bắt buộc. Chữ ký số Schnorr, được Claus-Peter Schnorr giới thiệu năm 1989, là một trong những thuật toán chữ ký số nền tảng và hiệu quả nhất, có ảnh hưởng lớn đến các chuẩn mật mã hiện đại như DSA và chữ ký Schnorr trong Bitcoin (BIP-340). Thuật toán này nổi bật nhờ cấu trúc đơn giản, chứng minh bảo mật chặt chẽ trong mô hình Oracle ngẫu nhiên, và hiệu suất tính toán cao. Nghiên cứu về thuật toán Schnorr giúp hiểu rõ cơ chế bảo mật của chữ ký số và ứng dụng vào thực tế bằng hai ngôn ngữ phổ biến Java và C#. Chính vì vậy mà </w:t>
-      </w:r>
-      <w:r>
-        <w:rPr>
-          <w:szCs w:val="28"/>
-        </w:rPr>
-        <w:lastRenderedPageBreak/>
-        <w:t>nhóm chúng em đã chọn đề tài “Chữ ký số Schnorr và ứng dụng trong xác thực tính toàn vẹn của dữ liệu (Sử dụng ngôn ngữ Java và C#)” trong bài tập lớn của môn An ninh mạng này.</w:t>
+        <w:t>Hiện nay trong sự phát triển của thời đại công nghệ 4.0, bảo mật thông tin đóng vai trò vô cùng quan trọng. Ví dụ, trong các giao dịch ngân hàng điện tử hay các hệ thống chứng thực trực tuyến, việc đảm bảo tính toàn vẹn và xác thực của dữ liệu là yêu cầu bắt buộc. Chữ ký số Schnorr, được Claus-Peter Schnorr giới thiệu năm 1989, là một trong những thuật toán chữ ký số nền tảng và hiệu quả nhất, có ảnh hưởng lớn đến các chuẩn mật mã hiện đại như DSA và chữ ký Schnorr trong Bitcoin (BIP-340). Thuật toán này nổi bật nhờ cấu trúc đơn giản, chứng minh bảo mật chặt chẽ trong mô hình Oracle ngẫu nhiên, và hiệu suất tính toán cao. Nghiên cứu về thuật toán Schnorr giúp hiểu rõ cơ chế bảo mật của chữ ký số và ứng dụng vào thực tế bằng hai ngôn ngữ phổ biến Java và C#. Chính vì vậy mà nhóm chúng em đã chọn đề tài “Chữ ký số Schnorr và ứng dụng trong xác thực tính toàn vẹn của dữ liệu (Sử dụng ngôn ngữ Java và C#)” trong bài tập lớn của môn An ninh mạng này.</w:t>
       </w:r>
     </w:p>
     <w:p>
@@ -9131,7 +8970,7 @@
         </w:rPr>
       </w:pPr>
       <w:bookmarkStart w:id="39" w:name="_Toc231834916"/>
-      <w:bookmarkStart w:id="40" w:name="_Toc231851131"/>
+      <w:bookmarkStart w:id="40" w:name="_Toc231994761"/>
       <w:r>
         <w:rPr>
           <w:sz w:val="28"/>
@@ -9244,6 +9083,7 @@
         <w:rPr>
           <w:szCs w:val="28"/>
         </w:rPr>
+        <w:lastRenderedPageBreak/>
         <w:t>Kiểm thử và tối ưu hóa thuật toán: Kiểm thử và đánh giá hiệu quả của thuật toán trong các tình huống thực tế, sửa lỗi và tối ưu hóa chương trình để đạt được hiệu quả cao nhất trong việc bảo vệ tính toàn vẹn của dữ liệu.</w:t>
       </w:r>
     </w:p>
@@ -9269,7 +9109,7 @@
         </w:rPr>
       </w:pPr>
       <w:bookmarkStart w:id="41" w:name="_Toc231834917"/>
-      <w:bookmarkStart w:id="42" w:name="_Toc231851132"/>
+      <w:bookmarkStart w:id="42" w:name="_Toc231994762"/>
       <w:r>
         <w:rPr>
           <w:sz w:val="28"/>
@@ -9297,7 +9137,7 @@
         </w:rPr>
       </w:pPr>
       <w:bookmarkStart w:id="43" w:name="_Toc231834918"/>
-      <w:bookmarkStart w:id="44" w:name="_Toc231851133"/>
+      <w:bookmarkStart w:id="44" w:name="_Toc231994763"/>
       <w:r>
         <w:rPr>
           <w:sz w:val="28"/>
@@ -9363,7 +9203,7 @@
         </w:rPr>
       </w:pPr>
       <w:bookmarkStart w:id="45" w:name="_Toc231834919"/>
-      <w:bookmarkStart w:id="46" w:name="_Toc231851134"/>
+      <w:bookmarkStart w:id="46" w:name="_Toc231994764"/>
       <w:r>
         <w:rPr>
           <w:sz w:val="28"/>
@@ -9664,20 +9504,20 @@
         <w:rPr>
           <w:szCs w:val="28"/>
         </w:rPr>
+        <w:t>Hai khoá Ks và Kp có thể áp dụng theo thứ tự tuỳ ý trong trường hợp mã hoá hoặc giải mã.</w:t>
+      </w:r>
+    </w:p>
+    <w:p>
+      <w:pPr>
+        <w:rPr>
+          <w:szCs w:val="28"/>
+        </w:rPr>
+      </w:pPr>
+      <w:r>
+        <w:rPr>
+          <w:szCs w:val="28"/>
+        </w:rPr>
         <w:lastRenderedPageBreak/>
-        <w:t>Hai khoá Ks và Kp có thể áp dụng theo thứ tự tuỳ ý trong trường hợp mã hoá hoặc giải mã.</w:t>
-      </w:r>
-    </w:p>
-    <w:p>
-      <w:pPr>
-        <w:rPr>
-          <w:szCs w:val="28"/>
-        </w:rPr>
-      </w:pPr>
-      <w:r>
-        <w:rPr>
-          <w:szCs w:val="28"/>
-        </w:rPr>
         <w:t>Trong các hệ mật mã, khi A muốn truyền tin cho B, A sẽ sử dụng khoá Kp của B (Khoá công khai) để mã hoá tin tức và truyền bản mã tới cho B. Sau đó, B sẽ sử dụng khoá bí mật của mình (Ks) để giải mã và đọc tin.</w:t>
       </w:r>
     </w:p>
@@ -9690,7 +9530,7 @@
         </w:rPr>
       </w:pPr>
       <w:bookmarkStart w:id="47" w:name="_Toc231834920"/>
-      <w:bookmarkStart w:id="48" w:name="_Toc231851135"/>
+      <w:bookmarkStart w:id="48" w:name="_Toc231994765"/>
       <w:r>
         <w:rPr>
           <w:sz w:val="28"/>
@@ -9817,11 +9657,10 @@
           <w:noProof/>
           <w:szCs w:val="28"/>
         </w:rPr>
-        <w:lastRenderedPageBreak/>
         <w:drawing>
-          <wp:inline distT="0" distB="0" distL="0" distR="0" wp14:anchorId="6863AA24" wp14:editId="528308A2">
-            <wp:extent cx="5684521" cy="3863340"/>
-            <wp:effectExtent l="0" t="0" r="0" b="0"/>
+          <wp:inline distT="0" distB="0" distL="0" distR="0" wp14:anchorId="6863AA24" wp14:editId="2118B3C1">
+            <wp:extent cx="4970834" cy="3863339"/>
+            <wp:effectExtent l="0" t="0" r="1270" b="4445"/>
             <wp:docPr id="1659" name="Picture 1659"/>
             <wp:cNvGraphicFramePr/>
             <a:graphic xmlns:a="http://schemas.openxmlformats.org/drawingml/2006/main">
@@ -9840,7 +9679,7 @@
                   <pic:spPr>
                     <a:xfrm>
                       <a:off x="0" y="0"/>
-                      <a:ext cx="5684521" cy="3863340"/>
+                      <a:ext cx="4976549" cy="3867781"/>
                     </a:xfrm>
                     <a:prstGeom prst="rect">
                       <a:avLst/>
@@ -9858,7 +9697,7 @@
         <w:pStyle w:val="hinh"/>
       </w:pPr>
       <w:bookmarkStart w:id="49" w:name="_Toc231326996"/>
-      <w:bookmarkStart w:id="50" w:name="_Toc231850960"/>
+      <w:bookmarkStart w:id="50" w:name="_Toc231995631"/>
       <w:r>
         <w:t>Hình 2.1</w:t>
       </w:r>
@@ -9880,12 +9719,13 @@
         </w:rPr>
       </w:pPr>
       <w:bookmarkStart w:id="51" w:name="_Toc231834921"/>
-      <w:bookmarkStart w:id="52" w:name="_Toc231851136"/>
+      <w:bookmarkStart w:id="52" w:name="_Toc231994766"/>
       <w:r>
         <w:rPr>
           <w:sz w:val="28"/>
           <w:szCs w:val="28"/>
         </w:rPr>
+        <w:lastRenderedPageBreak/>
         <w:t>2.1.3. Độ an toàn của mã hóa khóa công khai</w:t>
       </w:r>
       <w:bookmarkEnd w:id="51"/>
@@ -9963,7 +9803,7 @@
         </w:rPr>
       </w:pPr>
       <w:bookmarkStart w:id="53" w:name="_Toc231834922"/>
-      <w:bookmarkStart w:id="54" w:name="_Toc231851137"/>
+      <w:bookmarkStart w:id="54" w:name="_Toc231994767"/>
       <w:r>
         <w:rPr>
           <w:sz w:val="28"/>
@@ -10034,7 +9874,6 @@
         <w:rPr>
           <w:szCs w:val="28"/>
         </w:rPr>
-        <w:lastRenderedPageBreak/>
         <w:t>Mã hóa khóa công khai cũng yếu đối với tấn công trung gian. Trong cuộc tấn công này, bên thứ ba có thể phá vỡ giao tiếp khóa công khai và sau đó sửa đổi khóa công khai.</w:t>
       </w:r>
     </w:p>
@@ -10068,7 +9907,7 @@
         </w:rPr>
       </w:pPr>
       <w:bookmarkStart w:id="55" w:name="_Toc231834923"/>
-      <w:bookmarkStart w:id="56" w:name="_Toc231851138"/>
+      <w:bookmarkStart w:id="56" w:name="_Toc231994768"/>
       <w:r>
         <w:rPr>
           <w:sz w:val="28"/>
@@ -10160,7 +9999,14 @@
         <w:rPr>
           <w:szCs w:val="28"/>
         </w:rPr>
-        <w:t>Nếu khóa riêng của người dùng được sử dụng để tạo chứng chỉ ở cấp cao hơn trong hệ thống phân cấp máy chủ PKI (Cơ sở hạ tầng khóa công khai) bị xâm phạm hoặc vô tình bị tiết lộ, thì "cuộc tấn công trung gian" cũng có thể xảy ra, khiến bất kỳ chứng chỉ cấp dưới nào trở nên hoàn toàn không an toàn. Đây cũng là điểm yếu của Mã hóa khóa công khai.</w:t>
+        <w:t xml:space="preserve">Nếu khóa riêng của người dùng được sử dụng để tạo chứng chỉ ở cấp cao hơn trong hệ thống phân cấp máy chủ PKI (Cơ sở hạ tầng khóa </w:t>
+      </w:r>
+      <w:r>
+        <w:rPr>
+          <w:szCs w:val="28"/>
+        </w:rPr>
+        <w:lastRenderedPageBreak/>
+        <w:t>công khai) bị xâm phạm hoặc vô tình bị tiết lộ, thì "cuộc tấn công trung gian" cũng có thể xảy ra, khiến bất kỳ chứng chỉ cấp dưới nào trở nên hoàn toàn không an toàn. Đây cũng là điểm yếu của Mã hóa khóa công khai.</w:t>
       </w:r>
     </w:p>
     <w:p>
@@ -10172,7 +10018,7 @@
         </w:rPr>
       </w:pPr>
       <w:bookmarkStart w:id="57" w:name="_Toc231834924"/>
-      <w:bookmarkStart w:id="58" w:name="_Toc231851139"/>
+      <w:bookmarkStart w:id="58" w:name="_Toc231994769"/>
       <w:r>
         <w:rPr>
           <w:sz w:val="28"/>
@@ -10192,7 +10038,7 @@
         </w:rPr>
       </w:pPr>
       <w:bookmarkStart w:id="59" w:name="_Toc231834925"/>
-      <w:bookmarkStart w:id="60" w:name="_Toc231851140"/>
+      <w:bookmarkStart w:id="60" w:name="_Toc231994770"/>
       <w:r>
         <w:rPr>
           <w:sz w:val="28"/>
@@ -10234,7 +10080,6 @@
         <w:rPr>
           <w:szCs w:val="28"/>
         </w:rPr>
-        <w:lastRenderedPageBreak/>
         <w:t>Chữ ký là bằng chứng thể hiện người ký có chủ định khi ký văn bản.</w:t>
       </w:r>
     </w:p>
@@ -10366,6 +10211,7 @@
         <w:rPr>
           <w:szCs w:val="28"/>
         </w:rPr>
+        <w:lastRenderedPageBreak/>
         <w:t>Người gửi chuyển văn bản cho người nhận.</w:t>
       </w:r>
     </w:p>
@@ -10425,14 +10271,13 @@
         </w:rPr>
       </w:pPr>
       <w:bookmarkStart w:id="61" w:name="_Toc231834926"/>
-      <w:bookmarkStart w:id="62" w:name="_Toc231851141"/>
+      <w:bookmarkStart w:id="62" w:name="_Toc231994771"/>
       <w:r>
         <w:rPr>
           <w:color w:val="242424"/>
           <w:sz w:val="28"/>
           <w:szCs w:val="28"/>
         </w:rPr>
-        <w:lastRenderedPageBreak/>
         <w:t xml:space="preserve">2.2.2. </w:t>
       </w:r>
       <w:r>
@@ -10519,13 +10364,14 @@
         </w:rPr>
       </w:pPr>
       <w:bookmarkStart w:id="63" w:name="_Toc231834927"/>
-      <w:bookmarkStart w:id="64" w:name="_Toc231851142"/>
+      <w:bookmarkStart w:id="64" w:name="_Toc231994772"/>
       <w:r>
         <w:rPr>
           <w:color w:val="242424"/>
           <w:sz w:val="28"/>
           <w:szCs w:val="28"/>
         </w:rPr>
+        <w:lastRenderedPageBreak/>
         <w:t xml:space="preserve">2.2.3. </w:t>
       </w:r>
       <w:r>
@@ -10561,14 +10407,7 @@
         <w:rPr>
           <w:szCs w:val="28"/>
         </w:rPr>
-        <w:t xml:space="preserve">Chính khó khăn đã nảy sinh sự phát triển mạnh mẽ của công nghệ thông tin và công nghệ mã hóa. Hiện nay ở tất cả các nước phát triển cũng như đang phát triển, mạng máy tính đang ngày càng đóng vai trò thiết yếu trong mọi lĩnh vực hoạt động của toàn xã hội và nhu cầu bảo mật thông tin đặt lên hàng đầu. Điển hình là việc mã hóa bảo mật các thông tin số của doanh nghiệp, dùng chữ ký số </w:t>
-      </w:r>
-      <w:r>
-        <w:rPr>
-          <w:szCs w:val="28"/>
-        </w:rPr>
-        <w:lastRenderedPageBreak/>
-        <w:t>xác thực email trao đổi thông tin, kiểm soát truy cập vào các sàn thương mại điện tử và các đơn đặt hàng, ngân hàng điện tử, mua sắm trực tuyến… mà vai trò chủ yếu là chữ kí số điện tử.</w:t>
+        <w:t>Chính khó khăn đã nảy sinh sự phát triển mạnh mẽ của công nghệ thông tin và công nghệ mã hóa. Hiện nay ở tất cả các nước phát triển cũng như đang phát triển, mạng máy tính đang ngày càng đóng vai trò thiết yếu trong mọi lĩnh vực hoạt động của toàn xã hội và nhu cầu bảo mật thông tin đặt lên hàng đầu. Điển hình là việc mã hóa bảo mật các thông tin số của doanh nghiệp, dùng chữ ký số xác thực email trao đổi thông tin, kiểm soát truy cập vào các sàn thương mại điện tử và các đơn đặt hàng, ngân hàng điện tử, mua sắm trực tuyến… mà vai trò chủ yếu là chữ kí số điện tử.</w:t>
       </w:r>
     </w:p>
     <w:p>
@@ -10606,7 +10445,7 @@
         </w:rPr>
       </w:pPr>
       <w:bookmarkStart w:id="65" w:name="_Toc231834928"/>
-      <w:bookmarkStart w:id="66" w:name="_Toc231851143"/>
+      <w:bookmarkStart w:id="66" w:name="_Toc231994773"/>
       <w:r>
         <w:rPr>
           <w:sz w:val="28"/>
@@ -10666,6 +10505,7 @@
         <w:rPr>
           <w:szCs w:val="28"/>
         </w:rPr>
+        <w:lastRenderedPageBreak/>
         <w:t>Hàm kiểm tra chữ ký là hàm kiểm tra xem chữ ký đã cho có đúng với khóa công cộng không. Khóa này mọi người có quyền truy cập cho nên mọi người đều có thể kiểm tra được chữ ký.</w:t>
       </w:r>
     </w:p>
@@ -10784,7 +10624,6 @@
         <w:rPr>
           <w:szCs w:val="28"/>
         </w:rPr>
-        <w:lastRenderedPageBreak/>
         <w:t>Thuật toán tạo chữ ký Sign</w:t>
       </w:r>
       <w:r>
@@ -10858,9 +10697,10 @@
           <w:noProof/>
           <w:szCs w:val="28"/>
         </w:rPr>
+        <w:lastRenderedPageBreak/>
         <w:drawing>
-          <wp:inline distT="0" distB="0" distL="0" distR="0" wp14:anchorId="07EF1BBA" wp14:editId="7B075F1F">
-            <wp:extent cx="5628640" cy="4389120"/>
+          <wp:inline distT="0" distB="0" distL="0" distR="0" wp14:anchorId="07EF1BBA" wp14:editId="0C38F922">
+            <wp:extent cx="4863830" cy="4389120"/>
             <wp:effectExtent l="0" t="0" r="0" b="0"/>
             <wp:docPr id="1956" name="Picture 1956"/>
             <wp:cNvGraphicFramePr/>
@@ -10880,7 +10720,7 @@
                   <pic:spPr>
                     <a:xfrm>
                       <a:off x="0" y="0"/>
-                      <a:ext cx="5628640" cy="4389120"/>
+                      <a:ext cx="4866782" cy="4391784"/>
                     </a:xfrm>
                     <a:prstGeom prst="rect">
                       <a:avLst/>
@@ -10898,7 +10738,7 @@
         <w:pStyle w:val="hinh"/>
       </w:pPr>
       <w:bookmarkStart w:id="67" w:name="_Toc231326997"/>
-      <w:bookmarkStart w:id="68" w:name="_Toc231850961"/>
+      <w:bookmarkStart w:id="68" w:name="_Toc231995632"/>
       <w:r>
         <w:t>Hình 2.2</w:t>
       </w:r>
@@ -10942,7 +10782,6 @@
         <w:rPr>
           <w:szCs w:val="28"/>
         </w:rPr>
-        <w:lastRenderedPageBreak/>
         <w:t>Xác thực được nguồn gốc tài liệu: Tuy thuộc vào từng bản tin mà có thể thêm các thông tin nhận dạng, như tên tác giả, nhản thời gian…vv.</w:t>
       </w:r>
     </w:p>
@@ -11103,6 +10942,7 @@
         <w:rPr>
           <w:szCs w:val="28"/>
         </w:rPr>
+        <w:lastRenderedPageBreak/>
         <w:t>Tội phạm có thể đổi khóa công cộng bởi khóa của mình.</w:t>
       </w:r>
     </w:p>
@@ -11115,7 +10955,7 @@
         </w:rPr>
       </w:pPr>
       <w:bookmarkStart w:id="69" w:name="_Toc231834929"/>
-      <w:bookmarkStart w:id="70" w:name="_Toc231851144"/>
+      <w:bookmarkStart w:id="70" w:name="_Toc231994774"/>
       <w:r>
         <w:rPr>
           <w:sz w:val="28"/>
@@ -11175,14 +11015,7 @@
         <w:rPr>
           <w:szCs w:val="28"/>
         </w:rPr>
-        <w:t xml:space="preserve">Cả hai bên tham gia vào quá trình thông tin đều có thể tin tưởng là văn bản không bị sửa đổi trong khi truyền vì nếu văn bản bị thay đổi thì </w:t>
-      </w:r>
-      <w:r>
-        <w:rPr>
-          <w:szCs w:val="28"/>
-        </w:rPr>
-        <w:lastRenderedPageBreak/>
-        <w:t>hàm băm cũng sẽ thay đổi và lập thức bị phát hiện. Quy trình mã hóa sẽ ẩn nội dung dối với bên thứ ba.</w:t>
+        <w:t>Cả hai bên tham gia vào quá trình thông tin đều có thể tin tưởng là văn bản không bị sửa đổi trong khi truyền vì nếu văn bản bị thay đổi thì hàm băm cũng sẽ thay đổi và lập thức bị phát hiện. Quy trình mã hóa sẽ ẩn nội dung dối với bên thứ ba.</w:t>
       </w:r>
     </w:p>
     <w:p>
@@ -11207,7 +11040,7 @@
         </w:rPr>
       </w:pPr>
       <w:bookmarkStart w:id="71" w:name="_Toc231834930"/>
-      <w:bookmarkStart w:id="72" w:name="_Toc231851145"/>
+      <w:bookmarkStart w:id="72" w:name="_Toc231994775"/>
       <w:r>
         <w:rPr>
           <w:sz w:val="28"/>
@@ -11242,10 +11075,11 @@
           <w:noProof/>
           <w:szCs w:val="28"/>
         </w:rPr>
+        <w:lastRenderedPageBreak/>
         <w:drawing>
-          <wp:inline distT="0" distB="0" distL="0" distR="0" wp14:anchorId="64D91D13" wp14:editId="783D42A2">
-            <wp:extent cx="5490846" cy="3477260"/>
-            <wp:effectExtent l="0" t="0" r="0" b="0"/>
+          <wp:inline distT="0" distB="0" distL="0" distR="0" wp14:anchorId="64D91D13" wp14:editId="65B53A8D">
+            <wp:extent cx="5019472" cy="3477259"/>
+            <wp:effectExtent l="0" t="0" r="0" b="9525"/>
             <wp:docPr id="2059" name="Picture 2059"/>
             <wp:cNvGraphicFramePr/>
             <a:graphic xmlns:a="http://schemas.openxmlformats.org/drawingml/2006/main">
@@ -11264,7 +11098,7 @@
                   <pic:spPr>
                     <a:xfrm>
                       <a:off x="0" y="0"/>
-                      <a:ext cx="5490846" cy="3477260"/>
+                      <a:ext cx="5025884" cy="3481701"/>
                     </a:xfrm>
                     <a:prstGeom prst="rect">
                       <a:avLst/>
@@ -11282,7 +11116,7 @@
         <w:pStyle w:val="hinh"/>
       </w:pPr>
       <w:bookmarkStart w:id="73" w:name="_Toc231326998"/>
-      <w:bookmarkStart w:id="74" w:name="_Toc231850962"/>
+      <w:bookmarkStart w:id="74" w:name="_Toc231995633"/>
       <w:r>
         <w:t>Hình 2.3</w:t>
       </w:r>
@@ -11347,7 +11181,6 @@
         <w:rPr>
           <w:szCs w:val="28"/>
         </w:rPr>
-        <w:lastRenderedPageBreak/>
         <w:t>Bước 2: Trước khi ký, tài liệu trải qua quá trình băm. Một hàm băm tạo ra một chuỗi ký tự có độ dài cố định (giá trị băm) từ nội dung của tài liệu. Giá trị băm này đại diện duy nhất cho tài liệu.</w:t>
       </w:r>
     </w:p>
@@ -11423,12 +11256,13 @@
         </w:rPr>
       </w:pPr>
       <w:bookmarkStart w:id="75" w:name="_Toc231834931"/>
-      <w:bookmarkStart w:id="76" w:name="_Toc231851146"/>
+      <w:bookmarkStart w:id="76" w:name="_Toc231994776"/>
       <w:r>
         <w:rPr>
           <w:sz w:val="28"/>
           <w:szCs w:val="28"/>
         </w:rPr>
+        <w:lastRenderedPageBreak/>
         <w:t>2.2.7. Ứng dụng của chữ ký số</w:t>
       </w:r>
       <w:bookmarkEnd w:id="75"/>
@@ -11462,14 +11296,7 @@
         <w:rPr>
           <w:szCs w:val="28"/>
         </w:rPr>
-        <w:t xml:space="preserve">Trong lĩnh vực tài chính, chữ ký số đóng vai trò quan trọng trong việc ủy quyền giao dịch, thỏa thuận cho vay và các công cụ tài chính khác. Chúng cung cấp một cách an toàn và hiệu quả để xử lý phê duyệt và giảm rủi ro gian lận. Nhiều cơ quan chính phủ sử dụng chữ ký số để hợp lý hóa các quy trình hành chính. Điều này bao gồm nộp thuế, xin giấy phép và các dịch vụ khác yêu cầu xác minh danh tính và tính toàn vẹn của tài liệu. Trong chăm sóc sức khỏe, chữ ký số được sử dụng để ký hồ sơ y tế, đơn thuốc và biểu mẫu đồng ý của bệnh nhân. Điều này giúp duy trì tính bảo mật và tính toàn vẹn của thông tin y tế nhạy cảm. Các nhà phát triển phần mềm sử dụng chữ ký số để ký các ứng dụng và bản cập nhật của </w:t>
-      </w:r>
-      <w:r>
-        <w:rPr>
-          <w:szCs w:val="28"/>
-        </w:rPr>
-        <w:lastRenderedPageBreak/>
-        <w:t>họ để đảm bảo rằng phần mềm không bị giả mạo và đến từ một nguồn đã được xác minh, bảo vệ người dùng khỏi phần mềm độc hại và các mối đe dọa bảo mật khác.</w:t>
+        <w:t>Trong lĩnh vực tài chính, chữ ký số đóng vai trò quan trọng trong việc ủy quyền giao dịch, thỏa thuận cho vay và các công cụ tài chính khác. Chúng cung cấp một cách an toàn và hiệu quả để xử lý phê duyệt và giảm rủi ro gian lận. Nhiều cơ quan chính phủ sử dụng chữ ký số để hợp lý hóa các quy trình hành chính. Điều này bao gồm nộp thuế, xin giấy phép và các dịch vụ khác yêu cầu xác minh danh tính và tính toàn vẹn của tài liệu. Trong chăm sóc sức khỏe, chữ ký số được sử dụng để ký hồ sơ y tế, đơn thuốc và biểu mẫu đồng ý của bệnh nhân. Điều này giúp duy trì tính bảo mật và tính toàn vẹn của thông tin y tế nhạy cảm. Các nhà phát triển phần mềm sử dụng chữ ký số để ký các ứng dụng và bản cập nhật của họ để đảm bảo rằng phần mềm không bị giả mạo và đến từ một nguồn đã được xác minh, bảo vệ người dùng khỏi phần mềm độc hại và các mối đe dọa bảo mật khác.</w:t>
       </w:r>
     </w:p>
     <w:p>
@@ -11578,7 +11405,7 @@
         </w:rPr>
       </w:pPr>
       <w:bookmarkStart w:id="77" w:name="_Toc231834932"/>
-      <w:bookmarkStart w:id="78" w:name="_Toc231851147"/>
+      <w:bookmarkStart w:id="78" w:name="_Toc231994777"/>
       <w:r>
         <w:rPr>
           <w:sz w:val="28"/>
@@ -11599,7 +11426,14 @@
         <w:rPr>
           <w:szCs w:val="28"/>
         </w:rPr>
-        <w:t>Tạo chữ ký số: Sử dụng các ứng dụng hỗ trợ tạo chữ ký số từ khóa bí mật, khóa bí mật do nhà cung cấp dịch vụ chứng thức chữ ký số công cộng cấp được lưu giữ dưới dạng tệp tin (có mật khẩu khi sử dụng), để an toàn và chống copy khóa bí mật một số nhà cung cấp dịch vụ lưu trữ khóa bí mật trong một thiết bị phần cứng chuyên dụng là USB Token hoặc SmartCard. Thiết bị này sẽ đảm bảo khóa bí mật được lưu trữ an toàn, không thể sao chép hay nhân bản được và cũng không thể bị virus phá hỏng.</w:t>
+        <w:t xml:space="preserve">Tạo chữ ký số: Sử dụng các ứng dụng hỗ trợ tạo chữ ký số từ khóa bí mật, khóa bí mật do nhà cung cấp dịch vụ chứng thức chữ ký số công cộng cấp </w:t>
+      </w:r>
+      <w:r>
+        <w:rPr>
+          <w:szCs w:val="28"/>
+        </w:rPr>
+        <w:lastRenderedPageBreak/>
+        <w:t>được lưu giữ dưới dạng tệp tin (có mật khẩu khi sử dụng), để an toàn và chống copy khóa bí mật một số nhà cung cấp dịch vụ lưu trữ khóa bí mật trong một thiết bị phần cứng chuyên dụng là USB Token hoặc SmartCard. Thiết bị này sẽ đảm bảo khóa bí mật được lưu trữ an toàn, không thể sao chép hay nhân bản được và cũng không thể bị virus phá hỏng.</w:t>
       </w:r>
     </w:p>
     <w:p>
@@ -11624,13 +11458,12 @@
         </w:rPr>
       </w:pPr>
       <w:bookmarkStart w:id="79" w:name="_Toc231834933"/>
-      <w:bookmarkStart w:id="80" w:name="_Toc231851148"/>
+      <w:bookmarkStart w:id="80" w:name="_Toc231994778"/>
       <w:r>
         <w:rPr>
           <w:sz w:val="28"/>
           <w:szCs w:val="28"/>
         </w:rPr>
-        <w:lastRenderedPageBreak/>
         <w:t>2.3. Nghiên cứu, tìm hiểu về hệ mật Schnorr và chữ ký số Schnorr</w:t>
       </w:r>
       <w:bookmarkEnd w:id="79"/>
@@ -11645,7 +11478,7 @@
         </w:rPr>
       </w:pPr>
       <w:bookmarkStart w:id="81" w:name="_Toc231834934"/>
-      <w:bookmarkStart w:id="82" w:name="_Toc231851149"/>
+      <w:bookmarkStart w:id="82" w:name="_Toc231994779"/>
       <w:r>
         <w:rPr>
           <w:sz w:val="28"/>
@@ -11725,12 +11558,13 @@
         </w:rPr>
       </w:pPr>
       <w:bookmarkStart w:id="83" w:name="_Toc231834935"/>
-      <w:bookmarkStart w:id="84" w:name="_Toc231851150"/>
+      <w:bookmarkStart w:id="84" w:name="_Toc231994780"/>
       <w:r>
         <w:rPr>
           <w:sz w:val="28"/>
           <w:szCs w:val="28"/>
         </w:rPr>
+        <w:lastRenderedPageBreak/>
         <w:t>2.3.</w:t>
       </w:r>
       <w:r>
@@ -11903,7 +11737,6 @@
             <w:rFonts w:ascii="Cambria Math" w:hAnsi="Cambria Math"/>
             <w:szCs w:val="28"/>
           </w:rPr>
-          <w:lastRenderedPageBreak/>
           <m:t>g</m:t>
         </m:r>
       </m:oMath>
@@ -13022,6 +12855,7 @@
         <w:rPr>
           <w:szCs w:val="28"/>
         </w:rPr>
+        <w:lastRenderedPageBreak/>
         <w:t>Kiểm tra điều kiện:</w:t>
       </w:r>
     </w:p>
@@ -14049,7 +13883,7 @@
         </w:rPr>
       </w:pPr>
       <w:bookmarkStart w:id="85" w:name="_Toc231834936"/>
-      <w:bookmarkStart w:id="86" w:name="_Toc231851151"/>
+      <w:bookmarkStart w:id="86" w:name="_Toc231994781"/>
       <w:r>
         <w:rPr>
           <w:sz w:val="28"/>
@@ -14243,7 +14077,14 @@
         <w:rPr>
           <w:szCs w:val="28"/>
         </w:rPr>
-        <w:t>Sơ đồ chữ ký số Schnorr đã được chứng minh toán học đạt mức độ an toàn cao nhất chống lại các cuộc tấn công chủ động: An toàn chống giả mạo hiện sinh dưới dạng tấn công chọn trước thông điệp (Existential Unforgeability under Chosen-Message Attacks - EUF-CMA).</w:t>
+        <w:t xml:space="preserve">Sơ đồ chữ ký số Schnorr đã được chứng minh toán học đạt mức độ an toàn cao nhất chống lại các cuộc tấn công chủ động: An toàn chống giả mạo hiện sinh dưới dạng tấn công chọn trước thông điệp </w:t>
+      </w:r>
+      <w:r>
+        <w:rPr>
+          <w:szCs w:val="28"/>
+        </w:rPr>
+        <w:lastRenderedPageBreak/>
+        <w:t>(Existential Unforgeability under Chosen-Message Attacks - EUF-CMA).</w:t>
       </w:r>
     </w:p>
     <w:p>
@@ -14285,7 +14126,6 @@
         <w:rPr>
           <w:szCs w:val="28"/>
         </w:rPr>
-        <w:lastRenderedPageBreak/>
         <w:t>Yêu cầu nghiêm ngặt về tính ngẫu nhiên của tham số k:</w:t>
       </w:r>
     </w:p>
@@ -14400,7 +14240,7 @@
         </w:rPr>
       </w:pPr>
       <w:bookmarkStart w:id="87" w:name="_Toc231834937"/>
-      <w:bookmarkStart w:id="88" w:name="_Toc231851152"/>
+      <w:bookmarkStart w:id="88" w:name="_Toc231994782"/>
       <w:r>
         <w:rPr>
           <w:sz w:val="28"/>
@@ -14641,14 +14481,8 @@
         <w:rPr>
           <w:szCs w:val="28"/>
         </w:rPr>
-        <w:t xml:space="preserve">Nhờ cấu trúc đại số tuyến tính, sơ đồ Schnorr hỗ trợ rất hiệu quả các giao thức mật mã tiên tiến như gộp chữ ký (Signature Aggregation) và đa chữ ký (Multi-signature). Nhiều người ký khác nhau có thể cùng ký vào một tài liệu và gộp các chữ ký lại thành một chữ ký duy </w:t>
-      </w:r>
-      <w:r>
-        <w:rPr>
-          <w:szCs w:val="28"/>
-        </w:rPr>
         <w:lastRenderedPageBreak/>
-        <w:t>nhất có kích thước không đổi, giúp giảm tải đáng kể cho bộ phận xác thực.</w:t>
+        <w:t>Nhờ cấu trúc đại số tuyến tính, sơ đồ Schnorr hỗ trợ rất hiệu quả các giao thức mật mã tiên tiến như gộp chữ ký (Signature Aggregation) và đa chữ ký (Multi-signature). Nhiều người ký khác nhau có thể cùng ký vào một tài liệu và gộp các chữ ký lại thành một chữ ký duy nhất có kích thước không đổi, giúp giảm tải đáng kể cho bộ phận xác thực.</w:t>
       </w:r>
     </w:p>
     <w:p>
@@ -14767,7 +14601,7 @@
         </w:rPr>
       </w:pPr>
       <w:bookmarkStart w:id="89" w:name="_Toc231834938"/>
-      <w:bookmarkStart w:id="90" w:name="_Toc231851153"/>
+      <w:bookmarkStart w:id="90" w:name="_Toc231994783"/>
       <w:r>
         <w:rPr>
           <w:sz w:val="28"/>
@@ -14900,6 +14734,7 @@
         <w:rPr>
           <w:szCs w:val="28"/>
         </w:rPr>
+        <w:lastRenderedPageBreak/>
         <w:t>Ứng dụng trong các giao thức Tính toán đa bên an toàn (Multi-Party Computation - MPC):</w:t>
       </w:r>
     </w:p>
@@ -14921,7 +14756,6 @@
         <w:rPr>
           <w:szCs w:val="28"/>
         </w:rPr>
-        <w:lastRenderedPageBreak/>
         <w:t>Thuật toán được sử dụng rộng rãi để xây dựng các hệ thống ví bảo mật phi tập trung hoặc quản lý khóa phân tán. Khóa bí mật được chia nhỏ thành nhiều phần độc lập cho nhiều thực thể quản lý; khi cần ký, họ cùng phối hợp để tạo ra chữ ký Schnorr hợp lệ mà không bao giờ phải tập trung đầy đủ khóa gốc tại một vị trí, loại bỏ hoàn toàn điểm yếu chí mạng đơn lẻ (Single Point of Failure).</w:t>
       </w:r>
     </w:p>
@@ -14997,7 +14831,7 @@
         </w:rPr>
       </w:pPr>
       <w:bookmarkStart w:id="91" w:name="_Toc231834939"/>
-      <w:bookmarkStart w:id="92" w:name="_Toc231851154"/>
+      <w:bookmarkStart w:id="92" w:name="_Toc231994784"/>
       <w:r>
         <w:rPr>
           <w:sz w:val="28"/>
@@ -15017,7 +14851,7 @@
         </w:rPr>
       </w:pPr>
       <w:bookmarkStart w:id="93" w:name="_Toc231834940"/>
-      <w:bookmarkStart w:id="94" w:name="_Toc231851155"/>
+      <w:bookmarkStart w:id="94" w:name="_Toc231994785"/>
       <w:r>
         <w:rPr>
           <w:sz w:val="28"/>
@@ -15189,9 +15023,9 @@
           <w:szCs w:val="28"/>
         </w:rPr>
         <w:drawing>
-          <wp:inline distT="0" distB="0" distL="0" distR="0" wp14:anchorId="6052C7B0" wp14:editId="759E2594">
-            <wp:extent cx="5518420" cy="5327374"/>
-            <wp:effectExtent l="0" t="0" r="6350" b="6985"/>
+          <wp:inline distT="0" distB="0" distL="0" distR="0" wp14:anchorId="6052C7B0" wp14:editId="7B6FADF9">
+            <wp:extent cx="5068110" cy="5327015"/>
+            <wp:effectExtent l="0" t="0" r="0" b="6985"/>
             <wp:docPr id="1" name="Picture 1"/>
             <wp:cNvGraphicFramePr>
               <a:graphicFrameLocks xmlns:a="http://schemas.openxmlformats.org/drawingml/2006/main" noChangeAspect="1"/>
@@ -15215,7 +15049,7 @@
                   <pic:spPr bwMode="auto">
                     <a:xfrm>
                       <a:off x="0" y="0"/>
-                      <a:ext cx="5647348" cy="5451838"/>
+                      <a:ext cx="5189786" cy="5454907"/>
                     </a:xfrm>
                     <a:prstGeom prst="rect">
                       <a:avLst/>
@@ -15233,7 +15067,7 @@
         <w:pStyle w:val="hinh"/>
       </w:pPr>
       <w:bookmarkStart w:id="95" w:name="_Toc231327000"/>
-      <w:bookmarkStart w:id="96" w:name="_Toc231850963"/>
+      <w:bookmarkStart w:id="96" w:name="_Toc231995634"/>
       <w:r>
         <w:t>Hình 2.</w:t>
       </w:r>
@@ -15290,9 +15124,9 @@
           <w:szCs w:val="28"/>
         </w:rPr>
         <w:drawing>
-          <wp:inline distT="0" distB="0" distL="0" distR="0" wp14:anchorId="5F1E2679" wp14:editId="22B6CA53">
-            <wp:extent cx="5469979" cy="4628444"/>
-            <wp:effectExtent l="0" t="0" r="3810" b="0"/>
+          <wp:inline distT="0" distB="0" distL="0" distR="0" wp14:anchorId="5F1E2679" wp14:editId="3CA4CFE6">
+            <wp:extent cx="5126476" cy="4627880"/>
+            <wp:effectExtent l="0" t="0" r="0" b="1270"/>
             <wp:docPr id="972470038" name="Picture 972470038"/>
             <wp:cNvGraphicFramePr>
               <a:graphicFrameLocks xmlns:a="http://schemas.openxmlformats.org/drawingml/2006/main" noChangeAspect="1"/>
@@ -15316,7 +15150,7 @@
                   <pic:spPr bwMode="auto">
                     <a:xfrm>
                       <a:off x="0" y="0"/>
-                      <a:ext cx="5478231" cy="4635427"/>
+                      <a:ext cx="5136323" cy="4636770"/>
                     </a:xfrm>
                     <a:prstGeom prst="rect">
                       <a:avLst/>
@@ -15334,7 +15168,7 @@
         <w:pStyle w:val="hinh"/>
       </w:pPr>
       <w:bookmarkStart w:id="97" w:name="_Toc231327001"/>
-      <w:bookmarkStart w:id="98" w:name="_Toc231850964"/>
+      <w:bookmarkStart w:id="98" w:name="_Toc231995635"/>
       <w:r>
         <w:t>Hình 2.</w:t>
       </w:r>
@@ -15617,7 +15451,6 @@
         <w:rPr>
           <w:szCs w:val="28"/>
         </w:rPr>
-        <w:lastRenderedPageBreak/>
         <w:t xml:space="preserve">Bước </w:t>
       </w:r>
       <w:r>
@@ -15669,6 +15502,7 @@
         <w:rPr>
           <w:szCs w:val="28"/>
         </w:rPr>
+        <w:lastRenderedPageBreak/>
         <w:t xml:space="preserve">Chọn nonce k ngẫu nhiên bí mật: k </w:t>
       </w:r>
       <w:r>
@@ -16015,7 +15849,7 @@
         </w:rPr>
       </w:pPr>
       <w:bookmarkStart w:id="99" w:name="_Toc231834941"/>
-      <w:bookmarkStart w:id="100" w:name="_Toc231851156"/>
+      <w:bookmarkStart w:id="100" w:name="_Toc231994786"/>
       <w:r>
         <w:rPr>
           <w:sz w:val="28"/>
@@ -16372,7 +16206,7 @@
         </w:rPr>
       </w:pPr>
       <w:bookmarkStart w:id="101" w:name="_Toc231834942"/>
-      <w:bookmarkStart w:id="102" w:name="_Toc231851157"/>
+      <w:bookmarkStart w:id="102" w:name="_Toc231994787"/>
       <w:r>
         <w:rPr>
           <w:sz w:val="28"/>
@@ -16423,14 +16257,14 @@
         <w:rPr>
           <w:szCs w:val="28"/>
         </w:rPr>
-        <w:t xml:space="preserve">Quá trình khởi tạo đóng vai trò thiết lập nền tảng toán học cho toàn bộ hệ mật mã Schnorr. Hệ thống tiến hành lưu trữ và xác thực tính đúng đắn của ba tham </w:t>
+        <w:t xml:space="preserve">Quá trình khởi tạo đóng vai trò thiết lập nền tảng toán học cho toàn bộ hệ mật mã Schnorr. Hệ thống tiến hành lưu trữ và xác thực tính đúng đắn của ba tham số công khai quan trọng: số nguyên tố lớn p, số nguyên tố q và phần </w:t>
       </w:r>
       <w:r>
         <w:rPr>
           <w:szCs w:val="28"/>
         </w:rPr>
         <w:lastRenderedPageBreak/>
-        <w:t>số công khai quan trọng: số nguyên tố lớn p, số nguyên tố q và phần tử sinh g. Trước khi thực hiện bất kỳ thao tác tạo khóa hay ký duyệt nào, thuật toán sẽ tự động gọi hàm validateParameters() để đảm bảo các điều kiện toán học được thỏa mãn, từ đó ngăn chặn các rủi ro bảo mật do tham số yếu kém gây ra.</w:t>
+        <w:t>tử sinh g. Trước khi thực hiện bất kỳ thao tác tạo khóa hay ký duyệt nào, thuật toán sẽ tự động gọi hàm validateParameters() để đảm bảo các điều kiện toán học được thỏa mãn, từ đó ngăn chặn các rủi ro bảo mật do tham số yếu kém gây ra.</w:t>
       </w:r>
     </w:p>
     <w:p>
@@ -16460,9 +16294,9 @@
           <w:szCs w:val="28"/>
         </w:rPr>
         <w:drawing>
-          <wp:inline distT="0" distB="0" distL="0" distR="0" wp14:anchorId="68CBDBFF" wp14:editId="51170B63">
-            <wp:extent cx="5791835" cy="5472430"/>
-            <wp:effectExtent l="0" t="0" r="0" b="0"/>
+          <wp:inline distT="0" distB="0" distL="0" distR="0" wp14:anchorId="68CBDBFF" wp14:editId="27918147">
+            <wp:extent cx="5495925" cy="6225702"/>
+            <wp:effectExtent l="0" t="0" r="0" b="3810"/>
             <wp:docPr id="1634973403" name="Picture 1"/>
             <wp:cNvGraphicFramePr>
               <a:graphicFrameLocks xmlns:a="http://schemas.openxmlformats.org/drawingml/2006/main" noChangeAspect="1"/>
@@ -16483,7 +16317,7 @@
                   <pic:spPr>
                     <a:xfrm>
                       <a:off x="0" y="0"/>
-                      <a:ext cx="5791835" cy="5472430"/>
+                      <a:ext cx="5502277" cy="6232897"/>
                     </a:xfrm>
                     <a:prstGeom prst="rect">
                       <a:avLst/>
@@ -16500,7 +16334,7 @@
       <w:pPr>
         <w:pStyle w:val="hinh"/>
       </w:pPr>
-      <w:bookmarkStart w:id="103" w:name="_Toc231850965"/>
+      <w:bookmarkStart w:id="103" w:name="_Toc231995636"/>
       <w:r>
         <w:t>Hình 2.</w:t>
       </w:r>
@@ -16517,20 +16351,15 @@
     </w:p>
     <w:p>
       <w:pPr>
-        <w:rPr>
-          <w:szCs w:val="28"/>
-        </w:rPr>
-      </w:pPr>
-    </w:p>
-    <w:p>
-      <w:pPr>
-        <w:rPr>
-          <w:szCs w:val="28"/>
-        </w:rPr>
-      </w:pPr>
-    </w:p>
-    <w:p>
-      <w:pPr>
+        <w:ind w:firstLine="0"/>
+        <w:rPr>
+          <w:szCs w:val="28"/>
+        </w:rPr>
+      </w:pPr>
+    </w:p>
+    <w:p>
+      <w:pPr>
+        <w:ind w:firstLine="0"/>
         <w:rPr>
           <w:szCs w:val="28"/>
         </w:rPr>
@@ -16576,8 +16405,8 @@
           <w:szCs w:val="28"/>
         </w:rPr>
         <w:drawing>
-          <wp:inline distT="0" distB="0" distL="0" distR="0" wp14:anchorId="6DF094C1" wp14:editId="73440F1B">
-            <wp:extent cx="5791835" cy="1966595"/>
+          <wp:inline distT="0" distB="0" distL="0" distR="0" wp14:anchorId="6DF094C1" wp14:editId="7D11E892">
+            <wp:extent cx="5543927" cy="1605064"/>
             <wp:effectExtent l="0" t="0" r="0" b="0"/>
             <wp:docPr id="1539109908" name="Picture 1"/>
             <wp:cNvGraphicFramePr>
@@ -16599,7 +16428,7 @@
                   <pic:spPr>
                     <a:xfrm>
                       <a:off x="0" y="0"/>
-                      <a:ext cx="5791835" cy="1966595"/>
+                      <a:ext cx="5558600" cy="1609312"/>
                     </a:xfrm>
                     <a:prstGeom prst="rect">
                       <a:avLst/>
@@ -16616,7 +16445,7 @@
       <w:pPr>
         <w:pStyle w:val="hinh"/>
       </w:pPr>
-      <w:bookmarkStart w:id="104" w:name="_Toc231850966"/>
+      <w:bookmarkStart w:id="104" w:name="_Toc231995637"/>
       <w:r>
         <w:t>Hình 2.</w:t>
       </w:r>
@@ -16627,14 +16456,6 @@
         <w:t>. Giao diện nhập tham số hệ thống chương trình Java</w:t>
       </w:r>
       <w:bookmarkEnd w:id="104"/>
-    </w:p>
-    <w:p>
-      <w:pPr>
-        <w:spacing w:after="80" w:line="360" w:lineRule="auto"/>
-        <w:rPr>
-          <w:szCs w:val="28"/>
-        </w:rPr>
-      </w:pPr>
     </w:p>
     <w:p>
       <w:pPr>
@@ -16673,12 +16494,13 @@
       </w:pPr>
       <w:r>
         <w:rPr>
+          <w:noProof/>
           <w:szCs w:val="28"/>
         </w:rPr>
         <w:drawing>
-          <wp:inline distT="0" distB="0" distL="0" distR="0" wp14:anchorId="705D4BCD" wp14:editId="7A79B961">
-            <wp:extent cx="5791835" cy="1125855"/>
-            <wp:effectExtent l="0" t="0" r="0" b="0"/>
+          <wp:inline distT="0" distB="0" distL="0" distR="0" wp14:anchorId="705D4BCD" wp14:editId="49EE628C">
+            <wp:extent cx="5517676" cy="836578"/>
+            <wp:effectExtent l="0" t="0" r="6985" b="1905"/>
             <wp:docPr id="1302115089" name="Picture 1"/>
             <wp:cNvGraphicFramePr>
               <a:graphicFrameLocks xmlns:a="http://schemas.openxmlformats.org/drawingml/2006/main" noChangeAspect="1"/>
@@ -16699,7 +16521,7 @@
                   <pic:spPr>
                     <a:xfrm>
                       <a:off x="0" y="0"/>
-                      <a:ext cx="5791835" cy="1125855"/>
+                      <a:ext cx="5581358" cy="846233"/>
                     </a:xfrm>
                     <a:prstGeom prst="rect">
                       <a:avLst/>
@@ -16723,12 +16545,13 @@
       </w:pPr>
       <w:r>
         <w:rPr>
+          <w:noProof/>
           <w:szCs w:val="28"/>
         </w:rPr>
         <w:drawing>
-          <wp:inline distT="0" distB="0" distL="0" distR="0" wp14:anchorId="111C44B1" wp14:editId="1E7BB664">
-            <wp:extent cx="5791835" cy="2456180"/>
-            <wp:effectExtent l="0" t="0" r="0" b="1270"/>
+          <wp:inline distT="0" distB="0" distL="0" distR="0" wp14:anchorId="111C44B1" wp14:editId="5C3DADCE">
+            <wp:extent cx="5486400" cy="2188723"/>
+            <wp:effectExtent l="0" t="0" r="0" b="2540"/>
             <wp:docPr id="1993311147" name="Picture 1"/>
             <wp:cNvGraphicFramePr>
               <a:graphicFrameLocks xmlns:a="http://schemas.openxmlformats.org/drawingml/2006/main" noChangeAspect="1"/>
@@ -16749,7 +16572,7 @@
                   <pic:spPr>
                     <a:xfrm>
                       <a:off x="0" y="0"/>
-                      <a:ext cx="5791835" cy="2456180"/>
+                      <a:ext cx="5493413" cy="2191521"/>
                     </a:xfrm>
                     <a:prstGeom prst="rect">
                       <a:avLst/>
@@ -16766,7 +16589,7 @@
       <w:pPr>
         <w:pStyle w:val="hinh"/>
       </w:pPr>
-      <w:bookmarkStart w:id="105" w:name="_Toc231850967"/>
+      <w:bookmarkStart w:id="105" w:name="_Toc231995638"/>
       <w:r>
         <w:t>Hình 2.</w:t>
       </w:r>
@@ -16784,25 +16607,10 @@
           <w:szCs w:val="28"/>
         </w:rPr>
       </w:pPr>
-    </w:p>
-    <w:p>
-      <w:pPr>
-        <w:rPr>
-          <w:szCs w:val="28"/>
-        </w:rPr>
-      </w:pPr>
-    </w:p>
-    <w:p>
-      <w:pPr>
-        <w:rPr>
-          <w:szCs w:val="28"/>
-        </w:rPr>
-      </w:pPr>
-      <w:r>
-        <w:rPr>
-          <w:szCs w:val="28"/>
-        </w:rPr>
-        <w:lastRenderedPageBreak/>
+      <w:r>
+        <w:rPr>
+          <w:szCs w:val="28"/>
+        </w:rPr>
         <w:t>Giao diện nhập tham số hệ thống C#:</w:t>
       </w:r>
     </w:p>
@@ -16820,9 +16628,9 @@
           <w:szCs w:val="28"/>
         </w:rPr>
         <w:drawing>
-          <wp:inline distT="0" distB="0" distL="0" distR="0" wp14:anchorId="0859E52D" wp14:editId="021F612A">
-            <wp:extent cx="5744817" cy="2553824"/>
-            <wp:effectExtent l="0" t="0" r="8890" b="0"/>
+          <wp:inline distT="0" distB="0" distL="0" distR="0" wp14:anchorId="0859E52D" wp14:editId="3C4E4E86">
+            <wp:extent cx="5553480" cy="1760706"/>
+            <wp:effectExtent l="0" t="0" r="0" b="0"/>
             <wp:docPr id="1901620561" name="Picture 1"/>
             <wp:cNvGraphicFramePr>
               <a:graphicFrameLocks xmlns:a="http://schemas.openxmlformats.org/drawingml/2006/main" noChangeAspect="1"/>
@@ -16843,7 +16651,7 @@
                   <pic:spPr>
                     <a:xfrm>
                       <a:off x="0" y="0"/>
-                      <a:ext cx="5753673" cy="2557761"/>
+                      <a:ext cx="5580761" cy="1769355"/>
                     </a:xfrm>
                     <a:prstGeom prst="rect">
                       <a:avLst/>
@@ -16860,7 +16668,7 @@
       <w:pPr>
         <w:pStyle w:val="hinh"/>
       </w:pPr>
-      <w:bookmarkStart w:id="106" w:name="_Toc231850968"/>
+      <w:bookmarkStart w:id="106" w:name="_Toc231995639"/>
       <w:r>
         <w:t>Hình 2.</w:t>
       </w:r>
@@ -16885,6 +16693,7 @@
           <w:sz w:val="28"/>
           <w:szCs w:val="28"/>
         </w:rPr>
+        <w:lastRenderedPageBreak/>
         <w:t>2.4.3.2.</w:t>
       </w:r>
       <w:r>
@@ -16941,9 +16750,9 @@
           <w:szCs w:val="28"/>
         </w:rPr>
         <w:drawing>
-          <wp:inline distT="0" distB="0" distL="0" distR="0" wp14:anchorId="5E49CFE8" wp14:editId="778B2DB9">
-            <wp:extent cx="5787390" cy="3409122"/>
-            <wp:effectExtent l="0" t="0" r="3810" b="1270"/>
+          <wp:inline distT="0" distB="0" distL="0" distR="0" wp14:anchorId="5E49CFE8" wp14:editId="6A7E825E">
+            <wp:extent cx="5554328" cy="3910520"/>
+            <wp:effectExtent l="0" t="0" r="8890" b="0"/>
             <wp:docPr id="1384758908" name="Picture 1"/>
             <wp:cNvGraphicFramePr>
               <a:graphicFrameLocks xmlns:a="http://schemas.openxmlformats.org/drawingml/2006/main" noChangeAspect="1"/>
@@ -16964,7 +16773,7 @@
                   <pic:spPr>
                     <a:xfrm>
                       <a:off x="0" y="0"/>
-                      <a:ext cx="5836604" cy="3438112"/>
+                      <a:ext cx="5616926" cy="3954592"/>
                     </a:xfrm>
                     <a:prstGeom prst="rect">
                       <a:avLst/>
@@ -16981,7 +16790,7 @@
       <w:pPr>
         <w:pStyle w:val="hinh"/>
       </w:pPr>
-      <w:bookmarkStart w:id="107" w:name="_Toc231850969"/>
+      <w:bookmarkStart w:id="107" w:name="_Toc231995640"/>
       <w:r>
         <w:t>Hình 2.1</w:t>
       </w:r>
@@ -17003,7 +16812,6 @@
         <w:rPr>
           <w:szCs w:val="28"/>
         </w:rPr>
-        <w:lastRenderedPageBreak/>
         <w:t>Giao diện</w:t>
       </w:r>
       <w:r>
@@ -17041,8 +16849,8 @@
           <w:szCs w:val="28"/>
         </w:rPr>
         <w:drawing>
-          <wp:inline distT="0" distB="0" distL="0" distR="0" wp14:anchorId="517ED6BB" wp14:editId="0EAC3AF2">
-            <wp:extent cx="5791835" cy="2383200"/>
+          <wp:inline distT="0" distB="0" distL="0" distR="0" wp14:anchorId="517ED6BB" wp14:editId="4EF9A003">
+            <wp:extent cx="5572161" cy="2363822"/>
             <wp:effectExtent l="0" t="0" r="0" b="0"/>
             <wp:docPr id="959947417" name="Picture 1"/>
             <wp:cNvGraphicFramePr>
@@ -17064,7 +16872,7 @@
                   <pic:spPr>
                     <a:xfrm>
                       <a:off x="0" y="0"/>
-                      <a:ext cx="5797500" cy="2385531"/>
+                      <a:ext cx="5602124" cy="2376533"/>
                     </a:xfrm>
                     <a:prstGeom prst="rect">
                       <a:avLst/>
@@ -17081,7 +16889,7 @@
       <w:pPr>
         <w:pStyle w:val="hinh"/>
       </w:pPr>
-      <w:bookmarkStart w:id="108" w:name="_Toc231850970"/>
+      <w:bookmarkStart w:id="108" w:name="_Toc231995641"/>
       <w:r>
         <w:t>Hình 2.</w:t>
       </w:r>
@@ -17098,29 +16906,15 @@
     </w:p>
     <w:p>
       <w:pPr>
-        <w:spacing w:after="80" w:line="360" w:lineRule="auto"/>
-        <w:ind w:firstLine="0"/>
-        <w:rPr>
-          <w:szCs w:val="28"/>
-        </w:rPr>
-      </w:pPr>
-      <w:r>
-        <w:rPr>
-          <w:szCs w:val="28"/>
-        </w:rPr>
-        <w:tab/>
-      </w:r>
-    </w:p>
-    <w:p>
-      <w:pPr>
-        <w:rPr>
-          <w:szCs w:val="28"/>
-        </w:rPr>
-      </w:pPr>
-      <w:r>
-        <w:rPr>
-          <w:szCs w:val="28"/>
-        </w:rPr>
+        <w:rPr>
+          <w:szCs w:val="28"/>
+        </w:rPr>
+      </w:pPr>
+      <w:r>
+        <w:rPr>
+          <w:szCs w:val="28"/>
+        </w:rPr>
+        <w:lastRenderedPageBreak/>
         <w:t>C</w:t>
       </w:r>
       <w:r>
@@ -17147,12 +16941,13 @@
       </w:pPr>
       <w:r>
         <w:rPr>
+          <w:noProof/>
           <w:szCs w:val="28"/>
         </w:rPr>
         <w:drawing>
-          <wp:inline distT="0" distB="0" distL="0" distR="0" wp14:anchorId="1928111E" wp14:editId="7A06077B">
-            <wp:extent cx="5791835" cy="619200"/>
-            <wp:effectExtent l="0" t="0" r="0" b="9525"/>
+          <wp:inline distT="0" distB="0" distL="0" distR="0" wp14:anchorId="1928111E" wp14:editId="03416375">
+            <wp:extent cx="5554345" cy="778213"/>
+            <wp:effectExtent l="0" t="0" r="0" b="3175"/>
             <wp:docPr id="341791960" name="Picture 1"/>
             <wp:cNvGraphicFramePr>
               <a:graphicFrameLocks xmlns:a="http://schemas.openxmlformats.org/drawingml/2006/main" noChangeAspect="1"/>
@@ -17173,7 +16968,7 @@
                   <pic:spPr>
                     <a:xfrm>
                       <a:off x="0" y="0"/>
-                      <a:ext cx="5804473" cy="620551"/>
+                      <a:ext cx="5579444" cy="781730"/>
                     </a:xfrm>
                     <a:prstGeom prst="rect">
                       <a:avLst/>
@@ -17197,12 +16992,13 @@
       </w:pPr>
       <w:r>
         <w:rPr>
+          <w:noProof/>
           <w:szCs w:val="28"/>
         </w:rPr>
         <w:drawing>
-          <wp:inline distT="0" distB="0" distL="0" distR="0" wp14:anchorId="2E65BAAD" wp14:editId="34F4C8C6">
-            <wp:extent cx="5791084" cy="2757600"/>
-            <wp:effectExtent l="0" t="0" r="635" b="5080"/>
+          <wp:inline distT="0" distB="0" distL="0" distR="0" wp14:anchorId="2E65BAAD" wp14:editId="5394E340">
+            <wp:extent cx="5534516" cy="3297676"/>
+            <wp:effectExtent l="0" t="0" r="9525" b="0"/>
             <wp:docPr id="401181991" name="Picture 1"/>
             <wp:cNvGraphicFramePr>
               <a:graphicFrameLocks xmlns:a="http://schemas.openxmlformats.org/drawingml/2006/main" noChangeAspect="1"/>
@@ -17223,7 +17019,7 @@
                   <pic:spPr>
                     <a:xfrm>
                       <a:off x="0" y="0"/>
-                      <a:ext cx="5804016" cy="2763758"/>
+                      <a:ext cx="5554036" cy="3309307"/>
                     </a:xfrm>
                     <a:prstGeom prst="rect">
                       <a:avLst/>
@@ -17240,7 +17036,7 @@
       <w:pPr>
         <w:pStyle w:val="hinh"/>
       </w:pPr>
-      <w:bookmarkStart w:id="109" w:name="_Toc231850971"/>
+      <w:bookmarkStart w:id="109" w:name="_Toc231995642"/>
       <w:r>
         <w:t>Hình 2.1</w:t>
       </w:r>
@@ -17269,7 +17065,6 @@
         <w:rPr>
           <w:szCs w:val="28"/>
         </w:rPr>
-        <w:lastRenderedPageBreak/>
         <w:t>Giao diện sinh khóa C#:</w:t>
       </w:r>
     </w:p>
@@ -17287,9 +17082,9 @@
           <w:szCs w:val="28"/>
         </w:rPr>
         <w:drawing>
-          <wp:inline distT="0" distB="0" distL="0" distR="0" wp14:anchorId="771014AD" wp14:editId="7EAA4F3C">
-            <wp:extent cx="5693155" cy="3326860"/>
-            <wp:effectExtent l="0" t="0" r="3175" b="6985"/>
+          <wp:inline distT="0" distB="0" distL="0" distR="0" wp14:anchorId="771014AD" wp14:editId="20905814">
+            <wp:extent cx="5464746" cy="2840477"/>
+            <wp:effectExtent l="0" t="0" r="3175" b="0"/>
             <wp:docPr id="2094247643" name="Picture 1"/>
             <wp:cNvGraphicFramePr>
               <a:graphicFrameLocks xmlns:a="http://schemas.openxmlformats.org/drawingml/2006/main" noChangeAspect="1"/>
@@ -17310,7 +17105,7 @@
                   <pic:spPr>
                     <a:xfrm>
                       <a:off x="0" y="0"/>
-                      <a:ext cx="5793848" cy="3385701"/>
+                      <a:ext cx="5573890" cy="2897208"/>
                     </a:xfrm>
                     <a:prstGeom prst="rect">
                       <a:avLst/>
@@ -17327,7 +17122,7 @@
       <w:pPr>
         <w:pStyle w:val="hinh"/>
       </w:pPr>
-      <w:bookmarkStart w:id="110" w:name="_Toc231850972"/>
+      <w:bookmarkStart w:id="110" w:name="_Toc231995643"/>
       <w:r>
         <w:t>Hình 2.1</w:t>
       </w:r>
@@ -17339,7 +17134,6 @@
       </w:r>
       <w:bookmarkEnd w:id="110"/>
     </w:p>
-    <w:p/>
     <w:p>
       <w:pPr>
         <w:pStyle w:val="Heading4"/>
@@ -17353,6 +17147,7 @@
           <w:sz w:val="28"/>
           <w:szCs w:val="28"/>
         </w:rPr>
+        <w:lastRenderedPageBreak/>
         <w:t>2.4.3.3.</w:t>
       </w:r>
       <w:r>
@@ -17469,19 +17264,10 @@
           <w:szCs w:val="28"/>
         </w:rPr>
       </w:pPr>
-    </w:p>
-    <w:p>
-      <w:pPr>
-        <w:spacing w:before="60" w:after="80" w:line="360" w:lineRule="auto"/>
-        <w:rPr>
-          <w:szCs w:val="28"/>
-        </w:rPr>
-      </w:pPr>
-      <w:r>
-        <w:rPr>
-          <w:szCs w:val="28"/>
-        </w:rPr>
-        <w:lastRenderedPageBreak/>
+      <w:r>
+        <w:rPr>
+          <w:szCs w:val="28"/>
+        </w:rPr>
         <w:t xml:space="preserve">Cài đặt </w:t>
       </w:r>
       <w:r>
@@ -17511,9 +17297,9 @@
           <w:szCs w:val="28"/>
         </w:rPr>
         <w:drawing>
-          <wp:inline distT="0" distB="0" distL="0" distR="0" wp14:anchorId="5897DD06" wp14:editId="28F4B928">
-            <wp:extent cx="5790565" cy="5379396"/>
-            <wp:effectExtent l="0" t="0" r="635" b="0"/>
+          <wp:inline distT="0" distB="0" distL="0" distR="0" wp14:anchorId="5897DD06" wp14:editId="78B526DB">
+            <wp:extent cx="5560691" cy="4338536"/>
+            <wp:effectExtent l="0" t="0" r="2540" b="5080"/>
             <wp:docPr id="1217962470" name="Picture 1"/>
             <wp:cNvGraphicFramePr>
               <a:graphicFrameLocks xmlns:a="http://schemas.openxmlformats.org/drawingml/2006/main" noChangeAspect="1"/>
@@ -17534,7 +17320,7 @@
                   <pic:spPr>
                     <a:xfrm>
                       <a:off x="0" y="0"/>
-                      <a:ext cx="5814685" cy="5401803"/>
+                      <a:ext cx="5614678" cy="4380658"/>
                     </a:xfrm>
                     <a:prstGeom prst="rect">
                       <a:avLst/>
@@ -17551,7 +17337,7 @@
       <w:pPr>
         <w:pStyle w:val="hinh"/>
       </w:pPr>
-      <w:bookmarkStart w:id="111" w:name="_Toc231850973"/>
+      <w:bookmarkStart w:id="111" w:name="_Toc231995644"/>
       <w:r>
         <w:t>Hình 2.1</w:t>
       </w:r>
@@ -17601,11 +17387,10 @@
           <w:color w:val="444444"/>
           <w:szCs w:val="28"/>
         </w:rPr>
-        <w:lastRenderedPageBreak/>
         <w:drawing>
-          <wp:inline distT="0" distB="0" distL="0" distR="0" wp14:anchorId="213BB194" wp14:editId="00982347">
-            <wp:extent cx="5685183" cy="2903688"/>
-            <wp:effectExtent l="0" t="0" r="0" b="0"/>
+          <wp:inline distT="0" distB="0" distL="0" distR="0" wp14:anchorId="213BB194" wp14:editId="6C73671E">
+            <wp:extent cx="5554493" cy="2903220"/>
+            <wp:effectExtent l="0" t="0" r="8255" b="0"/>
             <wp:docPr id="374096362" name="Picture 1"/>
             <wp:cNvGraphicFramePr>
               <a:graphicFrameLocks xmlns:a="http://schemas.openxmlformats.org/drawingml/2006/main" noChangeAspect="1"/>
@@ -17626,7 +17411,7 @@
                   <pic:spPr>
                     <a:xfrm>
                       <a:off x="0" y="0"/>
-                      <a:ext cx="5793348" cy="2958933"/>
+                      <a:ext cx="5662066" cy="2959446"/>
                     </a:xfrm>
                     <a:prstGeom prst="rect">
                       <a:avLst/>
@@ -17643,7 +17428,7 @@
       <w:pPr>
         <w:pStyle w:val="hinh"/>
       </w:pPr>
-      <w:bookmarkStart w:id="112" w:name="_Toc231850974"/>
+      <w:bookmarkStart w:id="112" w:name="_Toc231995645"/>
       <w:r>
         <w:t>Hình 2.</w:t>
       </w:r>
@@ -17702,9 +17487,9 @@
           <w:szCs w:val="28"/>
         </w:rPr>
         <w:drawing>
-          <wp:inline distT="0" distB="0" distL="0" distR="0" wp14:anchorId="5940C060" wp14:editId="754A530E">
-            <wp:extent cx="5694560" cy="4214192"/>
-            <wp:effectExtent l="0" t="0" r="1905" b="0"/>
+          <wp:inline distT="0" distB="0" distL="0" distR="0" wp14:anchorId="5940C060" wp14:editId="5D75D216">
+            <wp:extent cx="5563095" cy="4027251"/>
+            <wp:effectExtent l="0" t="0" r="0" b="0"/>
             <wp:docPr id="1051759792" name="Picture 1"/>
             <wp:cNvGraphicFramePr>
               <a:graphicFrameLocks xmlns:a="http://schemas.openxmlformats.org/drawingml/2006/main" noChangeAspect="1"/>
@@ -17725,7 +17510,7 @@
                   <pic:spPr>
                     <a:xfrm>
                       <a:off x="0" y="0"/>
-                      <a:ext cx="5738671" cy="4246836"/>
+                      <a:ext cx="5622239" cy="4070067"/>
                     </a:xfrm>
                     <a:prstGeom prst="rect">
                       <a:avLst/>
@@ -17742,7 +17527,7 @@
       <w:pPr>
         <w:pStyle w:val="hinh"/>
       </w:pPr>
-      <w:bookmarkStart w:id="113" w:name="_Toc231850975"/>
+      <w:bookmarkStart w:id="113" w:name="_Toc231995646"/>
       <w:r>
         <w:t>Hình 2.1</w:t>
       </w:r>
@@ -17756,11 +17541,6 @@
     </w:p>
     <w:p>
       <w:pPr>
-        <w:pStyle w:val="hinh"/>
-      </w:pPr>
-    </w:p>
-    <w:p>
-      <w:pPr>
         <w:spacing w:before="60" w:after="80" w:line="360" w:lineRule="auto"/>
         <w:rPr>
           <w:szCs w:val="28"/>
@@ -17770,6 +17550,7 @@
         <w:rPr>
           <w:szCs w:val="28"/>
         </w:rPr>
+        <w:lastRenderedPageBreak/>
         <w:t>Giao diện ký thông điệp:</w:t>
       </w:r>
     </w:p>
@@ -17783,12 +17564,13 @@
       </w:pPr>
       <w:r>
         <w:rPr>
+          <w:noProof/>
           <w:szCs w:val="28"/>
         </w:rPr>
         <w:drawing>
-          <wp:inline distT="0" distB="0" distL="0" distR="0" wp14:anchorId="29EA2CA3" wp14:editId="52A55CD0">
-            <wp:extent cx="5748655" cy="3715966"/>
-            <wp:effectExtent l="0" t="0" r="4445" b="0"/>
+          <wp:inline distT="0" distB="0" distL="0" distR="0" wp14:anchorId="29EA2CA3" wp14:editId="54E66DFA">
+            <wp:extent cx="5523775" cy="2461098"/>
+            <wp:effectExtent l="0" t="0" r="1270" b="0"/>
             <wp:docPr id="2046723045" name="Picture 1"/>
             <wp:cNvGraphicFramePr>
               <a:graphicFrameLocks xmlns:a="http://schemas.openxmlformats.org/drawingml/2006/main" noChangeAspect="1"/>
@@ -17809,7 +17591,7 @@
                   <pic:spPr>
                     <a:xfrm>
                       <a:off x="0" y="0"/>
-                      <a:ext cx="5768955" cy="3729088"/>
+                      <a:ext cx="5540650" cy="2468616"/>
                     </a:xfrm>
                     <a:prstGeom prst="rect">
                       <a:avLst/>
@@ -17826,7 +17608,7 @@
       <w:pPr>
         <w:pStyle w:val="hinh"/>
       </w:pPr>
-      <w:bookmarkStart w:id="114" w:name="_Toc231850976"/>
+      <w:bookmarkStart w:id="114" w:name="_Toc231995647"/>
       <w:r>
         <w:t>Hình 2.1</w:t>
       </w:r>
@@ -17840,15 +17622,6 @@
     </w:p>
     <w:p>
       <w:pPr>
-        <w:spacing w:after="80" w:line="360" w:lineRule="auto"/>
-        <w:ind w:firstLine="0"/>
-        <w:rPr>
-          <w:szCs w:val="28"/>
-        </w:rPr>
-      </w:pPr>
-    </w:p>
-    <w:p>
-      <w:pPr>
         <w:pStyle w:val="Heading4"/>
         <w:rPr>
           <w:sz w:val="28"/>
@@ -17882,13 +17655,6 @@
         </w:rPr>
         <w:t> Khi nhận được văn bản cùng với chữ ký (e, s), phía người nhận sử dụng chức năng xác để kiểm tra tính toàn vẹn và nguồn gốc của dữ liệu. Quá trình này không cần sử dụng khóa bí mật mà chỉ dùng khóa công khai y của người gửi. </w:t>
       </w:r>
-    </w:p>
-    <w:p>
-      <w:pPr>
-        <w:rPr>
-          <w:szCs w:val="28"/>
-        </w:rPr>
-      </w:pPr>
     </w:p>
     <w:p>
       <w:pPr>
@@ -17929,11 +17695,10 @@
           <w:noProof/>
           <w:szCs w:val="28"/>
         </w:rPr>
-        <w:lastRenderedPageBreak/>
         <w:drawing>
-          <wp:inline distT="0" distB="0" distL="0" distR="0" wp14:anchorId="1B9BAC9E" wp14:editId="1A33F69B">
-            <wp:extent cx="5791835" cy="3472775"/>
-            <wp:effectExtent l="0" t="0" r="0" b="0"/>
+          <wp:inline distT="0" distB="0" distL="0" distR="0" wp14:anchorId="1B9BAC9E" wp14:editId="439B49DA">
+            <wp:extent cx="5551410" cy="3521413"/>
+            <wp:effectExtent l="0" t="0" r="0" b="3175"/>
             <wp:docPr id="535217876" name="Picture 1"/>
             <wp:cNvGraphicFramePr>
               <a:graphicFrameLocks xmlns:a="http://schemas.openxmlformats.org/drawingml/2006/main" noChangeAspect="1"/>
@@ -17954,7 +17719,7 @@
                   <pic:spPr>
                     <a:xfrm>
                       <a:off x="0" y="0"/>
-                      <a:ext cx="5795548" cy="3475001"/>
+                      <a:ext cx="5600651" cy="3552648"/>
                     </a:xfrm>
                     <a:prstGeom prst="rect">
                       <a:avLst/>
@@ -17971,7 +17736,7 @@
       <w:pPr>
         <w:pStyle w:val="hinh"/>
       </w:pPr>
-      <w:bookmarkStart w:id="115" w:name="_Toc231850977"/>
+      <w:bookmarkStart w:id="115" w:name="_Toc231995648"/>
       <w:r>
         <w:t>Hình 2.1</w:t>
       </w:r>
@@ -17989,17 +17754,11 @@
           <w:szCs w:val="28"/>
         </w:rPr>
       </w:pPr>
-    </w:p>
-    <w:p>
-      <w:pPr>
-        <w:rPr>
-          <w:szCs w:val="28"/>
-        </w:rPr>
-      </w:pPr>
-      <w:r>
-        <w:rPr>
-          <w:szCs w:val="28"/>
-        </w:rPr>
+      <w:r>
+        <w:rPr>
+          <w:szCs w:val="28"/>
+        </w:rPr>
+        <w:lastRenderedPageBreak/>
         <w:t>Giao diện xác minh chữ ký</w:t>
       </w:r>
       <w:r>
@@ -18031,8 +17790,8 @@
           <w:szCs w:val="28"/>
         </w:rPr>
         <w:drawing>
-          <wp:inline distT="0" distB="0" distL="0" distR="0" wp14:anchorId="7375DC39" wp14:editId="62A1FE4F">
-            <wp:extent cx="5791835" cy="2879387"/>
+          <wp:inline distT="0" distB="0" distL="0" distR="0" wp14:anchorId="7375DC39" wp14:editId="0E75F921">
+            <wp:extent cx="5564221" cy="2879090"/>
             <wp:effectExtent l="0" t="0" r="0" b="0"/>
             <wp:docPr id="1792543327" name="Picture 1"/>
             <wp:cNvGraphicFramePr>
@@ -18054,7 +17813,7 @@
                   <pic:spPr>
                     <a:xfrm>
                       <a:off x="0" y="0"/>
-                      <a:ext cx="5793941" cy="2880434"/>
+                      <a:ext cx="5568665" cy="2881390"/>
                     </a:xfrm>
                     <a:prstGeom prst="rect">
                       <a:avLst/>
@@ -18071,7 +17830,7 @@
       <w:pPr>
         <w:pStyle w:val="hinh"/>
       </w:pPr>
-      <w:bookmarkStart w:id="116" w:name="_Toc231850978"/>
+      <w:bookmarkStart w:id="116" w:name="_Toc231995649"/>
       <w:r>
         <w:t>Hình 2.</w:t>
       </w:r>
@@ -18093,19 +17852,10 @@
           <w:szCs w:val="28"/>
         </w:rPr>
       </w:pPr>
-    </w:p>
-    <w:p>
-      <w:pPr>
-        <w:spacing w:after="80" w:line="360" w:lineRule="auto"/>
-        <w:rPr>
-          <w:szCs w:val="28"/>
-        </w:rPr>
-      </w:pPr>
-      <w:r>
-        <w:rPr>
-          <w:szCs w:val="28"/>
-        </w:rPr>
-        <w:lastRenderedPageBreak/>
+      <w:r>
+        <w:rPr>
+          <w:szCs w:val="28"/>
+        </w:rPr>
         <w:t>C</w:t>
       </w:r>
       <w:r>
@@ -18135,9 +17885,9 @@
           <w:szCs w:val="28"/>
         </w:rPr>
         <w:drawing>
-          <wp:inline distT="0" distB="0" distL="0" distR="0" wp14:anchorId="1E7E3601" wp14:editId="60AE44CA">
-            <wp:extent cx="5764695" cy="6973774"/>
-            <wp:effectExtent l="0" t="0" r="7620" b="0"/>
+          <wp:inline distT="0" distB="0" distL="0" distR="0" wp14:anchorId="1E7E3601" wp14:editId="283A0124">
+            <wp:extent cx="5563235" cy="4572000"/>
+            <wp:effectExtent l="0" t="0" r="0" b="0"/>
             <wp:docPr id="1511224359" name="Picture 1"/>
             <wp:cNvGraphicFramePr>
               <a:graphicFrameLocks xmlns:a="http://schemas.openxmlformats.org/drawingml/2006/main" noChangeAspect="1"/>
@@ -18158,7 +17908,7 @@
                   <pic:spPr>
                     <a:xfrm>
                       <a:off x="0" y="0"/>
-                      <a:ext cx="5773319" cy="6984207"/>
+                      <a:ext cx="5584703" cy="4589643"/>
                     </a:xfrm>
                     <a:prstGeom prst="rect">
                       <a:avLst/>
@@ -18175,7 +17925,7 @@
       <w:pPr>
         <w:pStyle w:val="hinh"/>
       </w:pPr>
-      <w:bookmarkStart w:id="117" w:name="_Toc231850979"/>
+      <w:bookmarkStart w:id="117" w:name="_Toc231995650"/>
       <w:r>
         <w:t>Hình 2.2</w:t>
       </w:r>
@@ -18192,15 +17942,6 @@
         <w:t>ác minh chữ ký số C#</w:t>
       </w:r>
       <w:bookmarkEnd w:id="117"/>
-    </w:p>
-    <w:p>
-      <w:pPr>
-        <w:spacing w:after="80" w:line="360" w:lineRule="auto"/>
-        <w:ind w:firstLine="0"/>
-        <w:rPr>
-          <w:szCs w:val="28"/>
-        </w:rPr>
-      </w:pPr>
     </w:p>
     <w:p>
       <w:pPr>
@@ -18232,8 +17973,8 @@
           <w:szCs w:val="28"/>
         </w:rPr>
         <w:drawing>
-          <wp:inline distT="0" distB="0" distL="0" distR="0" wp14:anchorId="1CB23A36" wp14:editId="14E38083">
-            <wp:extent cx="5754211" cy="4780722"/>
+          <wp:inline distT="0" distB="0" distL="0" distR="0" wp14:anchorId="1CB23A36" wp14:editId="3238163C">
+            <wp:extent cx="5544766" cy="4780280"/>
             <wp:effectExtent l="0" t="0" r="0" b="1270"/>
             <wp:docPr id="1136546075" name="Picture 1"/>
             <wp:cNvGraphicFramePr>
@@ -18255,7 +17996,7 @@
                   <pic:spPr>
                     <a:xfrm>
                       <a:off x="0" y="0"/>
-                      <a:ext cx="5778944" cy="4801271"/>
+                      <a:ext cx="5572013" cy="4803770"/>
                     </a:xfrm>
                     <a:prstGeom prst="rect">
                       <a:avLst/>
@@ -18272,7 +18013,7 @@
       <w:pPr>
         <w:pStyle w:val="hinh"/>
       </w:pPr>
-      <w:bookmarkStart w:id="118" w:name="_Toc231850980"/>
+      <w:bookmarkStart w:id="118" w:name="_Toc231995651"/>
       <w:r>
         <w:t>Hình 2.2</w:t>
       </w:r>
@@ -18344,9 +18085,9 @@
         </w:rPr>
         <w:lastRenderedPageBreak/>
         <w:drawing>
-          <wp:inline distT="0" distB="0" distL="0" distR="0" wp14:anchorId="609878E5" wp14:editId="26ABE5AC">
-            <wp:extent cx="5791835" cy="3039745"/>
-            <wp:effectExtent l="0" t="0" r="0" b="8255"/>
+          <wp:inline distT="0" distB="0" distL="0" distR="0" wp14:anchorId="609878E5" wp14:editId="0F1814D2">
+            <wp:extent cx="5554493" cy="3039745"/>
+            <wp:effectExtent l="0" t="0" r="8255" b="8255"/>
             <wp:docPr id="807611057" name="Picture 1"/>
             <wp:cNvGraphicFramePr>
               <a:graphicFrameLocks xmlns:a="http://schemas.openxmlformats.org/drawingml/2006/main" noChangeAspect="1"/>
@@ -18367,7 +18108,7 @@
                   <pic:spPr>
                     <a:xfrm>
                       <a:off x="0" y="0"/>
-                      <a:ext cx="5791835" cy="3039745"/>
+                      <a:ext cx="5557483" cy="3041381"/>
                     </a:xfrm>
                     <a:prstGeom prst="rect">
                       <a:avLst/>
@@ -18384,7 +18125,7 @@
       <w:pPr>
         <w:pStyle w:val="hinh"/>
       </w:pPr>
-      <w:bookmarkStart w:id="119" w:name="_Toc231850981"/>
+      <w:bookmarkStart w:id="119" w:name="_Toc231995652"/>
       <w:r>
         <w:t>Hình 2.</w:t>
       </w:r>
@@ -18410,12 +18151,13 @@
       </w:pPr>
       <w:r>
         <w:rPr>
+          <w:noProof/>
           <w:szCs w:val="28"/>
         </w:rPr>
         <w:drawing>
-          <wp:inline distT="0" distB="0" distL="0" distR="0" wp14:anchorId="2D7C5BF7" wp14:editId="60804AD4">
-            <wp:extent cx="5791835" cy="3039110"/>
-            <wp:effectExtent l="0" t="0" r="0" b="8890"/>
+          <wp:inline distT="0" distB="0" distL="0" distR="0" wp14:anchorId="2D7C5BF7" wp14:editId="05FDEF19">
+            <wp:extent cx="5554345" cy="3039110"/>
+            <wp:effectExtent l="0" t="0" r="8255" b="8890"/>
             <wp:docPr id="664757154" name="Picture 1"/>
             <wp:cNvGraphicFramePr>
               <a:graphicFrameLocks xmlns:a="http://schemas.openxmlformats.org/drawingml/2006/main" noChangeAspect="1"/>
@@ -18436,7 +18178,7 @@
                   <pic:spPr>
                     <a:xfrm>
                       <a:off x="0" y="0"/>
-                      <a:ext cx="5791835" cy="3039110"/>
+                      <a:ext cx="5557061" cy="3040596"/>
                     </a:xfrm>
                     <a:prstGeom prst="rect">
                       <a:avLst/>
@@ -18453,7 +18195,7 @@
       <w:pPr>
         <w:pStyle w:val="hinh"/>
       </w:pPr>
-      <w:bookmarkStart w:id="120" w:name="_Toc231850982"/>
+      <w:bookmarkStart w:id="120" w:name="_Toc231995653"/>
       <w:r>
         <w:t>Hình 2.</w:t>
       </w:r>
@@ -18506,7 +18248,7 @@
         </w:rPr>
       </w:pPr>
       <w:bookmarkStart w:id="121" w:name="_Toc231834943"/>
-      <w:bookmarkStart w:id="122" w:name="_Toc231851158"/>
+      <w:bookmarkStart w:id="122" w:name="_Toc231994788"/>
       <w:r>
         <w:rPr>
           <w:sz w:val="28"/>
@@ -18527,7 +18269,7 @@
         </w:rPr>
       </w:pPr>
       <w:bookmarkStart w:id="123" w:name="_Toc231834944"/>
-      <w:bookmarkStart w:id="124" w:name="_Toc231851159"/>
+      <w:bookmarkStart w:id="124" w:name="_Toc231994789"/>
       <w:r>
         <w:rPr>
           <w:sz w:val="28"/>
@@ -18560,7 +18302,7 @@
         </w:rPr>
       </w:pPr>
       <w:bookmarkStart w:id="125" w:name="_Toc231834945"/>
-      <w:bookmarkStart w:id="126" w:name="_Toc231851160"/>
+      <w:bookmarkStart w:id="126" w:name="_Toc231994790"/>
       <w:r>
         <w:rPr>
           <w:sz w:val="28"/>
@@ -18872,7 +18614,6 @@
           <w:rFonts w:eastAsia="Times New Roman"/>
           <w:szCs w:val="28"/>
         </w:rPr>
-        <w:lastRenderedPageBreak/>
         <w:t xml:space="preserve">Hiểu rõ toàn bộ 4 bước của thuật toán Schnorr: thiết lập tham số, phát sinh khóa, tạo chữ ký, </w:t>
       </w:r>
       <w:r>
@@ -18922,6 +18663,7 @@
           <w:rFonts w:eastAsia="Times New Roman"/>
           <w:szCs w:val="28"/>
         </w:rPr>
+        <w:lastRenderedPageBreak/>
         <w:t xml:space="preserve">Nắm được ưu điểm của Schnorr so với DSA/ECDSA: chữ ký ngắn hơn, hiệu quả tính </w:t>
       </w:r>
       <w:r>
@@ -19018,7 +18760,7 @@
         </w:rPr>
       </w:pPr>
       <w:bookmarkStart w:id="127" w:name="_Toc231834946"/>
-      <w:bookmarkStart w:id="128" w:name="_Toc231851161"/>
+      <w:bookmarkStart w:id="128" w:name="_Toc231994791"/>
       <w:r>
         <w:rPr>
           <w:sz w:val="28"/>
@@ -19150,33 +18892,33 @@
           <w:rFonts w:eastAsia="Times New Roman"/>
           <w:szCs w:val="28"/>
         </w:rPr>
+        <w:t>Kỹ năng tổ chức code theo kiến trúc phân lớp: Tách biệt rõ ràng giữa lớp thuật toán lõi (Core), lớp tiện ích (Utility) và lớp giao diện (UI), đảm bảo tính mô-đun và dễ bảo trì.</w:t>
+      </w:r>
+    </w:p>
+    <w:p>
+      <w:pPr>
+        <w:spacing w:after="80" w:line="360" w:lineRule="auto"/>
+        <w:rPr>
+          <w:szCs w:val="28"/>
+        </w:rPr>
+      </w:pPr>
+    </w:p>
+    <w:p>
+      <w:pPr>
+        <w:pStyle w:val="Heading3"/>
+        <w:rPr>
+          <w:sz w:val="28"/>
+          <w:szCs w:val="28"/>
+        </w:rPr>
+      </w:pPr>
+      <w:bookmarkStart w:id="129" w:name="_Toc231834947"/>
+      <w:bookmarkStart w:id="130" w:name="_Toc231994792"/>
+      <w:r>
+        <w:rPr>
+          <w:sz w:val="28"/>
+          <w:szCs w:val="28"/>
+        </w:rPr>
         <w:lastRenderedPageBreak/>
-        <w:t>Kỹ năng tổ chức code theo kiến trúc phân lớp: Tách biệt rõ ràng giữa lớp thuật toán lõi (Core), lớp tiện ích (Utility) và lớp giao diện (UI), đảm bảo tính mô-đun và dễ bảo trì.</w:t>
-      </w:r>
-    </w:p>
-    <w:p>
-      <w:pPr>
-        <w:spacing w:after="80" w:line="360" w:lineRule="auto"/>
-        <w:rPr>
-          <w:szCs w:val="28"/>
-        </w:rPr>
-      </w:pPr>
-    </w:p>
-    <w:p>
-      <w:pPr>
-        <w:pStyle w:val="Heading3"/>
-        <w:rPr>
-          <w:sz w:val="28"/>
-          <w:szCs w:val="28"/>
-        </w:rPr>
-      </w:pPr>
-      <w:bookmarkStart w:id="129" w:name="_Toc231834947"/>
-      <w:bookmarkStart w:id="130" w:name="_Toc231851162"/>
-      <w:r>
-        <w:rPr>
-          <w:sz w:val="28"/>
-          <w:szCs w:val="28"/>
-        </w:rPr>
         <w:t>3.1.3. Kỹ năng thực tế về lập trình và ứng dụng bảo mật</w:t>
       </w:r>
       <w:bookmarkEnd w:id="129"/>
@@ -19409,7 +19151,7 @@
         </w:rPr>
       </w:pPr>
       <w:bookmarkStart w:id="131" w:name="_Toc231834948"/>
-      <w:bookmarkStart w:id="132" w:name="_Toc231851163"/>
+      <w:bookmarkStart w:id="132" w:name="_Toc231994793"/>
       <w:r>
         <w:rPr>
           <w:sz w:val="28"/>
@@ -19496,7 +19238,6 @@
           <w:rFonts w:eastAsia="Times New Roman"/>
           <w:szCs w:val="28"/>
         </w:rPr>
-        <w:lastRenderedPageBreak/>
         <w:t xml:space="preserve">Tư duy phân </w:t>
       </w:r>
       <w:r>
@@ -19544,7 +19285,7 @@
         </w:rPr>
       </w:pPr>
       <w:bookmarkStart w:id="133" w:name="_Toc231834949"/>
-      <w:bookmarkStart w:id="134" w:name="_Toc231851164"/>
+      <w:bookmarkStart w:id="134" w:name="_Toc231994794"/>
       <w:r>
         <w:rPr>
           <w:sz w:val="28"/>
@@ -19585,7 +19326,14 @@
         <w:rPr>
           <w:szCs w:val="28"/>
         </w:rPr>
-        <w:t>Thuật toán mật mã đòi hỏi sự chính xác tuyệt đối. Bất kỳ sai sót nhỏ nào trong lý thuyết như nhầm thứ tự các bước, nhầm công thức tính s đều dẫn đến hệ thống hoạt động sai hoàn toàn mà không có thông báo lỗi rõ ràng. Kinh nghiệm rút ra: luôn chứng minh tính đúng đắn trên giấy trước khi viết code.</w:t>
+        <w:t xml:space="preserve">Thuật toán mật mã đòi hỏi sự chính xác tuyệt đối. Bất kỳ sai sót nhỏ nào trong lý thuyết như nhầm </w:t>
+      </w:r>
+      <w:r>
+        <w:rPr>
+          <w:szCs w:val="28"/>
+        </w:rPr>
+        <w:lastRenderedPageBreak/>
+        <w:t>thứ tự các bước, nhầm công thức tính s đều dẫn đến hệ thống hoạt động sai hoàn toàn mà không có thông báo lỗi rõ ràng. Kinh nghiệm rút ra: luôn chứng minh tính đúng đắn trên giấy trước khi viết code.</w:t>
       </w:r>
     </w:p>
     <w:p>
@@ -19705,7 +19453,6 @@
         <w:rPr>
           <w:szCs w:val="28"/>
         </w:rPr>
-        <w:lastRenderedPageBreak/>
         <w:t>Tầm quan trọng của kiến trúc phần mềm rõ ràng</w:t>
       </w:r>
       <w:r>
@@ -19763,12 +19510,13 @@
         </w:rPr>
       </w:pPr>
       <w:bookmarkStart w:id="135" w:name="_Toc231834950"/>
-      <w:bookmarkStart w:id="136" w:name="_Toc231851165"/>
+      <w:bookmarkStart w:id="136" w:name="_Toc231994795"/>
       <w:r>
         <w:rPr>
           <w:sz w:val="28"/>
           <w:szCs w:val="28"/>
         </w:rPr>
+        <w:lastRenderedPageBreak/>
         <w:t>3.3. Đề xuất về tính khả thi của chủ đề nghiên cứu, những thuận lợi, khó khăn</w:t>
       </w:r>
       <w:bookmarkEnd w:id="135"/>
@@ -19783,7 +19531,7 @@
         </w:rPr>
       </w:pPr>
       <w:bookmarkStart w:id="137" w:name="_Toc231834951"/>
-      <w:bookmarkStart w:id="138" w:name="_Toc231851166"/>
+      <w:bookmarkStart w:id="138" w:name="_Toc231994796"/>
       <w:r>
         <w:rPr>
           <w:sz w:val="28"/>
@@ -19943,7 +19691,6 @@
           <w:rFonts w:eastAsia="Times New Roman"/>
           <w:szCs w:val="28"/>
         </w:rPr>
-        <w:lastRenderedPageBreak/>
         <w:t>Thư viện chuẩn Java và .NET đều cung cấp sẵn tất cả công cụ cần thiết (BigInteger, SHA-256, SecureRandom), không cần phụ thuộc thư viện bên thứ ba, giảm thiểu rủi ro bảo mật.</w:t>
       </w:r>
     </w:p>
@@ -20053,6 +19800,7 @@
           <w:rFonts w:eastAsia="Times New Roman"/>
           <w:szCs w:val="28"/>
         </w:rPr>
+        <w:lastRenderedPageBreak/>
         <w:t>Phạm vi đề tài được giới hạn tốt: mô phỏng thuật toán trong môi trường desktop thay vì triển khai hệ thống bảo mật thực tế hoàn chỉnh, đảm bảo tính khả thi trong học thuật.</w:t>
       </w:r>
     </w:p>
@@ -20065,7 +19813,7 @@
         </w:rPr>
       </w:pPr>
       <w:bookmarkStart w:id="139" w:name="_Toc231834952"/>
-      <w:bookmarkStart w:id="140" w:name="_Toc231851167"/>
+      <w:bookmarkStart w:id="140" w:name="_Toc231994797"/>
       <w:r>
         <w:rPr>
           <w:sz w:val="28"/>
@@ -20263,15 +20011,7 @@
           <w:rFonts w:eastAsia="Times New Roman"/>
           <w:szCs w:val="28"/>
         </w:rPr>
-        <w:t xml:space="preserve"> mod p với k có 256 bit đòi hỏi thuật toán modular exponentiation hiệu quả </w:t>
-      </w:r>
-      <w:r>
-        <w:rPr>
-          <w:rFonts w:eastAsia="Times New Roman"/>
-          <w:szCs w:val="28"/>
-        </w:rPr>
-        <w:lastRenderedPageBreak/>
-        <w:t>(square-and-multiply); BigInteger của Java/C# xử lý được nhưng cần hiểu để dùng đúng cách.</w:t>
+        <w:t xml:space="preserve"> mod p với k có 256 bit đòi hỏi thuật toán modular exponentiation hiệu quả (square-and-multiply); BigInteger của Java/C# xử lý được nhưng cần hiểu để dùng đúng cách.</w:t>
       </w:r>
     </w:p>
     <w:p>
@@ -20380,6 +20120,7 @@
           <w:rFonts w:eastAsia="Times New Roman"/>
           <w:szCs w:val="28"/>
         </w:rPr>
+        <w:lastRenderedPageBreak/>
         <w:t>Các lỗi về bảo mật không xuất hiện như lỗi lập trình thông thường: chương trình có thể chạy đúng về mặt logic nhưng vẫn có lỗ hổng bảo mật nghiêm trọng (ví dụ: dùng Random thay vì SecureRandom).</w:t>
       </w:r>
     </w:p>
@@ -20517,7 +20258,7 @@
         </w:rPr>
       </w:pPr>
       <w:bookmarkStart w:id="141" w:name="_Toc231834953"/>
-      <w:bookmarkStart w:id="142" w:name="_Toc231851168"/>
+      <w:bookmarkStart w:id="142" w:name="_Toc231994798"/>
       <w:r>
         <w:rPr>
           <w:sz w:val="28"/>
@@ -20928,7 +20669,8 @@
     </w:p>
     <w:sectPr>
       <w:headerReference w:type="default" r:id="rId38"/>
-      <w:pgSz w:w="12240" w:h="15840"/>
+      <w:type w:val="continuous"/>
+      <w:pgSz w:w="11906" w:h="16838" w:code="9"/>
       <w:pgMar w:top="1418" w:right="1134" w:bottom="1134" w:left="1985" w:header="720" w:footer="143" w:gutter="0"/>
       <w:pgNumType w:start="1"/>
       <w:cols w:space="720"/>
@@ -23945,10 +23687,13 @@
     <w:autoRedefine/>
     <w:uiPriority w:val="39"/>
     <w:unhideWhenUsed/>
-    <w:rsid w:val="003B4F1F"/>
+    <w:rsid w:val="009B43D8"/>
     <w:pPr>
+      <w:tabs>
+        <w:tab w:val="right" w:leader="dot" w:pos="9111"/>
+      </w:tabs>
       <w:spacing w:after="100"/>
-      <w:ind w:left="560"/>
+      <w:ind w:left="1984" w:hanging="703"/>
     </w:pPr>
   </w:style>
   <w:style w:type="character" w:customStyle="1" w:styleId="math-inline">
